--- a/L00 - Thomas Lesieur, Maxime Sévigny.docx
+++ b/L00 - Thomas Lesieur, Maxime Sévigny.docx
@@ -2,15 +2,5185 @@
 <file path=word/document.xml><?xml version="1.0" encoding="utf-8"?>
 <w:document xmlns:wpc="http://schemas.microsoft.com/office/word/2010/wordprocessingCanvas" xmlns:cx="http://schemas.microsoft.com/office/drawing/2014/chartex" xmlns:cx1="http://schemas.microsoft.com/office/drawing/2015/9/8/chartex" xmlns:cx2="http://schemas.microsoft.com/office/drawing/2015/10/21/chartex" xmlns:cx3="http://schemas.microsoft.com/office/drawing/2016/5/9/chartex" xmlns:cx4="http://schemas.microsoft.com/office/drawing/2016/5/10/chartex" xmlns:cx5="http://schemas.microsoft.com/office/drawing/2016/5/11/chartex" xmlns:cx6="http://schemas.microsoft.com/office/drawing/2016/5/12/chartex" xmlns:cx7="http://schemas.microsoft.com/office/drawing/2016/5/13/chartex" xmlns:cx8="http://schemas.microsoft.com/office/drawing/2016/5/14/chartex" xmlns:mc="http://schemas.openxmlformats.org/markup-compatibility/2006" xmlns:aink="http://schemas.microsoft.com/office/drawing/2016/ink" xmlns:am3d="http://schemas.microsoft.com/office/drawing/2017/model3d" xmlns:o="urn:schemas-microsoft-com:office:office" xmlns:oel="http://schemas.microsoft.com/office/2019/extlst" xmlns:r="http://schemas.openxmlformats.org/officeDocument/2006/relationships" xmlns:m="http://schemas.openxmlformats.org/officeDocument/2006/math" xmlns:v="urn:schemas-microsoft-com:vml" xmlns:wp14="http://schemas.microsoft.com/office/word/2010/wordprocessingDrawing" xmlns:wp="http://schemas.openxmlformats.org/drawingml/2006/wordprocessingDrawing" xmlns:w10="urn:schemas-microsoft-com:office:word" xmlns:w="http://schemas.openxmlformats.org/wordprocessingml/2006/main" xmlns:w14="http://schemas.microsoft.com/office/word/2010/wordml" xmlns:w15="http://schemas.microsoft.com/office/word/2012/wordml" xmlns:w16cex="http://schemas.microsoft.com/office/word/2018/wordml/cex" xmlns:w16cid="http://schemas.microsoft.com/office/word/2016/wordml/cid" xmlns:w16="http://schemas.microsoft.com/office/word/2018/wordml" xmlns:w16du="http://schemas.microsoft.com/office/word/2023/wordml/word16du" xmlns:w16sdtdh="http://schemas.microsoft.com/office/word/2020/wordml/sdtdatahash" xmlns:w16sdtfl="http://schemas.microsoft.com/office/word/2024/wordml/sdtformatlock" xmlns:w16se="http://schemas.microsoft.com/office/word/2015/wordml/symex" xmlns:wpg="http://schemas.microsoft.com/office/word/2010/wordprocessingGroup" xmlns:wpi="http://schemas.microsoft.com/office/word/2010/wordprocessingInk" xmlns:wne="http://schemas.microsoft.com/office/word/2006/wordml" xmlns:wps="http://schemas.microsoft.com/office/word/2010/wordprocessingShape" mc:Ignorable="w14 w15 w16se w16cid w16 w16cex w16sdtdh w16sdtfl w16du wp14">
   <w:body>
-    <w:p/>
+    <w:p>
+      <w:pPr>
+        <w:jc w:val="center"/>
+        <w:rPr>
+          <w:rFonts w:asciiTheme="majorHAnsi" w:hAnsiTheme="majorHAnsi"/>
+          <w:sz w:val="36"/>
+          <w:szCs w:val="36"/>
+          <w:lang w:val="fr-CA"/>
+        </w:rPr>
+      </w:pPr>
+      <w:r>
+        <w:rPr>
+          <w:noProof/>
+        </w:rPr>
+        <w:drawing>
+          <wp:inline distT="0" distB="0" distL="0" distR="0" wp14:anchorId="6EDEAFAB" wp14:editId="7006150D">
+            <wp:extent cx="2190750" cy="766271"/>
+            <wp:effectExtent l="0" t="0" r="0" b="0"/>
+            <wp:docPr id="2" name="Picture 2" descr="A green square with white letter s in it&#10;&#10;Description automatically generated"/>
+            <wp:cNvGraphicFramePr>
+              <a:graphicFrameLocks xmlns:a="http://schemas.openxmlformats.org/drawingml/2006/main" noChangeAspect="1"/>
+            </wp:cNvGraphicFramePr>
+            <a:graphic xmlns:a="http://schemas.openxmlformats.org/drawingml/2006/main">
+              <a:graphicData uri="http://schemas.openxmlformats.org/drawingml/2006/picture">
+                <pic:pic xmlns:pic="http://schemas.openxmlformats.org/drawingml/2006/picture">
+                  <pic:nvPicPr>
+                    <pic:cNvPr id="0" name="Picture 6" descr="A green square with white letter s in it&#10;&#10;Description automatically generated"/>
+                    <pic:cNvPicPr>
+                      <a:picLocks noChangeAspect="1" noChangeArrowheads="1"/>
+                    </pic:cNvPicPr>
+                  </pic:nvPicPr>
+                  <pic:blipFill>
+                    <a:blip r:embed="rId7">
+                      <a:extLst>
+                        <a:ext uri="{28A0092B-C50C-407E-A947-70E740481C1C}">
+                          <a14:useLocalDpi xmlns:a14="http://schemas.microsoft.com/office/drawing/2010/main" val="0"/>
+                        </a:ext>
+                      </a:extLst>
+                    </a:blip>
+                    <a:srcRect/>
+                    <a:stretch>
+                      <a:fillRect/>
+                    </a:stretch>
+                  </pic:blipFill>
+                  <pic:spPr bwMode="auto">
+                    <a:xfrm>
+                      <a:off x="0" y="0"/>
+                      <a:ext cx="2214025" cy="774412"/>
+                    </a:xfrm>
+                    <a:prstGeom prst="rect">
+                      <a:avLst/>
+                    </a:prstGeom>
+                    <a:noFill/>
+                    <a:ln>
+                      <a:noFill/>
+                    </a:ln>
+                  </pic:spPr>
+                </pic:pic>
+              </a:graphicData>
+            </a:graphic>
+          </wp:inline>
+        </w:drawing>
+      </w:r>
+    </w:p>
+    <w:p>
+      <w:pPr>
+        <w:spacing w:after="0"/>
+        <w:jc w:val="center"/>
+        <w:rPr>
+          <w:rFonts w:asciiTheme="majorHAnsi" w:hAnsiTheme="majorHAnsi"/>
+          <w:sz w:val="36"/>
+          <w:szCs w:val="36"/>
+          <w:lang w:val="fr-CA"/>
+        </w:rPr>
+      </w:pPr>
+    </w:p>
+    <w:p>
+      <w:pPr>
+        <w:spacing w:after="0"/>
+        <w:jc w:val="center"/>
+        <w:rPr>
+          <w:sz w:val="28"/>
+          <w:szCs w:val="28"/>
+          <w:lang w:val="fr-CA"/>
+        </w:rPr>
+      </w:pPr>
+    </w:p>
+    <w:p>
+      <w:pPr>
+        <w:spacing w:after="0"/>
+        <w:jc w:val="center"/>
+        <w:rPr>
+          <w:sz w:val="28"/>
+          <w:szCs w:val="28"/>
+          <w:lang w:val="fr-FR"/>
+        </w:rPr>
+      </w:pPr>
+      <w:r>
+        <w:rPr>
+          <w:sz w:val="28"/>
+          <w:szCs w:val="28"/>
+          <w:lang w:val="fr-CA"/>
+        </w:rPr>
+        <w:t>Faculté de sciences</w:t>
+      </w:r>
+      <w:r>
+        <w:rPr>
+          <w:rFonts w:ascii="Arial" w:hAnsi="Arial" w:cs="Arial"/>
+          <w:sz w:val="28"/>
+          <w:szCs w:val="28"/>
+          <w:lang w:val="fr-CA"/>
+        </w:rPr>
+        <w:t> </w:t>
+      </w:r>
+    </w:p>
+    <w:p>
+      <w:pPr>
+        <w:spacing w:after="0"/>
+        <w:jc w:val="center"/>
+        <w:rPr>
+          <w:sz w:val="28"/>
+          <w:szCs w:val="28"/>
+          <w:lang w:val="fr-CA"/>
+        </w:rPr>
+      </w:pPr>
+    </w:p>
+    <w:p>
+      <w:pPr>
+        <w:spacing w:after="0"/>
+        <w:jc w:val="center"/>
+        <w:rPr>
+          <w:sz w:val="28"/>
+          <w:szCs w:val="28"/>
+          <w:lang w:val="fr-CA"/>
+        </w:rPr>
+      </w:pPr>
+    </w:p>
+    <w:p>
+      <w:pPr>
+        <w:spacing w:after="0"/>
+        <w:jc w:val="center"/>
+        <w:rPr>
+          <w:sz w:val="28"/>
+          <w:szCs w:val="28"/>
+          <w:lang w:val="fr-CA"/>
+        </w:rPr>
+      </w:pPr>
+    </w:p>
+    <w:p>
+      <w:pPr>
+        <w:spacing w:after="0"/>
+        <w:jc w:val="center"/>
+        <w:rPr>
+          <w:sz w:val="28"/>
+          <w:szCs w:val="28"/>
+          <w:lang w:val="fr-CA"/>
+        </w:rPr>
+      </w:pPr>
+    </w:p>
+    <w:p>
+      <w:pPr>
+        <w:spacing w:after="0"/>
+        <w:jc w:val="center"/>
+        <w:rPr>
+          <w:b/>
+          <w:bCs/>
+          <w:sz w:val="28"/>
+          <w:szCs w:val="28"/>
+          <w:lang w:val="fr-CA"/>
+        </w:rPr>
+      </w:pPr>
+      <w:r>
+        <w:rPr>
+          <w:b/>
+          <w:bCs/>
+          <w:sz w:val="28"/>
+          <w:szCs w:val="28"/>
+          <w:lang w:val="fr-CA"/>
+        </w:rPr>
+        <w:t>IFT 611 – Conception de systèmes temps réel</w:t>
+      </w:r>
+    </w:p>
+    <w:p>
+      <w:pPr>
+        <w:spacing w:after="0"/>
+        <w:jc w:val="center"/>
+        <w:rPr>
+          <w:b/>
+          <w:bCs/>
+          <w:sz w:val="28"/>
+          <w:szCs w:val="28"/>
+          <w:lang w:val="fr-CA"/>
+        </w:rPr>
+      </w:pPr>
+    </w:p>
+    <w:p>
+      <w:pPr>
+        <w:spacing w:after="0"/>
+        <w:jc w:val="center"/>
+        <w:rPr>
+          <w:b/>
+          <w:bCs/>
+          <w:sz w:val="28"/>
+          <w:szCs w:val="28"/>
+          <w:lang w:val="fr-CA"/>
+        </w:rPr>
+      </w:pPr>
+    </w:p>
+    <w:p>
+      <w:pPr>
+        <w:spacing w:after="0"/>
+        <w:jc w:val="center"/>
+        <w:rPr>
+          <w:b/>
+          <w:bCs/>
+          <w:sz w:val="28"/>
+          <w:szCs w:val="28"/>
+          <w:lang w:val="fr-CA"/>
+        </w:rPr>
+      </w:pPr>
+    </w:p>
+    <w:p>
+      <w:pPr>
+        <w:spacing w:after="0"/>
+        <w:jc w:val="center"/>
+        <w:rPr>
+          <w:b/>
+          <w:bCs/>
+          <w:sz w:val="28"/>
+          <w:szCs w:val="28"/>
+          <w:lang w:val="fr-CA"/>
+        </w:rPr>
+      </w:pPr>
+    </w:p>
+    <w:p>
+      <w:pPr>
+        <w:spacing w:after="0"/>
+        <w:jc w:val="center"/>
+        <w:rPr>
+          <w:b/>
+          <w:bCs/>
+          <w:sz w:val="28"/>
+          <w:szCs w:val="28"/>
+          <w:lang w:val="fr-CA"/>
+        </w:rPr>
+      </w:pPr>
+      <w:r>
+        <w:rPr>
+          <w:b/>
+          <w:bCs/>
+          <w:sz w:val="28"/>
+          <w:szCs w:val="28"/>
+          <w:lang w:val="fr-CA"/>
+        </w:rPr>
+        <w:t>Livrable 0</w:t>
+      </w:r>
+      <w:r>
+        <w:rPr>
+          <w:b/>
+          <w:bCs/>
+          <w:sz w:val="28"/>
+          <w:szCs w:val="28"/>
+          <w:lang w:val="fr-CA"/>
+        </w:rPr>
+        <w:t>0</w:t>
+      </w:r>
+    </w:p>
+    <w:p>
+      <w:pPr>
+        <w:spacing w:after="0"/>
+        <w:jc w:val="center"/>
+        <w:rPr>
+          <w:sz w:val="28"/>
+          <w:szCs w:val="28"/>
+          <w:lang w:val="fr-CA"/>
+        </w:rPr>
+      </w:pPr>
+    </w:p>
+    <w:p>
+      <w:pPr>
+        <w:spacing w:after="0"/>
+        <w:jc w:val="center"/>
+        <w:rPr>
+          <w:sz w:val="28"/>
+          <w:szCs w:val="28"/>
+          <w:lang w:val="fr-CA"/>
+        </w:rPr>
+      </w:pPr>
+    </w:p>
+    <w:p>
+      <w:pPr>
+        <w:spacing w:after="0"/>
+        <w:jc w:val="center"/>
+        <w:rPr>
+          <w:sz w:val="28"/>
+          <w:szCs w:val="28"/>
+          <w:lang w:val="fr-CA"/>
+        </w:rPr>
+      </w:pPr>
+    </w:p>
+    <w:p>
+      <w:pPr>
+        <w:spacing w:after="0"/>
+        <w:jc w:val="center"/>
+        <w:rPr>
+          <w:sz w:val="28"/>
+          <w:szCs w:val="28"/>
+          <w:lang w:val="fr-CA"/>
+        </w:rPr>
+      </w:pPr>
+    </w:p>
+    <w:p>
+      <w:pPr>
+        <w:spacing w:after="0"/>
+        <w:jc w:val="center"/>
+        <w:rPr>
+          <w:sz w:val="28"/>
+          <w:szCs w:val="28"/>
+          <w:lang w:val="fr-FR"/>
+        </w:rPr>
+      </w:pPr>
+      <w:r>
+        <w:rPr>
+          <w:sz w:val="28"/>
+          <w:szCs w:val="28"/>
+          <w:lang w:val="fr-CA"/>
+        </w:rPr>
+        <w:t>Travail présenté à</w:t>
+      </w:r>
+      <w:r>
+        <w:rPr>
+          <w:rFonts w:ascii="Arial" w:hAnsi="Arial" w:cs="Arial"/>
+          <w:sz w:val="28"/>
+          <w:szCs w:val="28"/>
+          <w:lang w:val="fr-CA"/>
+        </w:rPr>
+        <w:t> </w:t>
+      </w:r>
+      <w:r>
+        <w:rPr>
+          <w:rFonts w:cs="Arial"/>
+          <w:sz w:val="28"/>
+          <w:szCs w:val="28"/>
+          <w:lang w:val="fr-CA"/>
+        </w:rPr>
+        <w:t>:</w:t>
+      </w:r>
+      <w:r>
+        <w:rPr>
+          <w:rFonts w:ascii="Arial" w:hAnsi="Arial" w:cs="Arial"/>
+          <w:sz w:val="28"/>
+          <w:szCs w:val="28"/>
+          <w:lang w:val="fr-CA"/>
+        </w:rPr>
+        <w:t> </w:t>
+      </w:r>
+    </w:p>
+    <w:p>
+      <w:pPr>
+        <w:spacing w:after="0"/>
+        <w:jc w:val="center"/>
+        <w:rPr>
+          <w:sz w:val="28"/>
+          <w:szCs w:val="28"/>
+          <w:lang w:val="fr-FR"/>
+        </w:rPr>
+      </w:pPr>
+      <w:r>
+        <w:rPr>
+          <w:sz w:val="28"/>
+          <w:szCs w:val="28"/>
+          <w:lang w:val="fr-CA"/>
+        </w:rPr>
+        <w:t>Patrice Roy</w:t>
+      </w:r>
+    </w:p>
+    <w:p>
+      <w:pPr>
+        <w:spacing w:after="0"/>
+        <w:jc w:val="center"/>
+        <w:rPr>
+          <w:sz w:val="28"/>
+          <w:szCs w:val="28"/>
+          <w:lang w:val="fr-FR"/>
+        </w:rPr>
+      </w:pPr>
+    </w:p>
+    <w:p>
+      <w:pPr>
+        <w:spacing w:after="0"/>
+        <w:jc w:val="center"/>
+        <w:rPr>
+          <w:sz w:val="28"/>
+          <w:szCs w:val="28"/>
+          <w:lang w:val="fr-FR"/>
+        </w:rPr>
+      </w:pPr>
+    </w:p>
+    <w:p>
+      <w:pPr>
+        <w:spacing w:after="0"/>
+        <w:jc w:val="center"/>
+        <w:rPr>
+          <w:rFonts w:ascii="Arial" w:hAnsi="Arial" w:cs="Arial"/>
+          <w:sz w:val="28"/>
+          <w:szCs w:val="28"/>
+          <w:lang w:val="fr-CA"/>
+        </w:rPr>
+      </w:pPr>
+      <w:r>
+        <w:rPr>
+          <w:sz w:val="28"/>
+          <w:szCs w:val="28"/>
+          <w:lang w:val="fr-CA"/>
+        </w:rPr>
+        <w:t>Produit par</w:t>
+      </w:r>
+      <w:r>
+        <w:rPr>
+          <w:rFonts w:ascii="Arial" w:hAnsi="Arial" w:cs="Arial"/>
+          <w:sz w:val="28"/>
+          <w:szCs w:val="28"/>
+          <w:lang w:val="fr-CA"/>
+        </w:rPr>
+        <w:t> </w:t>
+      </w:r>
+      <w:r>
+        <w:rPr>
+          <w:rFonts w:cs="Arial"/>
+          <w:sz w:val="28"/>
+          <w:szCs w:val="28"/>
+          <w:lang w:val="fr-CA"/>
+        </w:rPr>
+        <w:t>:</w:t>
+      </w:r>
+      <w:r>
+        <w:rPr>
+          <w:rFonts w:ascii="Arial" w:hAnsi="Arial" w:cs="Arial"/>
+          <w:sz w:val="28"/>
+          <w:szCs w:val="28"/>
+          <w:lang w:val="fr-CA"/>
+        </w:rPr>
+        <w:t> </w:t>
+      </w:r>
+    </w:p>
+    <w:p>
+      <w:pPr>
+        <w:spacing w:after="0"/>
+        <w:jc w:val="center"/>
+        <w:rPr>
+          <w:sz w:val="28"/>
+          <w:szCs w:val="28"/>
+          <w:lang w:val="fr-FR"/>
+        </w:rPr>
+      </w:pPr>
+      <w:r>
+        <w:rPr>
+          <w:sz w:val="28"/>
+          <w:szCs w:val="28"/>
+          <w:lang w:val="fr-CA"/>
+        </w:rPr>
+        <w:t>Maxime Sévigny / SEVM1604</w:t>
+      </w:r>
+    </w:p>
+    <w:p>
+      <w:pPr>
+        <w:spacing w:after="0"/>
+        <w:jc w:val="center"/>
+        <w:rPr>
+          <w:sz w:val="28"/>
+          <w:szCs w:val="28"/>
+          <w:lang w:val="fr-FR"/>
+        </w:rPr>
+      </w:pPr>
+      <w:r>
+        <w:rPr>
+          <w:sz w:val="28"/>
+          <w:szCs w:val="28"/>
+          <w:lang w:val="fr-CA"/>
+        </w:rPr>
+        <w:t>Thomas Lesieur / LEST1101</w:t>
+      </w:r>
+    </w:p>
+    <w:p>
+      <w:pPr>
+        <w:spacing w:after="0"/>
+        <w:jc w:val="center"/>
+        <w:rPr>
+          <w:sz w:val="28"/>
+          <w:szCs w:val="28"/>
+          <w:lang w:val="fr-CA"/>
+        </w:rPr>
+      </w:pPr>
+    </w:p>
+    <w:p>
+      <w:pPr>
+        <w:spacing w:after="0"/>
+        <w:jc w:val="center"/>
+        <w:rPr>
+          <w:sz w:val="28"/>
+          <w:szCs w:val="28"/>
+          <w:lang w:val="fr-CA"/>
+        </w:rPr>
+      </w:pPr>
+    </w:p>
+    <w:p>
+      <w:pPr>
+        <w:spacing w:after="0"/>
+        <w:jc w:val="center"/>
+        <w:rPr>
+          <w:sz w:val="28"/>
+          <w:szCs w:val="28"/>
+          <w:lang w:val="fr-CA"/>
+        </w:rPr>
+      </w:pPr>
+    </w:p>
+    <w:p>
+      <w:pPr>
+        <w:spacing w:after="0"/>
+        <w:jc w:val="center"/>
+        <w:rPr>
+          <w:sz w:val="28"/>
+          <w:szCs w:val="28"/>
+          <w:lang w:val="fr-CA"/>
+        </w:rPr>
+      </w:pPr>
+    </w:p>
+    <w:p>
+      <w:pPr>
+        <w:spacing w:after="0"/>
+        <w:jc w:val="center"/>
+        <w:rPr>
+          <w:sz w:val="28"/>
+          <w:szCs w:val="28"/>
+          <w:lang w:val="fr-CA"/>
+        </w:rPr>
+      </w:pPr>
+      <w:r>
+        <w:rPr>
+          <w:sz w:val="28"/>
+          <w:szCs w:val="28"/>
+          <w:lang w:val="fr-CA"/>
+        </w:rPr>
+        <w:t>30</w:t>
+      </w:r>
+      <w:r>
+        <w:rPr>
+          <w:sz w:val="28"/>
+          <w:szCs w:val="28"/>
+          <w:lang w:val="fr-CA"/>
+        </w:rPr>
+        <w:t xml:space="preserve"> janvier</w:t>
+      </w:r>
+      <w:r>
+        <w:rPr>
+          <w:sz w:val="28"/>
+          <w:szCs w:val="28"/>
+          <w:lang w:val="fr-CA"/>
+        </w:rPr>
+        <w:t xml:space="preserve"> 2026</w:t>
+      </w:r>
+    </w:p>
+    <w:p>
+      <w:pPr>
+        <w:pStyle w:val="Title"/>
+        <w:jc w:val="center"/>
+        <w:rPr>
+          <w:lang w:val="fr-CA"/>
+        </w:rPr>
+      </w:pPr>
+      <w:r>
+        <w:rPr>
+          <w:lang w:val="fr-CA"/>
+        </w:rPr>
+        <w:t>L00</w:t>
+      </w:r>
+    </w:p>
+    <w:p>
+      <w:pPr>
+        <w:pStyle w:val="Heading1"/>
+      </w:pPr>
+      <w:r>
+        <w:t>Mise en contexte</w:t>
+      </w:r>
+    </w:p>
+    <w:p>
+      <w:pPr>
+        <w:rPr>
+          <w:lang w:val="fr-CA"/>
+        </w:rPr>
+      </w:pPr>
+      <w:r>
+        <w:rPr>
+          <w:lang w:val="fr-CA"/>
+        </w:rPr>
+        <w:t xml:space="preserve">Notre objectif </w:t>
+      </w:r>
+      <w:r>
+        <w:rPr>
+          <w:lang w:val="fr-CA"/>
+        </w:rPr>
+        <w:t xml:space="preserve">pour ce projet est de répliquer </w:t>
+      </w:r>
+      <w:r>
+        <w:rPr>
+          <w:lang w:val="fr-CA"/>
+        </w:rPr>
+        <w:t xml:space="preserve">le jeu « Tetris » </w:t>
+      </w:r>
+      <w:r>
+        <w:rPr>
+          <w:lang w:val="fr-CA"/>
+        </w:rPr>
+        <w:t xml:space="preserve">à l’aide du langage de programmation C++. </w:t>
+      </w:r>
+    </w:p>
+    <w:p>
+      <w:pPr>
+        <w:rPr>
+          <w:lang w:val="fr-CA"/>
+        </w:rPr>
+      </w:pPr>
+      <w:r>
+        <w:rPr>
+          <w:lang w:val="fr-CA"/>
+        </w:rPr>
+        <w:t xml:space="preserve">Celui sera </w:t>
+      </w:r>
+      <w:r>
+        <w:rPr>
+          <w:lang w:val="fr-CA"/>
+        </w:rPr>
+        <w:t xml:space="preserve">fidèle au jeu original </w:t>
+      </w:r>
+      <w:r>
+        <w:rPr>
+          <w:lang w:val="fr-CA"/>
+        </w:rPr>
+        <w:t>avec sa grille de 10 par 20 cases</w:t>
+      </w:r>
+      <w:r>
+        <w:rPr>
+          <w:lang w:val="fr-CA"/>
+        </w:rPr>
+        <w:t xml:space="preserve"> et en implémentant </w:t>
+      </w:r>
+      <w:r>
+        <w:rPr>
+          <w:lang w:val="fr-CA"/>
+        </w:rPr>
+        <w:t xml:space="preserve">la </w:t>
+      </w:r>
+      <w:r>
+        <w:rPr>
+          <w:lang w:val="fr-CA"/>
+        </w:rPr>
+        <w:t xml:space="preserve">même </w:t>
+      </w:r>
+      <w:r>
+        <w:rPr>
+          <w:lang w:val="fr-CA"/>
+        </w:rPr>
+        <w:t xml:space="preserve">logique </w:t>
+      </w:r>
+      <w:r>
+        <w:rPr>
+          <w:lang w:val="fr-CA"/>
+        </w:rPr>
+        <w:t xml:space="preserve">que celle </w:t>
+      </w:r>
+      <w:r>
+        <w:rPr>
+          <w:lang w:val="fr-CA"/>
+        </w:rPr>
+        <w:t xml:space="preserve">présente dans </w:t>
+      </w:r>
+      <w:r>
+        <w:rPr>
+          <w:lang w:val="fr-CA"/>
+        </w:rPr>
+        <w:t xml:space="preserve">les </w:t>
+      </w:r>
+      <w:r>
+        <w:rPr>
+          <w:lang w:val="fr-CA"/>
+        </w:rPr>
+        <w:t>jeux de la série.</w:t>
+      </w:r>
+      <w:r>
+        <w:rPr>
+          <w:lang w:val="fr-CA"/>
+        </w:rPr>
+        <w:t xml:space="preserve"> Étant donné qu’il s’agit d’un jeu vidéo</w:t>
+      </w:r>
+      <w:r>
+        <w:rPr>
+          <w:lang w:val="fr-CA"/>
+        </w:rPr>
+        <w:t xml:space="preserve">, il est évidant que notre projet comportera plusieurs </w:t>
+      </w:r>
+      <w:r>
+        <w:rPr>
+          <w:lang w:val="fr-CA"/>
+        </w:rPr>
+        <w:t xml:space="preserve">composantes </w:t>
+      </w:r>
+      <w:r>
+        <w:rPr>
+          <w:lang w:val="fr-CA"/>
+        </w:rPr>
+        <w:t>temps réel</w:t>
+      </w:r>
+      <w:r>
+        <w:rPr>
+          <w:lang w:val="fr-CA"/>
+        </w:rPr>
+        <w:t xml:space="preserve"> comme l’affichage </w:t>
+      </w:r>
+      <w:r>
+        <w:rPr>
+          <w:lang w:val="fr-CA"/>
+        </w:rPr>
+        <w:t>et</w:t>
+      </w:r>
+      <w:r>
+        <w:rPr>
+          <w:lang w:val="fr-CA"/>
+        </w:rPr>
+        <w:t xml:space="preserve"> la lecture du clavier.</w:t>
+      </w:r>
+    </w:p>
+    <w:p>
+      <w:pPr>
+        <w:rPr>
+          <w:lang w:val="fr-CA"/>
+        </w:rPr>
+      </w:pPr>
+      <w:r>
+        <w:rPr>
+          <w:lang w:val="fr-CA"/>
+        </w:rPr>
+        <w:t xml:space="preserve">Il existe </w:t>
+      </w:r>
+      <w:r>
+        <w:rPr>
+          <w:lang w:val="fr-CA"/>
+        </w:rPr>
+        <w:t>plusieurs outils disponibles</w:t>
+      </w:r>
+      <w:r>
+        <w:rPr>
+          <w:lang w:val="fr-CA"/>
+        </w:rPr>
+        <w:t xml:space="preserve"> pour l’affichage et la lecture au clavier en C++</w:t>
+      </w:r>
+      <w:r>
+        <w:rPr>
+          <w:lang w:val="fr-CA"/>
+        </w:rPr>
+        <w:t>,</w:t>
+      </w:r>
+      <w:r>
+        <w:rPr>
+          <w:lang w:val="fr-CA"/>
+        </w:rPr>
+        <w:t xml:space="preserve"> nous avons donc plusieurs choix à effectuer. </w:t>
+      </w:r>
+      <w:r>
+        <w:rPr>
+          <w:lang w:val="fr-CA"/>
+        </w:rPr>
+        <w:t xml:space="preserve">Pour ce qui est de l’affichage, nous avons décidé de </w:t>
+      </w:r>
+      <w:r>
+        <w:rPr>
+          <w:lang w:val="fr-CA"/>
+        </w:rPr>
+        <w:t xml:space="preserve">choisir </w:t>
+      </w:r>
+      <w:r>
+        <w:rPr>
+          <w:lang w:val="fr-CA"/>
+        </w:rPr>
+        <w:t>OpenGL</w:t>
+      </w:r>
+      <w:r>
+        <w:rPr>
+          <w:lang w:val="fr-CA"/>
+        </w:rPr>
+        <w:t xml:space="preserve"> afin d’afficher les éléments à l’écran.</w:t>
+      </w:r>
+      <w:r>
+        <w:rPr>
+          <w:lang w:val="fr-CA"/>
+        </w:rPr>
+        <w:t xml:space="preserve"> </w:t>
+      </w:r>
+      <w:r>
+        <w:rPr>
+          <w:lang w:val="fr-CA"/>
+        </w:rPr>
+        <w:t>Cela nous permettra d’avoir un grand contrôle sur l’affichage de notre jeu.</w:t>
+      </w:r>
+    </w:p>
+    <w:p>
+      <w:pPr>
+        <w:pStyle w:val="Heading1"/>
+      </w:pPr>
+      <w:r>
+        <w:t>Contraintes temps réel</w:t>
+      </w:r>
+    </w:p>
+    <w:p>
+      <w:pPr>
+        <w:rPr>
+          <w:lang w:val="fr-CA"/>
+        </w:rPr>
+      </w:pPr>
+      <w:r>
+        <w:rPr>
+          <w:lang w:val="fr-CA"/>
+        </w:rPr>
+        <w:t xml:space="preserve">Étant donné que nous </w:t>
+      </w:r>
+      <w:r>
+        <w:rPr>
+          <w:lang w:val="fr-CA"/>
+        </w:rPr>
+        <w:t xml:space="preserve">faisons un jeu vidéo, </w:t>
+      </w:r>
+      <w:r>
+        <w:rPr>
+          <w:lang w:val="fr-CA"/>
+        </w:rPr>
+        <w:t>toutes les contraintes temps réels de notre produit sont souple</w:t>
+      </w:r>
+      <w:r>
+        <w:rPr>
+          <w:lang w:val="fr-CA"/>
+        </w:rPr>
+        <w:t>s</w:t>
+      </w:r>
+      <w:r>
+        <w:rPr>
+          <w:lang w:val="fr-CA"/>
+        </w:rPr>
+        <w:t xml:space="preserve">. L’échec d’une de ces contraintes </w:t>
+      </w:r>
+      <w:r>
+        <w:rPr>
+          <w:lang w:val="fr-CA"/>
+        </w:rPr>
+        <w:t xml:space="preserve">serait seulement désagréable à l’utilisateur. </w:t>
+      </w:r>
+    </w:p>
+    <w:p>
+      <w:pPr>
+        <w:rPr>
+          <w:lang w:val="fr-CA"/>
+        </w:rPr>
+      </w:pPr>
+      <w:r>
+        <w:rPr>
+          <w:lang w:val="fr-CA"/>
+        </w:rPr>
+        <w:t xml:space="preserve">Notre première contrainte vise les entrées utilisateur. </w:t>
+      </w:r>
+      <w:r>
+        <w:rPr>
+          <w:lang w:val="fr-CA"/>
+        </w:rPr>
+        <w:t>I</w:t>
+      </w:r>
+      <w:r>
+        <w:rPr>
+          <w:lang w:val="fr-CA"/>
+        </w:rPr>
+        <w:t>l n’y aura pas nécessairement une entrée à chaque fram</w:t>
+      </w:r>
+      <w:r>
+        <w:rPr>
+          <w:lang w:val="fr-CA"/>
+        </w:rPr>
+        <w:t>e. Cependant</w:t>
+      </w:r>
+      <w:r>
+        <w:rPr>
+          <w:lang w:val="fr-CA"/>
+        </w:rPr>
+        <w:t xml:space="preserve">, il </w:t>
+      </w:r>
+      <w:r>
+        <w:rPr>
+          <w:lang w:val="fr-CA"/>
+        </w:rPr>
+        <w:t xml:space="preserve">est très important </w:t>
+      </w:r>
+      <w:r>
+        <w:rPr>
+          <w:lang w:val="fr-CA"/>
+        </w:rPr>
+        <w:t>d</w:t>
+      </w:r>
+      <w:r>
+        <w:rPr>
+          <w:lang w:val="fr-CA"/>
+        </w:rPr>
+        <w:t xml:space="preserve">’assurer </w:t>
+      </w:r>
+      <w:r>
+        <w:rPr>
+          <w:lang w:val="fr-CA"/>
+        </w:rPr>
+        <w:t>une</w:t>
+      </w:r>
+      <w:r>
+        <w:rPr>
+          <w:lang w:val="fr-CA"/>
+        </w:rPr>
+        <w:t xml:space="preserve"> répondre </w:t>
+      </w:r>
+      <w:r>
+        <w:rPr>
+          <w:lang w:val="fr-CA"/>
+        </w:rPr>
+        <w:t>rapide</w:t>
+      </w:r>
+      <w:r>
+        <w:rPr>
+          <w:lang w:val="fr-CA"/>
+        </w:rPr>
+        <w:t xml:space="preserve"> p</w:t>
+      </w:r>
+      <w:r>
+        <w:rPr>
+          <w:lang w:val="fr-CA"/>
+        </w:rPr>
+        <w:t xml:space="preserve">our </w:t>
+      </w:r>
+      <w:r>
+        <w:rPr>
+          <w:lang w:val="fr-CA"/>
+        </w:rPr>
+        <w:t>donner le plus de contrôle possible au joueur</w:t>
+      </w:r>
+      <w:r>
+        <w:rPr>
+          <w:lang w:val="fr-CA"/>
+        </w:rPr>
+        <w:t>.</w:t>
+      </w:r>
+      <w:r>
+        <w:rPr>
+          <w:lang w:val="fr-CA"/>
+        </w:rPr>
+        <w:t xml:space="preserve"> Nous allons donc </w:t>
+      </w:r>
+      <w:r>
+        <w:rPr>
+          <w:lang w:val="fr-CA"/>
+        </w:rPr>
+        <w:t xml:space="preserve">nous </w:t>
+      </w:r>
+      <w:r>
+        <w:rPr>
+          <w:lang w:val="fr-CA"/>
+        </w:rPr>
+        <w:t xml:space="preserve">assurer </w:t>
+      </w:r>
+      <w:r>
+        <w:rPr>
+          <w:lang w:val="fr-CA"/>
+        </w:rPr>
+        <w:t>qu</w:t>
+      </w:r>
+      <w:r>
+        <w:rPr>
+          <w:lang w:val="fr-CA"/>
+        </w:rPr>
+        <w:t>e toutes les</w:t>
+      </w:r>
+      <w:r>
+        <w:rPr>
+          <w:lang w:val="fr-CA"/>
+        </w:rPr>
+        <w:t xml:space="preserve"> entrée utilisateur so</w:t>
+      </w:r>
+      <w:r>
+        <w:rPr>
+          <w:lang w:val="fr-CA"/>
+        </w:rPr>
+        <w:t>n</w:t>
+      </w:r>
+      <w:r>
+        <w:rPr>
+          <w:lang w:val="fr-CA"/>
+        </w:rPr>
+        <w:t>t gérée</w:t>
+      </w:r>
+      <w:r>
+        <w:rPr>
+          <w:lang w:val="fr-CA"/>
+        </w:rPr>
+        <w:t>s</w:t>
+      </w:r>
+      <w:r>
+        <w:rPr>
+          <w:lang w:val="fr-CA"/>
+        </w:rPr>
+        <w:t xml:space="preserve"> l</w:t>
+      </w:r>
+      <w:r>
+        <w:rPr>
+          <w:lang w:val="fr-CA"/>
+        </w:rPr>
+        <w:t xml:space="preserve">’image qui </w:t>
+      </w:r>
+      <w:r>
+        <w:rPr>
+          <w:lang w:val="fr-CA"/>
+        </w:rPr>
+        <w:t>directement après l’entrée.</w:t>
+      </w:r>
+    </w:p>
+    <w:p>
+      <w:pPr>
+        <w:rPr>
+          <w:lang w:val="fr-CA"/>
+        </w:rPr>
+      </w:pPr>
+      <w:r>
+        <w:rPr>
+          <w:lang w:val="fr-CA"/>
+        </w:rPr>
+        <w:t xml:space="preserve">Notre </w:t>
+      </w:r>
+      <w:r>
+        <w:rPr>
+          <w:lang w:val="fr-CA"/>
+        </w:rPr>
+        <w:t>deuxième</w:t>
+      </w:r>
+      <w:r>
+        <w:rPr>
+          <w:lang w:val="fr-CA"/>
+        </w:rPr>
+        <w:t xml:space="preserve"> contrainte vise l’affichage.</w:t>
+      </w:r>
+      <w:r>
+        <w:rPr>
+          <w:lang w:val="fr-CA"/>
+        </w:rPr>
+        <w:t xml:space="preserve"> </w:t>
+      </w:r>
+      <w:r>
+        <w:rPr>
+          <w:lang w:val="fr-CA"/>
+        </w:rPr>
+        <w:t>I</w:t>
+      </w:r>
+      <w:r>
+        <w:rPr>
+          <w:lang w:val="fr-CA"/>
+        </w:rPr>
+        <w:t xml:space="preserve">l faut s’assurer que le logiciel soit </w:t>
+      </w:r>
+      <w:r>
+        <w:rPr>
+          <w:lang w:val="fr-CA"/>
+        </w:rPr>
+        <w:t>capable d’</w:t>
+      </w:r>
+      <w:r>
+        <w:rPr>
+          <w:lang w:val="fr-CA"/>
+        </w:rPr>
+        <w:t>afficher</w:t>
+      </w:r>
+      <w:r>
+        <w:rPr>
+          <w:lang w:val="fr-CA"/>
+        </w:rPr>
+        <w:t xml:space="preserve"> au minimum </w:t>
+      </w:r>
+      <w:r>
+        <w:rPr>
+          <w:lang w:val="fr-CA"/>
+        </w:rPr>
+        <w:t>60 images par secondes</w:t>
+      </w:r>
+      <w:r>
+        <w:rPr>
+          <w:lang w:val="fr-CA"/>
+        </w:rPr>
+        <w:t>.</w:t>
+      </w:r>
+      <w:r>
+        <w:rPr>
+          <w:lang w:val="fr-CA"/>
+        </w:rPr>
+        <w:t xml:space="preserve"> Cela signifie que</w:t>
+      </w:r>
+      <w:r>
+        <w:rPr>
+          <w:lang w:val="fr-CA"/>
+        </w:rPr>
+        <w:t xml:space="preserve"> le traitement des entrées, tous </w:t>
+      </w:r>
+      <w:r>
+        <w:rPr>
+          <w:lang w:val="fr-CA"/>
+        </w:rPr>
+        <w:t>les calculs de logiques</w:t>
+      </w:r>
+      <w:r>
+        <w:rPr>
+          <w:lang w:val="fr-CA"/>
+        </w:rPr>
+        <w:t xml:space="preserve"> </w:t>
+      </w:r>
+      <w:r>
+        <w:rPr>
+          <w:lang w:val="fr-CA"/>
+        </w:rPr>
+        <w:t xml:space="preserve">comme le </w:t>
+      </w:r>
+      <w:r>
+        <w:rPr>
+          <w:lang w:val="fr-CA"/>
+        </w:rPr>
+        <w:t>déplacement de</w:t>
+      </w:r>
+      <w:r>
+        <w:rPr>
+          <w:lang w:val="fr-CA"/>
+        </w:rPr>
+        <w:t>s</w:t>
+      </w:r>
+      <w:r>
+        <w:rPr>
+          <w:lang w:val="fr-CA"/>
+        </w:rPr>
+        <w:t xml:space="preserve"> blocs</w:t>
+      </w:r>
+      <w:r>
+        <w:rPr>
+          <w:lang w:val="fr-CA"/>
+        </w:rPr>
+        <w:t xml:space="preserve"> et l’affichage elle-même doivent </w:t>
+      </w:r>
+      <w:r>
+        <w:rPr>
+          <w:lang w:val="fr-CA"/>
+        </w:rPr>
+        <w:t>être mis à jour 60 fois par seconde</w:t>
+      </w:r>
+      <w:r>
+        <w:rPr>
+          <w:lang w:val="fr-CA"/>
+        </w:rPr>
+        <w:t>.</w:t>
+      </w:r>
+    </w:p>
+    <w:p>
+      <w:pPr>
+        <w:rPr>
+          <w:lang w:val="fr-CA"/>
+        </w:rPr>
+      </w:pPr>
+      <w:r>
+        <w:rPr>
+          <w:lang w:val="fr-CA"/>
+        </w:rPr>
+        <w:t xml:space="preserve">Le non-respect d’une de ces contraintes </w:t>
+      </w:r>
+      <w:r>
+        <w:rPr>
+          <w:lang w:val="fr-CA"/>
+        </w:rPr>
+        <w:t xml:space="preserve">peux va affecter </w:t>
+      </w:r>
+      <w:r>
+        <w:rPr>
+          <w:lang w:val="fr-CA"/>
+        </w:rPr>
+        <w:t>signifie qu’il y aura de la latence dans l’affichage du jeu</w:t>
+      </w:r>
+      <w:r>
+        <w:rPr>
+          <w:lang w:val="fr-CA"/>
+        </w:rPr>
+        <w:t xml:space="preserve"> et la réponse des entrées. Cela </w:t>
+      </w:r>
+      <w:r>
+        <w:rPr>
+          <w:lang w:val="fr-CA"/>
+        </w:rPr>
+        <w:t>rendrait le jeu moins réactif et probablement plus difficile à contrôler, ce qui amènerait une mauvaise expérience de jeu</w:t>
+      </w:r>
+      <w:r>
+        <w:rPr>
+          <w:lang w:val="fr-CA"/>
+        </w:rPr>
+        <w:t xml:space="preserve"> et diminuerait la qualité de notre produit</w:t>
+      </w:r>
+      <w:r>
+        <w:rPr>
+          <w:lang w:val="fr-CA"/>
+        </w:rPr>
+        <w:t>.</w:t>
+      </w:r>
+    </w:p>
+    <w:p>
+      <w:pPr>
+        <w:pStyle w:val="Heading1"/>
+      </w:pPr>
+      <w:r>
+        <w:t>Stratégie de test</w:t>
+      </w:r>
+    </w:p>
+    <w:p>
+      <w:pPr>
+        <w:rPr>
+          <w:lang w:val="fr-CA"/>
+        </w:rPr>
+      </w:pPr>
+      <w:r>
+        <w:rPr>
+          <w:lang w:val="fr-CA"/>
+        </w:rPr>
+        <w:t xml:space="preserve">Pour notre première contrainte qui vise la réponse </w:t>
+      </w:r>
+      <w:r>
+        <w:rPr>
+          <w:lang w:val="fr-CA"/>
+        </w:rPr>
+        <w:t xml:space="preserve">rapide </w:t>
+      </w:r>
+      <w:r>
+        <w:rPr>
+          <w:lang w:val="fr-CA"/>
+        </w:rPr>
+        <w:t>aux entrées utilisateurs,</w:t>
+      </w:r>
+      <w:r>
+        <w:rPr>
+          <w:lang w:val="fr-CA"/>
+        </w:rPr>
+        <w:t xml:space="preserve"> nous n’aurons pas besoin de la tester</w:t>
+      </w:r>
+      <w:r>
+        <w:rPr>
+          <w:lang w:val="fr-CA"/>
+        </w:rPr>
+        <w:t xml:space="preserve"> directement. En effet,</w:t>
+      </w:r>
+      <w:r>
+        <w:rPr>
+          <w:lang w:val="fr-CA"/>
+        </w:rPr>
+        <w:t xml:space="preserve"> n</w:t>
+      </w:r>
+      <w:r>
+        <w:rPr>
+          <w:lang w:val="fr-CA"/>
+        </w:rPr>
+        <w:t xml:space="preserve">ous allons </w:t>
+      </w:r>
+      <w:r>
+        <w:rPr>
+          <w:lang w:val="fr-CA"/>
+        </w:rPr>
+        <w:t>forcer</w:t>
+      </w:r>
+      <w:r>
+        <w:rPr>
+          <w:lang w:val="fr-CA"/>
+        </w:rPr>
+        <w:t xml:space="preserve"> notre système </w:t>
+      </w:r>
+      <w:r>
+        <w:rPr>
+          <w:lang w:val="fr-CA"/>
+        </w:rPr>
+        <w:t xml:space="preserve">à répondre </w:t>
+      </w:r>
+      <w:r>
+        <w:rPr>
+          <w:lang w:val="fr-CA"/>
+        </w:rPr>
+        <w:t>aux</w:t>
+      </w:r>
+      <w:r>
+        <w:rPr>
+          <w:lang w:val="fr-CA"/>
+        </w:rPr>
+        <w:t xml:space="preserve"> entrée</w:t>
+      </w:r>
+      <w:r>
+        <w:rPr>
+          <w:lang w:val="fr-CA"/>
+        </w:rPr>
+        <w:t>s</w:t>
+      </w:r>
+      <w:r>
+        <w:rPr>
+          <w:lang w:val="fr-CA"/>
+        </w:rPr>
+        <w:t xml:space="preserve"> </w:t>
+      </w:r>
+      <w:r>
+        <w:rPr>
+          <w:lang w:val="fr-CA"/>
+        </w:rPr>
+        <w:t>utilisateur</w:t>
+      </w:r>
+      <w:r>
+        <w:rPr>
+          <w:lang w:val="fr-CA"/>
+        </w:rPr>
+        <w:t>s</w:t>
+      </w:r>
+      <w:r>
+        <w:rPr>
+          <w:lang w:val="fr-CA"/>
+        </w:rPr>
+        <w:t xml:space="preserve"> </w:t>
+      </w:r>
+      <w:r>
+        <w:rPr>
+          <w:lang w:val="fr-CA"/>
+        </w:rPr>
+        <w:t xml:space="preserve">lors de la prochaine </w:t>
+      </w:r>
+      <w:r>
+        <w:rPr>
+          <w:lang w:val="fr-CA"/>
+        </w:rPr>
+        <w:t>image</w:t>
+      </w:r>
+      <w:r>
+        <w:rPr>
+          <w:lang w:val="fr-CA"/>
+        </w:rPr>
+        <w:t>.</w:t>
+      </w:r>
+      <w:r>
+        <w:rPr>
+          <w:lang w:val="fr-CA"/>
+        </w:rPr>
+        <w:t xml:space="preserve"> Cependant, </w:t>
+      </w:r>
+      <w:r>
+        <w:rPr>
+          <w:lang w:val="fr-CA"/>
+        </w:rPr>
+        <w:t xml:space="preserve">puisque </w:t>
+      </w:r>
+      <w:r>
+        <w:rPr>
+          <w:lang w:val="fr-CA"/>
+        </w:rPr>
+        <w:t xml:space="preserve">le traitement des entrées </w:t>
+      </w:r>
+      <w:r>
+        <w:rPr>
+          <w:lang w:val="fr-CA"/>
+        </w:rPr>
+        <w:t>doit</w:t>
+      </w:r>
+      <w:r>
+        <w:rPr>
+          <w:lang w:val="fr-CA"/>
+        </w:rPr>
+        <w:t xml:space="preserve"> être fait </w:t>
+      </w:r>
+      <w:r>
+        <w:rPr>
+          <w:lang w:val="fr-CA"/>
+        </w:rPr>
+        <w:t>avant l’affichage de la prochaine image</w:t>
+      </w:r>
+      <w:r>
+        <w:rPr>
+          <w:lang w:val="fr-CA"/>
+        </w:rPr>
+        <w:t>,</w:t>
+      </w:r>
+      <w:r>
+        <w:rPr>
+          <w:lang w:val="fr-CA"/>
+        </w:rPr>
+        <w:t xml:space="preserve"> </w:t>
+      </w:r>
+      <w:r>
+        <w:rPr>
+          <w:lang w:val="fr-CA"/>
+        </w:rPr>
+        <w:t>cette contrainte</w:t>
+      </w:r>
+      <w:r>
+        <w:rPr>
+          <w:lang w:val="fr-CA"/>
+        </w:rPr>
+        <w:t xml:space="preserve"> va </w:t>
+      </w:r>
+      <w:r>
+        <w:rPr>
+          <w:lang w:val="fr-CA"/>
+        </w:rPr>
+        <w:t xml:space="preserve">directement affecter </w:t>
+      </w:r>
+      <w:r>
+        <w:rPr>
+          <w:lang w:val="fr-CA"/>
+        </w:rPr>
+        <w:t>le nombre d’images par secondes</w:t>
+      </w:r>
+      <w:r>
+        <w:rPr>
+          <w:lang w:val="fr-CA"/>
+        </w:rPr>
+        <w:t>, notre deuxième contrainte</w:t>
+      </w:r>
+      <w:r>
+        <w:rPr>
+          <w:lang w:val="fr-CA"/>
+        </w:rPr>
+        <w:t>.</w:t>
+      </w:r>
+    </w:p>
+    <w:p>
+      <w:pPr>
+        <w:rPr>
+          <w:lang w:val="fr-CA"/>
+        </w:rPr>
+      </w:pPr>
+      <w:r>
+        <w:rPr>
+          <w:lang w:val="fr-CA"/>
+        </w:rPr>
+        <w:t>Pour notre deuxième contrainte, n</w:t>
+      </w:r>
+      <w:r>
+        <w:rPr>
+          <w:lang w:val="fr-CA"/>
+        </w:rPr>
+        <w:t>ous</w:t>
+      </w:r>
+      <w:r>
+        <w:rPr>
+          <w:lang w:val="fr-CA"/>
+        </w:rPr>
+        <w:t xml:space="preserve"> aurons besoin</w:t>
+      </w:r>
+      <w:r>
+        <w:rPr>
+          <w:lang w:val="fr-CA"/>
+        </w:rPr>
+        <w:t xml:space="preserve"> d’</w:t>
+      </w:r>
+      <w:r>
+        <w:rPr>
+          <w:lang w:val="fr-CA"/>
+        </w:rPr>
+        <w:t xml:space="preserve">implémenter </w:t>
+      </w:r>
+      <w:r>
+        <w:rPr>
+          <w:lang w:val="fr-CA"/>
+        </w:rPr>
+        <w:t xml:space="preserve">des systèmes pour nous permettre de récolter les informations nécessaires à l’évaluation de </w:t>
+      </w:r>
+      <w:r>
+        <w:rPr>
+          <w:lang w:val="fr-CA"/>
+        </w:rPr>
+        <w:t xml:space="preserve">la </w:t>
+      </w:r>
+      <w:r>
+        <w:rPr>
+          <w:lang w:val="fr-CA"/>
+        </w:rPr>
+        <w:t xml:space="preserve">performance de notre </w:t>
+      </w:r>
+      <w:r>
+        <w:rPr>
+          <w:lang w:val="fr-CA"/>
+        </w:rPr>
+        <w:t xml:space="preserve">jeu. </w:t>
+      </w:r>
+      <w:r>
+        <w:rPr>
+          <w:lang w:val="fr-CA"/>
+        </w:rPr>
+        <w:t xml:space="preserve">Nous allons donc </w:t>
+      </w:r>
+      <w:r>
+        <w:rPr>
+          <w:lang w:val="fr-CA"/>
+        </w:rPr>
+        <w:t>implémenter</w:t>
+      </w:r>
+      <w:r>
+        <w:rPr>
+          <w:lang w:val="fr-CA"/>
+        </w:rPr>
+        <w:t xml:space="preserve"> un moyen de calculer le nombre d’images par secondes</w:t>
+      </w:r>
+      <w:r>
+        <w:rPr>
+          <w:lang w:val="fr-CA"/>
+        </w:rPr>
+        <w:t xml:space="preserve"> et le temps entre chaque image</w:t>
+      </w:r>
+      <w:r>
+        <w:rPr>
+          <w:lang w:val="fr-CA"/>
+        </w:rPr>
+        <w:t xml:space="preserve">. </w:t>
+      </w:r>
+      <w:r>
+        <w:rPr>
+          <w:lang w:val="fr-CA"/>
+        </w:rPr>
+        <w:t xml:space="preserve">Nous pourrons donc afficher </w:t>
+      </w:r>
+      <w:r>
+        <w:rPr>
+          <w:lang w:val="fr-CA"/>
+        </w:rPr>
+        <w:t xml:space="preserve">ou enregistrer </w:t>
+      </w:r>
+      <w:r>
+        <w:rPr>
+          <w:lang w:val="fr-CA"/>
+        </w:rPr>
+        <w:t xml:space="preserve">ces informations pour </w:t>
+      </w:r>
+      <w:r>
+        <w:rPr>
+          <w:lang w:val="fr-CA"/>
+        </w:rPr>
+        <w:t xml:space="preserve">évaluer nos contraintes. </w:t>
+      </w:r>
+    </w:p>
+    <w:p>
+      <w:pPr>
+        <w:rPr>
+          <w:lang w:val="fr-CA"/>
+        </w:rPr>
+      </w:pPr>
+      <w:r>
+        <w:rPr>
+          <w:lang w:val="fr-CA"/>
+        </w:rPr>
+        <w:t xml:space="preserve">Bien que le temps entre chaque image ne soit pas une contrainte, c’est une information très importante pour </w:t>
+      </w:r>
+      <w:r>
+        <w:rPr>
+          <w:lang w:val="fr-CA"/>
+        </w:rPr>
+        <w:t>évaluer la stabilité de notre système.</w:t>
+      </w:r>
+    </w:p>
+    <w:p>
+      <w:pPr>
+        <w:rPr>
+          <w:lang w:val="fr-CA"/>
+        </w:rPr>
+      </w:pPr>
+      <w:r>
+        <w:rPr>
+          <w:lang w:val="fr-CA"/>
+        </w:rPr>
+        <w:t xml:space="preserve">Avec </w:t>
+      </w:r>
+      <w:r>
+        <w:rPr>
+          <w:lang w:val="fr-CA"/>
+        </w:rPr>
+        <w:t>ce système</w:t>
+      </w:r>
+      <w:r>
+        <w:rPr>
+          <w:lang w:val="fr-CA"/>
+        </w:rPr>
+        <w:t xml:space="preserve"> de récoltes de données</w:t>
+      </w:r>
+      <w:r>
+        <w:rPr>
+          <w:lang w:val="fr-CA"/>
+        </w:rPr>
+        <w:t>,</w:t>
+      </w:r>
+      <w:r>
+        <w:rPr>
+          <w:lang w:val="fr-CA"/>
+        </w:rPr>
+        <w:t xml:space="preserve"> </w:t>
+      </w:r>
+      <w:r>
+        <w:rPr>
+          <w:lang w:val="fr-CA"/>
+        </w:rPr>
+        <w:t xml:space="preserve">nous pourrons effectuer </w:t>
+      </w:r>
+      <w:r>
+        <w:rPr>
+          <w:lang w:val="fr-CA"/>
+        </w:rPr>
+        <w:t xml:space="preserve">plusieurs tests </w:t>
+      </w:r>
+      <w:r>
+        <w:rPr>
+          <w:lang w:val="fr-CA"/>
+        </w:rPr>
+        <w:t xml:space="preserve">pour évaluer la performance </w:t>
+      </w:r>
+      <w:r>
+        <w:rPr>
+          <w:lang w:val="fr-CA"/>
+        </w:rPr>
+        <w:t xml:space="preserve">de notre jeu </w:t>
+      </w:r>
+      <w:r>
+        <w:rPr>
+          <w:lang w:val="fr-CA"/>
+        </w:rPr>
+        <w:t>dans différente</w:t>
+      </w:r>
+      <w:r>
+        <w:rPr>
+          <w:lang w:val="fr-CA"/>
+        </w:rPr>
+        <w:t>s</w:t>
+      </w:r>
+      <w:r>
+        <w:rPr>
+          <w:lang w:val="fr-CA"/>
+        </w:rPr>
+        <w:t xml:space="preserve"> situation</w:t>
+      </w:r>
+      <w:r>
+        <w:rPr>
+          <w:lang w:val="fr-CA"/>
+        </w:rPr>
+        <w:t>s</w:t>
+      </w:r>
+      <w:r>
+        <w:rPr>
+          <w:lang w:val="fr-CA"/>
+        </w:rPr>
+        <w:t>.</w:t>
+      </w:r>
+      <w:r>
+        <w:rPr>
+          <w:lang w:val="fr-CA"/>
+        </w:rPr>
+        <w:t xml:space="preserve"> </w:t>
+      </w:r>
+      <w:r>
+        <w:rPr>
+          <w:lang w:val="fr-CA"/>
+        </w:rPr>
+        <w:t xml:space="preserve">Voici les </w:t>
+      </w:r>
+      <w:r>
+        <w:rPr>
+          <w:lang w:val="fr-CA"/>
+        </w:rPr>
+        <w:t>3 tests</w:t>
+      </w:r>
+      <w:r>
+        <w:rPr>
+          <w:lang w:val="fr-CA"/>
+        </w:rPr>
+        <w:t> </w:t>
+      </w:r>
+      <w:r>
+        <w:rPr>
+          <w:lang w:val="fr-CA"/>
+        </w:rPr>
+        <w:t>que nous allons effectuer</w:t>
+      </w:r>
+      <w:r>
+        <w:rPr>
+          <w:lang w:val="fr-CA"/>
+        </w:rPr>
+        <w:t>:</w:t>
+      </w:r>
+    </w:p>
+    <w:p>
+      <w:pPr>
+        <w:pStyle w:val="ListParagraph"/>
+        <w:numPr>
+          <w:ilvl w:val="0"/>
+          <w:numId w:val="8"/>
+        </w:numPr>
+        <w:rPr>
+          <w:lang w:val="fr-CA"/>
+        </w:rPr>
+      </w:pPr>
+      <w:r>
+        <w:rPr>
+          <w:lang w:val="fr-CA"/>
+        </w:rPr>
+        <w:t>J</w:t>
+      </w:r>
+      <w:r>
+        <w:rPr>
+          <w:lang w:val="fr-CA"/>
+        </w:rPr>
+        <w:t>ouer u</w:t>
+      </w:r>
+      <w:r>
+        <w:rPr>
+          <w:lang w:val="fr-CA"/>
+        </w:rPr>
+        <w:t>ne partie régulière</w:t>
+      </w:r>
+      <w:r>
+        <w:rPr>
+          <w:lang w:val="fr-CA"/>
+        </w:rPr>
+        <w:t xml:space="preserve"> </w:t>
+      </w:r>
+      <w:r>
+        <w:rPr>
+          <w:lang w:val="fr-CA"/>
+        </w:rPr>
+        <w:t xml:space="preserve">pour observer </w:t>
+      </w:r>
+      <w:r>
+        <w:rPr>
+          <w:lang w:val="fr-CA"/>
+        </w:rPr>
+        <w:t xml:space="preserve">les performances du jeu dans des conditions </w:t>
+      </w:r>
+      <w:r>
+        <w:rPr>
+          <w:lang w:val="fr-CA"/>
+        </w:rPr>
+        <w:t>d’utilisation normale</w:t>
+      </w:r>
+      <w:r>
+        <w:rPr>
+          <w:lang w:val="fr-CA"/>
+        </w:rPr>
+        <w:t xml:space="preserve">. </w:t>
+      </w:r>
+    </w:p>
+    <w:p>
+      <w:pPr>
+        <w:pStyle w:val="ListParagraph"/>
+        <w:numPr>
+          <w:ilvl w:val="0"/>
+          <w:numId w:val="8"/>
+        </w:numPr>
+        <w:rPr>
+          <w:lang w:val="fr-CA"/>
+        </w:rPr>
+      </w:pPr>
+      <w:r>
+        <w:rPr>
+          <w:lang w:val="fr-CA"/>
+        </w:rPr>
+        <w:t xml:space="preserve">Jouer une partie </w:t>
+      </w:r>
+      <w:r>
+        <w:rPr>
+          <w:lang w:val="fr-CA"/>
+        </w:rPr>
+        <w:t>sans aléatoire</w:t>
+      </w:r>
+      <w:r>
+        <w:rPr>
+          <w:lang w:val="fr-CA"/>
+        </w:rPr>
+        <w:t xml:space="preserve">, où les blocs tombent toujours dans le même ordre. Cela nous permettra </w:t>
+      </w:r>
+      <w:r>
+        <w:rPr>
+          <w:lang w:val="fr-CA"/>
+        </w:rPr>
+        <w:t xml:space="preserve">de tester les performances dans des situations moins communes. Par exemple, remplir l’écran de bloc pour </w:t>
+      </w:r>
+      <w:r>
+        <w:rPr>
+          <w:lang w:val="fr-CA"/>
+        </w:rPr>
+        <w:t xml:space="preserve">voir si le jeu est capable de supporter de grand nombre d’éléments en même temps. </w:t>
+      </w:r>
+      <w:r>
+        <w:rPr>
+          <w:lang w:val="fr-CA"/>
+        </w:rPr>
+        <w:t>Enlever l’aléatoire va simplement rendre les tests plus faciles</w:t>
+      </w:r>
+      <w:r>
+        <w:rPr>
+          <w:lang w:val="fr-CA"/>
+        </w:rPr>
+        <w:t xml:space="preserve"> pour nous</w:t>
+      </w:r>
+      <w:r>
+        <w:rPr>
+          <w:lang w:val="fr-CA"/>
+        </w:rPr>
+        <w:t xml:space="preserve">, car </w:t>
+      </w:r>
+      <w:r>
+        <w:rPr>
+          <w:lang w:val="fr-CA"/>
+        </w:rPr>
+        <w:t xml:space="preserve">nous </w:t>
+      </w:r>
+      <w:r>
+        <w:rPr>
+          <w:lang w:val="fr-CA"/>
+        </w:rPr>
+        <w:t xml:space="preserve">pourrons contrôler </w:t>
+      </w:r>
+      <w:r>
+        <w:rPr>
+          <w:lang w:val="fr-CA"/>
+        </w:rPr>
+        <w:t xml:space="preserve">l’ordre </w:t>
+      </w:r>
+      <w:r>
+        <w:rPr>
+          <w:lang w:val="fr-CA"/>
+        </w:rPr>
+        <w:t xml:space="preserve">et la forme </w:t>
+      </w:r>
+      <w:r>
+        <w:rPr>
+          <w:lang w:val="fr-CA"/>
+        </w:rPr>
+        <w:t xml:space="preserve">des blocs. </w:t>
+      </w:r>
+      <w:r>
+        <w:rPr>
+          <w:lang w:val="fr-CA"/>
+        </w:rPr>
+        <w:t>Ce test servira</w:t>
+      </w:r>
+      <w:r>
+        <w:rPr>
+          <w:lang w:val="fr-CA"/>
+        </w:rPr>
+        <w:t xml:space="preserve"> donc</w:t>
+      </w:r>
+      <w:r>
+        <w:rPr>
+          <w:lang w:val="fr-CA"/>
+        </w:rPr>
+        <w:t xml:space="preserve"> à tester les limites de notre jeu</w:t>
+      </w:r>
+      <w:r>
+        <w:rPr>
+          <w:lang w:val="fr-CA"/>
+        </w:rPr>
+        <w:t>.</w:t>
+      </w:r>
+    </w:p>
+    <w:p>
+      <w:pPr>
+        <w:pStyle w:val="ListParagraph"/>
+        <w:numPr>
+          <w:ilvl w:val="0"/>
+          <w:numId w:val="8"/>
+        </w:numPr>
+        <w:rPr>
+          <w:lang w:val="fr-CA"/>
+        </w:rPr>
+      </w:pPr>
+      <w:r>
+        <w:rPr>
+          <w:lang w:val="fr-CA"/>
+        </w:rPr>
+        <w:t xml:space="preserve">Jouer </w:t>
+      </w:r>
+      <w:r>
+        <w:rPr>
+          <w:lang w:val="fr-CA"/>
+        </w:rPr>
+        <w:t>et</w:t>
+      </w:r>
+      <w:r>
+        <w:rPr>
+          <w:lang w:val="fr-CA"/>
+        </w:rPr>
+        <w:t xml:space="preserve"> laisser</w:t>
+      </w:r>
+      <w:r>
+        <w:rPr>
+          <w:lang w:val="fr-CA"/>
+        </w:rPr>
+        <w:t xml:space="preserve"> le jeu ouvert pendant une </w:t>
+      </w:r>
+      <w:r>
+        <w:rPr>
+          <w:lang w:val="fr-CA"/>
+        </w:rPr>
+        <w:t xml:space="preserve">grande </w:t>
+      </w:r>
+      <w:proofErr w:type="gramStart"/>
+      <w:r>
+        <w:rPr>
+          <w:lang w:val="fr-CA"/>
+        </w:rPr>
+        <w:t>période de temps</w:t>
+      </w:r>
+      <w:proofErr w:type="gramEnd"/>
+      <w:r>
+        <w:rPr>
+          <w:lang w:val="fr-CA"/>
+        </w:rPr>
+        <w:t xml:space="preserve"> comme 5 minutes ou 10 minutes</w:t>
+      </w:r>
+      <w:r>
+        <w:rPr>
+          <w:lang w:val="fr-CA"/>
+        </w:rPr>
+        <w:t>.</w:t>
+      </w:r>
+      <w:r>
+        <w:rPr>
+          <w:lang w:val="fr-CA"/>
+        </w:rPr>
+        <w:t xml:space="preserve"> </w:t>
+      </w:r>
+      <w:r>
+        <w:rPr>
+          <w:lang w:val="fr-CA"/>
+        </w:rPr>
+        <w:t>C</w:t>
+      </w:r>
+      <w:r>
+        <w:rPr>
+          <w:lang w:val="fr-CA"/>
+        </w:rPr>
+        <w:t>’</w:t>
+      </w:r>
+      <w:r>
+        <w:rPr>
+          <w:lang w:val="fr-CA"/>
+        </w:rPr>
+        <w:t>es</w:t>
+      </w:r>
+      <w:r>
+        <w:rPr>
+          <w:lang w:val="fr-CA"/>
+        </w:rPr>
+        <w:t>t deux</w:t>
+      </w:r>
+      <w:r>
+        <w:rPr>
+          <w:lang w:val="fr-CA"/>
+        </w:rPr>
+        <w:t xml:space="preserve"> tests</w:t>
+      </w:r>
+      <w:r>
+        <w:rPr>
+          <w:lang w:val="fr-CA"/>
+        </w:rPr>
+        <w:t xml:space="preserve"> </w:t>
+      </w:r>
+      <w:r>
+        <w:rPr>
+          <w:lang w:val="fr-CA"/>
+        </w:rPr>
+        <w:t>permettront</w:t>
+      </w:r>
+      <w:r>
+        <w:rPr>
+          <w:lang w:val="fr-CA"/>
+        </w:rPr>
+        <w:t xml:space="preserve"> d’assurer que le jeu est fonctionnel peut importe </w:t>
+      </w:r>
+      <w:r>
+        <w:rPr>
+          <w:lang w:val="fr-CA"/>
+        </w:rPr>
+        <w:t xml:space="preserve">depuis combien de temps </w:t>
+      </w:r>
+      <w:r>
+        <w:rPr>
+          <w:lang w:val="fr-CA"/>
+        </w:rPr>
+        <w:t>celui-ci</w:t>
+      </w:r>
+      <w:r>
+        <w:rPr>
+          <w:lang w:val="fr-CA"/>
+        </w:rPr>
+        <w:t xml:space="preserve"> est ouvert.</w:t>
+      </w:r>
+      <w:r>
+        <w:rPr>
+          <w:lang w:val="fr-CA"/>
+        </w:rPr>
+        <w:t xml:space="preserve"> Cela est important</w:t>
+      </w:r>
+      <w:r>
+        <w:rPr>
+          <w:lang w:val="fr-CA"/>
+        </w:rPr>
+        <w:t xml:space="preserve"> à une utilisation normale</w:t>
+      </w:r>
+      <w:r>
+        <w:rPr>
+          <w:lang w:val="fr-CA"/>
+        </w:rPr>
+        <w:t xml:space="preserve">, car le jeu devrait être encore fonctionnel même si </w:t>
+      </w:r>
+      <w:r>
+        <w:rPr>
+          <w:lang w:val="fr-CA"/>
+        </w:rPr>
+        <w:t>le joueur décide de prendre une pause</w:t>
+      </w:r>
+      <w:r>
+        <w:rPr>
+          <w:lang w:val="fr-CA"/>
+        </w:rPr>
+        <w:t xml:space="preserve"> ou s’il joue longtemps</w:t>
+      </w:r>
+      <w:r>
+        <w:rPr>
+          <w:lang w:val="fr-CA"/>
+        </w:rPr>
+        <w:t>.</w:t>
+      </w:r>
+    </w:p>
+    <w:p>
+      <w:pPr>
+        <w:rPr>
+          <w:lang w:val="fr-CA"/>
+        </w:rPr>
+      </w:pPr>
+      <w:r>
+        <w:rPr>
+          <w:lang w:val="fr-CA"/>
+        </w:rPr>
+        <w:t xml:space="preserve">Tous les </w:t>
+      </w:r>
+      <w:r>
+        <w:rPr>
+          <w:lang w:val="fr-CA"/>
+        </w:rPr>
+        <w:t>test</w:t>
+      </w:r>
+      <w:r>
+        <w:rPr>
+          <w:lang w:val="fr-CA"/>
+        </w:rPr>
+        <w:t>s</w:t>
+      </w:r>
+      <w:r>
+        <w:rPr>
+          <w:lang w:val="fr-CA"/>
+        </w:rPr>
+        <w:t xml:space="preserve"> v</w:t>
+      </w:r>
+      <w:r>
+        <w:rPr>
+          <w:lang w:val="fr-CA"/>
+        </w:rPr>
+        <w:t>ont</w:t>
+      </w:r>
+      <w:r>
+        <w:rPr>
+          <w:lang w:val="fr-CA"/>
+        </w:rPr>
+        <w:t xml:space="preserve"> être effectué</w:t>
+      </w:r>
+      <w:r>
+        <w:rPr>
+          <w:lang w:val="fr-CA"/>
+        </w:rPr>
+        <w:t>s</w:t>
+      </w:r>
+      <w:r>
+        <w:rPr>
+          <w:lang w:val="fr-CA"/>
+        </w:rPr>
+        <w:t xml:space="preserve"> plusieurs fois</w:t>
+      </w:r>
+      <w:r>
+        <w:rPr>
+          <w:lang w:val="fr-CA"/>
+        </w:rPr>
+        <w:t xml:space="preserve"> sur plusieurs machines</w:t>
+      </w:r>
+      <w:r>
+        <w:rPr>
+          <w:lang w:val="fr-CA"/>
+        </w:rPr>
+        <w:t xml:space="preserve"> </w:t>
+      </w:r>
+      <w:r>
+        <w:rPr>
+          <w:lang w:val="fr-CA"/>
+        </w:rPr>
+        <w:t xml:space="preserve">chacune avec leurs propres </w:t>
+      </w:r>
+      <w:r>
+        <w:rPr>
+          <w:lang w:val="fr-CA"/>
+        </w:rPr>
+        <w:t>matériels d’entrée et de sorti</w:t>
+      </w:r>
+      <w:r>
+        <w:rPr>
+          <w:lang w:val="fr-CA"/>
+        </w:rPr>
+        <w:t>e.</w:t>
+      </w:r>
+      <w:r>
+        <w:rPr>
+          <w:lang w:val="fr-CA"/>
+        </w:rPr>
+        <w:t xml:space="preserve"> </w:t>
+      </w:r>
+      <w:r>
+        <w:rPr>
+          <w:lang w:val="fr-CA"/>
+        </w:rPr>
+        <w:t xml:space="preserve">Cela </w:t>
+      </w:r>
+      <w:r>
+        <w:rPr>
+          <w:lang w:val="fr-CA"/>
+        </w:rPr>
+        <w:t>devrai</w:t>
+      </w:r>
+      <w:r>
+        <w:rPr>
+          <w:lang w:val="fr-CA"/>
+        </w:rPr>
+        <w:t>t</w:t>
+      </w:r>
+      <w:r>
+        <w:rPr>
+          <w:lang w:val="fr-CA"/>
+        </w:rPr>
+        <w:t xml:space="preserve"> nous permettre </w:t>
+      </w:r>
+      <w:r>
+        <w:rPr>
+          <w:lang w:val="fr-CA"/>
+        </w:rPr>
+        <w:t>d’assurer d</w:t>
+      </w:r>
+      <w:r>
+        <w:rPr>
+          <w:lang w:val="fr-CA"/>
+        </w:rPr>
+        <w:t>’avoir des</w:t>
+      </w:r>
+      <w:r>
+        <w:rPr>
+          <w:lang w:val="fr-CA"/>
+        </w:rPr>
+        <w:t xml:space="preserve"> données fiables</w:t>
+      </w:r>
+      <w:r>
+        <w:rPr>
+          <w:lang w:val="fr-CA"/>
+        </w:rPr>
+        <w:t xml:space="preserve"> pour </w:t>
+      </w:r>
+      <w:r>
+        <w:rPr>
+          <w:lang w:val="fr-CA"/>
+        </w:rPr>
+        <w:t>bien évaluer l</w:t>
+      </w:r>
+      <w:r>
+        <w:rPr>
+          <w:lang w:val="fr-CA"/>
+        </w:rPr>
+        <w:t>es performances de notre jeu</w:t>
+      </w:r>
+      <w:r>
+        <w:rPr>
+          <w:lang w:val="fr-CA"/>
+        </w:rPr>
+        <w:t>.</w:t>
+      </w:r>
+    </w:p>
+    <w:p>
+      <w:pPr>
+        <w:pStyle w:val="Heading1"/>
+      </w:pPr>
+      <w:r>
+        <w:t>Assurance qualité</w:t>
+      </w:r>
+    </w:p>
+    <w:p>
+      <w:pPr>
+        <w:rPr>
+          <w:lang w:val="fr-CA"/>
+        </w:rPr>
+      </w:pPr>
+      <w:r>
+        <w:rPr>
+          <w:lang w:val="fr-CA"/>
+        </w:rPr>
+        <w:t xml:space="preserve">Autre que les composantes standard d’un ordinateur comme un clavier et un écran, aucune composante externe ne sera nécessaire ou implémentée dans le projet. </w:t>
+      </w:r>
+      <w:r>
+        <w:rPr>
+          <w:lang w:val="fr-CA"/>
+        </w:rPr>
+        <w:t xml:space="preserve">Notre produit ne </w:t>
+      </w:r>
+      <w:r>
+        <w:rPr>
+          <w:lang w:val="fr-CA"/>
+        </w:rPr>
+        <w:t xml:space="preserve">devrait pas entraîner </w:t>
+      </w:r>
+      <w:r>
+        <w:rPr>
+          <w:lang w:val="fr-CA"/>
+        </w:rPr>
+        <w:t xml:space="preserve">de bris </w:t>
+      </w:r>
+      <w:r>
+        <w:rPr>
+          <w:lang w:val="fr-CA"/>
+        </w:rPr>
+        <w:t xml:space="preserve">même s’il ne respecte pas nos contraintes temps réels. La pire possibilité serait un programme qui </w:t>
+      </w:r>
+      <w:r>
+        <w:rPr>
+          <w:lang w:val="fr-CA"/>
+        </w:rPr>
+        <w:t xml:space="preserve">utilise </w:t>
+      </w:r>
+      <w:r>
+        <w:rPr>
+          <w:lang w:val="fr-CA"/>
+        </w:rPr>
+        <w:t>un</w:t>
+      </w:r>
+      <w:r>
+        <w:rPr>
+          <w:lang w:val="fr-CA"/>
+        </w:rPr>
+        <w:t>e grande partie de la mémoire vive</w:t>
+      </w:r>
+      <w:r>
+        <w:rPr>
+          <w:lang w:val="fr-CA"/>
+        </w:rPr>
+        <w:t>, du CPU ou de la carte graphique</w:t>
+      </w:r>
+      <w:r>
+        <w:rPr>
+          <w:lang w:val="fr-CA"/>
+        </w:rPr>
+        <w:t>. Cela pourrait entraîner une</w:t>
+      </w:r>
+      <w:r>
+        <w:rPr>
+          <w:lang w:val="fr-CA"/>
+        </w:rPr>
+        <w:t xml:space="preserve"> grande</w:t>
+      </w:r>
+      <w:r>
+        <w:rPr>
+          <w:lang w:val="fr-CA"/>
+        </w:rPr>
+        <w:t xml:space="preserve"> baisse de qualité</w:t>
+      </w:r>
+      <w:r>
+        <w:rPr>
+          <w:lang w:val="fr-CA"/>
+        </w:rPr>
+        <w:t xml:space="preserve"> du jeu</w:t>
+      </w:r>
+      <w:r>
+        <w:rPr>
+          <w:lang w:val="fr-CA"/>
+        </w:rPr>
+        <w:t xml:space="preserve"> ou un ralentissement temporaire de la machine</w:t>
+      </w:r>
+      <w:r>
+        <w:rPr>
+          <w:lang w:val="fr-CA"/>
+        </w:rPr>
+        <w:t>, mais rien de plus grave.</w:t>
+      </w:r>
+    </w:p>
+    <w:p>
+      <w:pPr>
+        <w:rPr>
+          <w:lang w:val="fr-CA"/>
+        </w:rPr>
+      </w:pPr>
+      <w:r>
+        <w:rPr>
+          <w:lang w:val="fr-CA"/>
+        </w:rPr>
+        <w:t>Pour assurer la qualité de notre jeu, il</w:t>
+      </w:r>
+      <w:r>
+        <w:rPr>
+          <w:lang w:val="fr-CA"/>
+        </w:rPr>
+        <w:t xml:space="preserve"> sera testé sur </w:t>
+      </w:r>
+      <w:r>
+        <w:rPr>
+          <w:lang w:val="fr-CA"/>
+        </w:rPr>
+        <w:t>plusieurs ordinateurs dont ce</w:t>
+      </w:r>
+      <w:r>
+        <w:rPr>
+          <w:lang w:val="fr-CA"/>
+        </w:rPr>
+        <w:t>ux</w:t>
+      </w:r>
+      <w:r>
+        <w:rPr>
+          <w:lang w:val="fr-CA"/>
+        </w:rPr>
+        <w:t xml:space="preserve"> </w:t>
+      </w:r>
+      <w:r>
+        <w:rPr>
+          <w:lang w:val="fr-CA"/>
+        </w:rPr>
+        <w:t>de l’école, pour s’assurer que le projet est accessible</w:t>
+      </w:r>
+      <w:r>
+        <w:rPr>
+          <w:lang w:val="fr-CA"/>
+        </w:rPr>
+        <w:t xml:space="preserve"> et fonctionnel</w:t>
+      </w:r>
+      <w:r>
+        <w:rPr>
+          <w:lang w:val="fr-CA"/>
+        </w:rPr>
+        <w:t xml:space="preserve"> sur d’autres machines</w:t>
+      </w:r>
+      <w:r>
+        <w:rPr>
+          <w:lang w:val="fr-CA"/>
+        </w:rPr>
+        <w:t>.</w:t>
+      </w:r>
+      <w:r>
+        <w:rPr>
+          <w:lang w:val="fr-CA"/>
+        </w:rPr>
+        <w:t xml:space="preserve"> </w:t>
+      </w:r>
+      <w:r>
+        <w:rPr>
+          <w:lang w:val="fr-CA"/>
+        </w:rPr>
+        <w:t xml:space="preserve">Comme expliqué plus tôt, la qualité de notre jeu dépendra beaucoup du respect des </w:t>
+      </w:r>
+      <w:r>
+        <w:rPr>
+          <w:lang w:val="fr-CA"/>
+        </w:rPr>
+        <w:t>contraintes temps réel que nous avons émis plus tôt.</w:t>
+      </w:r>
+    </w:p>
+    <w:p>
+      <w:pPr>
+        <w:pStyle w:val="Heading1"/>
+      </w:pPr>
+      <w:r>
+        <w:t>Respect des contraintes TR</w:t>
+      </w:r>
+    </w:p>
+    <w:p>
+      <w:pPr>
+        <w:rPr>
+          <w:lang w:val="fr-CA"/>
+        </w:rPr>
+      </w:pPr>
+      <w:r>
+        <w:rPr>
+          <w:lang w:val="fr-CA"/>
+        </w:rPr>
+        <w:t xml:space="preserve">Tous nos tests </w:t>
+      </w:r>
+      <w:r>
+        <w:rPr>
+          <w:lang w:val="fr-CA"/>
+        </w:rPr>
+        <w:t xml:space="preserve">visent notre contrainte </w:t>
+      </w:r>
+      <w:r>
+        <w:rPr>
+          <w:lang w:val="fr-CA"/>
+        </w:rPr>
+        <w:t>d’afficher au minimum 60 images par secondes</w:t>
+      </w:r>
+      <w:r>
+        <w:rPr>
+          <w:lang w:val="fr-CA"/>
+        </w:rPr>
+        <w:t>.</w:t>
+      </w:r>
+      <w:r>
+        <w:rPr>
+          <w:lang w:val="fr-CA"/>
+        </w:rPr>
+        <w:t xml:space="preserve"> </w:t>
+      </w:r>
+      <w:r>
+        <w:rPr>
+          <w:lang w:val="fr-CA"/>
+        </w:rPr>
+        <w:t>Toutefois, notre système de récolte de données de performances</w:t>
+      </w:r>
+      <w:r>
+        <w:rPr>
+          <w:lang w:val="fr-CA"/>
+        </w:rPr>
+        <w:t xml:space="preserve"> va très certainement ralentir notre jeu</w:t>
+      </w:r>
+      <w:r>
+        <w:rPr>
+          <w:lang w:val="fr-CA"/>
+        </w:rPr>
+        <w:t>.</w:t>
+      </w:r>
+      <w:r>
+        <w:rPr>
+          <w:lang w:val="fr-CA"/>
+        </w:rPr>
+        <w:t xml:space="preserve"> </w:t>
+      </w:r>
+      <w:r>
+        <w:rPr>
+          <w:lang w:val="fr-CA"/>
+        </w:rPr>
+        <w:t>Alors, p</w:t>
+      </w:r>
+      <w:r>
+        <w:rPr>
+          <w:lang w:val="fr-CA"/>
+        </w:rPr>
+        <w:t xml:space="preserve">our </w:t>
+      </w:r>
+      <w:r>
+        <w:rPr>
+          <w:lang w:val="fr-CA"/>
+        </w:rPr>
+        <w:t>s’</w:t>
+      </w:r>
+      <w:r>
+        <w:rPr>
+          <w:lang w:val="fr-CA"/>
+        </w:rPr>
+        <w:t>assurer de ne pas perdre de la performance inutile, t</w:t>
+      </w:r>
+      <w:r>
+        <w:rPr>
+          <w:lang w:val="fr-CA"/>
+        </w:rPr>
+        <w:t>outes les parties du code utilisé</w:t>
+      </w:r>
+      <w:r>
+        <w:rPr>
+          <w:lang w:val="fr-CA"/>
+        </w:rPr>
+        <w:t>e</w:t>
+      </w:r>
+      <w:r>
+        <w:rPr>
+          <w:lang w:val="fr-CA"/>
+        </w:rPr>
+        <w:t>s</w:t>
+      </w:r>
+      <w:r>
+        <w:rPr>
+          <w:lang w:val="fr-CA"/>
+        </w:rPr>
+        <w:t xml:space="preserve"> pour l’analyse de la performance </w:t>
+      </w:r>
+      <w:r>
+        <w:rPr>
+          <w:lang w:val="fr-CA"/>
+        </w:rPr>
+        <w:t xml:space="preserve">ne </w:t>
+      </w:r>
+      <w:r>
+        <w:rPr>
+          <w:lang w:val="fr-CA"/>
+        </w:rPr>
+        <w:t xml:space="preserve">seront </w:t>
+      </w:r>
+      <w:r>
+        <w:rPr>
+          <w:lang w:val="fr-CA"/>
+        </w:rPr>
+        <w:t xml:space="preserve">pas </w:t>
+      </w:r>
+      <w:r>
+        <w:rPr>
+          <w:lang w:val="fr-CA"/>
+        </w:rPr>
+        <w:t>uniquement</w:t>
+      </w:r>
+      <w:r>
+        <w:rPr>
+          <w:lang w:val="fr-CA"/>
+        </w:rPr>
+        <w:t xml:space="preserve"> dans la version finale</w:t>
+      </w:r>
+      <w:r>
+        <w:rPr>
+          <w:lang w:val="fr-CA"/>
+        </w:rPr>
+        <w:t xml:space="preserve">. </w:t>
+      </w:r>
+      <w:r>
+        <w:rPr>
+          <w:lang w:val="fr-CA"/>
+        </w:rPr>
+        <w:t>C</w:t>
+      </w:r>
+      <w:r>
+        <w:rPr>
+          <w:lang w:val="fr-CA"/>
+        </w:rPr>
+        <w:t xml:space="preserve">es parties du code </w:t>
+      </w:r>
+      <w:r>
+        <w:rPr>
+          <w:lang w:val="fr-CA"/>
+        </w:rPr>
+        <w:t xml:space="preserve">n’affecteront </w:t>
+      </w:r>
+      <w:r>
+        <w:rPr>
+          <w:lang w:val="fr-CA"/>
+        </w:rPr>
+        <w:t xml:space="preserve">donc </w:t>
+      </w:r>
+      <w:r>
+        <w:rPr>
+          <w:lang w:val="fr-CA"/>
+        </w:rPr>
+        <w:t xml:space="preserve">pas la performance de </w:t>
+      </w:r>
+      <w:r>
+        <w:rPr>
+          <w:lang w:val="fr-CA"/>
+        </w:rPr>
+        <w:t xml:space="preserve">la version </w:t>
+      </w:r>
+      <w:r>
+        <w:rPr>
+          <w:lang w:val="fr-CA"/>
+        </w:rPr>
+        <w:t>finale</w:t>
+      </w:r>
+      <w:r>
+        <w:rPr>
+          <w:lang w:val="fr-CA"/>
+        </w:rPr>
+        <w:t>.</w:t>
+      </w:r>
+      <w:r>
+        <w:rPr>
+          <w:lang w:val="fr-CA"/>
+        </w:rPr>
+        <w:t xml:space="preserve"> </w:t>
+      </w:r>
+    </w:p>
+    <w:p>
+      <w:pPr>
+        <w:rPr>
+          <w:lang w:val="fr-CA"/>
+        </w:rPr>
+      </w:pPr>
+      <w:r>
+        <w:rPr>
+          <w:lang w:val="fr-CA"/>
+        </w:rPr>
+        <w:t xml:space="preserve">Si </w:t>
+      </w:r>
+      <w:r>
+        <w:rPr>
+          <w:lang w:val="fr-CA"/>
+        </w:rPr>
+        <w:t xml:space="preserve">la version </w:t>
+      </w:r>
+      <w:r>
+        <w:rPr>
+          <w:lang w:val="fr-CA"/>
+        </w:rPr>
+        <w:t>avec le système d</w:t>
+      </w:r>
+      <w:r>
+        <w:rPr>
+          <w:lang w:val="fr-CA"/>
+        </w:rPr>
+        <w:t>’analyse de performance</w:t>
+      </w:r>
+      <w:r>
+        <w:rPr>
+          <w:lang w:val="fr-CA"/>
+        </w:rPr>
+        <w:t xml:space="preserve"> respecte nos contraintes</w:t>
+      </w:r>
+      <w:r>
+        <w:rPr>
+          <w:lang w:val="fr-CA"/>
+        </w:rPr>
+        <w:t xml:space="preserve"> temps réel</w:t>
+      </w:r>
+      <w:r>
+        <w:rPr>
+          <w:lang w:val="fr-CA"/>
+        </w:rPr>
+        <w:t>, on peut donc assumer que</w:t>
+      </w:r>
+      <w:r>
+        <w:rPr>
+          <w:lang w:val="fr-CA"/>
+        </w:rPr>
+        <w:t xml:space="preserve"> la version finale aussi</w:t>
+      </w:r>
+      <w:r>
+        <w:rPr>
+          <w:lang w:val="fr-CA"/>
+        </w:rPr>
+        <w:t>.</w:t>
+      </w:r>
+      <w:r>
+        <w:rPr>
+          <w:lang w:val="fr-CA"/>
+        </w:rPr>
+        <w:t xml:space="preserve"> </w:t>
+      </w:r>
+      <w:r>
+        <w:rPr>
+          <w:lang w:val="fr-CA"/>
+        </w:rPr>
+        <w:t>Ceci-dit</w:t>
+      </w:r>
+      <w:r>
+        <w:rPr>
+          <w:lang w:val="fr-CA"/>
+        </w:rPr>
+        <w:t xml:space="preserve">, nous testerons quand même </w:t>
+      </w:r>
+      <w:r>
+        <w:rPr>
+          <w:lang w:val="fr-CA"/>
+        </w:rPr>
+        <w:t xml:space="preserve">l’utilisation normale du jeu </w:t>
+      </w:r>
+      <w:r>
+        <w:rPr>
+          <w:lang w:val="fr-CA"/>
+        </w:rPr>
+        <w:t xml:space="preserve">finale </w:t>
+      </w:r>
+      <w:r>
+        <w:rPr>
+          <w:lang w:val="fr-CA"/>
+        </w:rPr>
+        <w:t xml:space="preserve">pour éviter des problèmes uniques à </w:t>
+      </w:r>
+      <w:r>
+        <w:rPr>
+          <w:lang w:val="fr-CA"/>
+        </w:rPr>
+        <w:t>cette version</w:t>
+      </w:r>
+      <w:r>
+        <w:rPr>
+          <w:lang w:val="fr-CA"/>
+        </w:rPr>
+        <w:t xml:space="preserve">. Cependant, sans nos systèmes de récolte de données de </w:t>
+      </w:r>
+      <w:r>
+        <w:rPr>
+          <w:lang w:val="fr-CA"/>
+        </w:rPr>
+        <w:t>performance, il sera difficile de connaître la vraie performance de notre produit.</w:t>
+      </w:r>
+    </w:p>
+    <w:p>
+      <w:pPr>
+        <w:pStyle w:val="Heading1"/>
+        <w:rPr>
+          <w:color w:val="auto"/>
+        </w:rPr>
+      </w:pPr>
+      <w:r>
+        <w:t>Responsabilités</w:t>
+      </w:r>
+    </w:p>
+    <w:p>
+      <w:pPr>
+        <w:rPr>
+          <w:lang w:val="fr-CA"/>
+        </w:rPr>
+      </w:pPr>
+      <w:r>
+        <w:rPr>
+          <w:lang w:val="fr-CA"/>
+        </w:rPr>
+        <w:t>Thomas Lesieur</w:t>
+      </w:r>
+      <w:r>
+        <w:rPr>
+          <w:lang w:val="fr-CA"/>
+        </w:rPr>
+        <w:t xml:space="preserve"> (</w:t>
+      </w:r>
+      <w:hyperlink r:id="rId8" w:history="1">
+        <w:r>
+          <w:rPr>
+            <w:rStyle w:val="Hyperlink"/>
+            <w:lang w:val="fr-CA"/>
+          </w:rPr>
+          <w:t>lest1101@usherbrooke.ca</w:t>
+        </w:r>
+      </w:hyperlink>
+      <w:r>
+        <w:rPr>
+          <w:lang w:val="fr-CA"/>
+        </w:rPr>
+        <w:t xml:space="preserve">) </w:t>
+      </w:r>
+      <w:r>
+        <w:rPr>
+          <w:lang w:val="fr-CA"/>
+        </w:rPr>
+        <w:t xml:space="preserve">sera responsable des communications avec le professeur. Il sera aussi </w:t>
+      </w:r>
+      <w:r>
+        <w:rPr>
+          <w:lang w:val="fr-CA"/>
+        </w:rPr>
+        <w:t xml:space="preserve">responsable de </w:t>
+      </w:r>
+      <w:r>
+        <w:rPr>
+          <w:lang w:val="fr-CA"/>
+        </w:rPr>
+        <w:t>la configuration</w:t>
+      </w:r>
+      <w:r>
+        <w:rPr>
+          <w:lang w:val="fr-CA"/>
+        </w:rPr>
+        <w:t xml:space="preserve"> et </w:t>
+      </w:r>
+      <w:r>
+        <w:rPr>
+          <w:lang w:val="fr-CA"/>
+        </w:rPr>
+        <w:t>du maintien de l’environnement</w:t>
+      </w:r>
+      <w:r>
+        <w:rPr>
+          <w:lang w:val="fr-CA"/>
+        </w:rPr>
+        <w:t xml:space="preserve"> de développement</w:t>
+      </w:r>
+      <w:r>
+        <w:rPr>
+          <w:lang w:val="fr-CA"/>
+        </w:rPr>
+        <w:t xml:space="preserve">. Il </w:t>
+      </w:r>
+      <w:r>
+        <w:rPr>
+          <w:lang w:val="fr-CA"/>
+        </w:rPr>
+        <w:t xml:space="preserve">travaillera majoritairement sur l’implémentation </w:t>
+      </w:r>
+      <w:r>
+        <w:rPr>
+          <w:lang w:val="fr-CA"/>
+        </w:rPr>
+        <w:t xml:space="preserve">de </w:t>
+      </w:r>
+      <w:r>
+        <w:rPr>
+          <w:lang w:val="fr-CA"/>
+        </w:rPr>
+        <w:t xml:space="preserve">la structure de base du système </w:t>
+      </w:r>
+      <w:r>
+        <w:rPr>
+          <w:lang w:val="fr-CA"/>
+        </w:rPr>
+        <w:t xml:space="preserve">temp réel </w:t>
+      </w:r>
+      <w:r>
+        <w:rPr>
+          <w:lang w:val="fr-CA"/>
+        </w:rPr>
+        <w:t xml:space="preserve">et </w:t>
+      </w:r>
+      <w:r>
+        <w:rPr>
+          <w:lang w:val="fr-CA"/>
+        </w:rPr>
+        <w:t>de la logique</w:t>
+      </w:r>
+      <w:r>
+        <w:rPr>
+          <w:lang w:val="fr-CA"/>
+        </w:rPr>
+        <w:t xml:space="preserve"> de déplacement des blocs et de leur élimination.</w:t>
+      </w:r>
+    </w:p>
+    <w:p>
+      <w:pPr>
+        <w:rPr>
+          <w:lang w:val="fr-CA"/>
+        </w:rPr>
+      </w:pPr>
+      <w:r>
+        <w:rPr>
+          <w:lang w:val="fr-CA"/>
+        </w:rPr>
+        <w:t>Maxime Sévigny (</w:t>
+      </w:r>
+      <w:hyperlink r:id="rId9" w:history="1">
+        <w:r>
+          <w:rPr>
+            <w:rStyle w:val="Hyperlink"/>
+            <w:lang w:val="fr-CA"/>
+          </w:rPr>
+          <w:t>Maxime.Sevigny@USherbrooke.ca</w:t>
+        </w:r>
+      </w:hyperlink>
+      <w:r>
+        <w:rPr>
+          <w:lang w:val="fr-CA"/>
+        </w:rPr>
+        <w:t>)</w:t>
+      </w:r>
+      <w:r>
+        <w:rPr>
+          <w:lang w:val="fr-CA"/>
+        </w:rPr>
+        <w:t xml:space="preserve"> sera responsable de </w:t>
+      </w:r>
+      <w:r>
+        <w:rPr>
+          <w:lang w:val="fr-CA"/>
+        </w:rPr>
+        <w:t>programmer l’affichage graphique en OpenGL</w:t>
+      </w:r>
+      <w:r>
+        <w:rPr>
+          <w:lang w:val="fr-CA"/>
+        </w:rPr>
+        <w:t>. Elle</w:t>
+      </w:r>
+      <w:r>
+        <w:rPr>
+          <w:lang w:val="fr-CA"/>
+        </w:rPr>
+        <w:t xml:space="preserve"> sera aussi responsable</w:t>
+      </w:r>
+      <w:r>
+        <w:rPr>
+          <w:lang w:val="fr-CA"/>
+        </w:rPr>
+        <w:t xml:space="preserve"> </w:t>
+      </w:r>
+      <w:r>
+        <w:rPr>
+          <w:lang w:val="fr-CA"/>
+        </w:rPr>
+        <w:t xml:space="preserve">d’implémenter </w:t>
+      </w:r>
+      <w:r>
+        <w:rPr>
+          <w:lang w:val="fr-CA"/>
+        </w:rPr>
+        <w:t>la grande majorité des classes de support</w:t>
+      </w:r>
+      <w:r>
+        <w:rPr>
+          <w:lang w:val="fr-CA"/>
+        </w:rPr>
+        <w:t xml:space="preserve"> nécessaire</w:t>
+      </w:r>
+      <w:r>
+        <w:rPr>
+          <w:lang w:val="fr-CA"/>
+        </w:rPr>
+        <w:t>s</w:t>
+      </w:r>
+      <w:r>
+        <w:rPr>
+          <w:lang w:val="fr-CA"/>
+        </w:rPr>
+        <w:t xml:space="preserve"> </w:t>
+      </w:r>
+      <w:r>
+        <w:rPr>
+          <w:lang w:val="fr-CA"/>
+        </w:rPr>
+        <w:t>pour</w:t>
+      </w:r>
+      <w:r>
+        <w:rPr>
+          <w:lang w:val="fr-CA"/>
+        </w:rPr>
+        <w:t xml:space="preserve"> la logique</w:t>
+      </w:r>
+      <w:r>
+        <w:rPr>
+          <w:lang w:val="fr-CA"/>
+        </w:rPr>
+        <w:t xml:space="preserve"> et les systèmes de </w:t>
+      </w:r>
+      <w:proofErr w:type="spellStart"/>
+      <w:r>
+        <w:rPr>
+          <w:lang w:val="fr-CA"/>
+        </w:rPr>
+        <w:t>debug</w:t>
+      </w:r>
+      <w:proofErr w:type="spellEnd"/>
+      <w:r>
+        <w:rPr>
+          <w:lang w:val="fr-CA"/>
+        </w:rPr>
+        <w:t xml:space="preserve"> et d</w:t>
+      </w:r>
+      <w:r>
+        <w:rPr>
+          <w:lang w:val="fr-CA"/>
+        </w:rPr>
+        <w:t xml:space="preserve">’analyse de </w:t>
+      </w:r>
+      <w:r>
+        <w:rPr>
+          <w:lang w:val="fr-CA"/>
+        </w:rPr>
+        <w:t>performances</w:t>
+      </w:r>
+      <w:r>
+        <w:rPr>
+          <w:lang w:val="fr-CA"/>
+        </w:rPr>
+        <w:t>.</w:t>
+      </w:r>
+    </w:p>
+    <w:p>
+      <w:pPr>
+        <w:rPr>
+          <w:lang w:val="fr-CA"/>
+        </w:rPr>
+      </w:pPr>
+      <w:r>
+        <w:rPr>
+          <w:lang w:val="fr-CA"/>
+        </w:rPr>
+        <w:t xml:space="preserve">Nous nous réservons le droit de changer de responsabilité au cours de l’avancement du projet. De plus, </w:t>
+      </w:r>
+      <w:r>
+        <w:rPr>
+          <w:lang w:val="fr-CA"/>
+        </w:rPr>
+        <w:t>bien qu’une personne soit responsable d’une partie du travail, cela n’implique pas qu’elle fera toute cette partie en entier.</w:t>
+      </w:r>
+      <w:r>
+        <w:rPr>
+          <w:lang w:val="fr-CA"/>
+        </w:rPr>
+        <w:t xml:space="preserve"> Le terme responsable indique simplement</w:t>
+      </w:r>
+      <w:r>
+        <w:rPr>
+          <w:lang w:val="fr-CA"/>
+        </w:rPr>
+        <w:t xml:space="preserve"> que cette personne se « spécialisera » dans cette partie du travail.</w:t>
+      </w:r>
+    </w:p>
+    <w:p>
+      <w:pPr>
+        <w:pStyle w:val="Heading1"/>
+      </w:pPr>
+      <w:r>
+        <w:t>Produit final</w:t>
+      </w:r>
+    </w:p>
+    <w:p>
+      <w:pPr>
+        <w:rPr>
+          <w:lang w:val="fr-CA"/>
+        </w:rPr>
+      </w:pPr>
+      <w:r>
+        <w:rPr>
+          <w:lang w:val="fr-CA"/>
+        </w:rPr>
+        <w:t xml:space="preserve">Le code sera disponible en tout temps sur le répertoire git suivant : </w:t>
+      </w:r>
+      <w:hyperlink r:id="rId10" w:history="1">
+        <w:r>
+          <w:rPr>
+            <w:rStyle w:val="Hyperlink"/>
+            <w:lang w:val="fr-CA"/>
+          </w:rPr>
+          <w:t>https://github.com/TheRealHarryPotter123/Tetris.git</w:t>
+        </w:r>
+      </w:hyperlink>
+    </w:p>
+    <w:p>
+      <w:pPr>
+        <w:rPr>
+          <w:lang w:val="fr-CA"/>
+        </w:rPr>
+      </w:pPr>
+      <w:r>
+        <w:rPr>
+          <w:lang w:val="fr-CA"/>
+        </w:rPr>
+        <w:t>Le produit final devrait être une implémentation du jeu-vidéo Tetris en C++</w:t>
+      </w:r>
+      <w:r>
+        <w:rPr>
+          <w:lang w:val="fr-CA"/>
+        </w:rPr>
+        <w:t xml:space="preserve">. </w:t>
+      </w:r>
+      <w:r>
+        <w:rPr>
+          <w:lang w:val="fr-CA"/>
+        </w:rPr>
+        <w:t xml:space="preserve">Pour considérer notre produit final comme une réussite, </w:t>
+      </w:r>
+      <w:r>
+        <w:rPr>
+          <w:lang w:val="fr-CA"/>
+        </w:rPr>
+        <w:t xml:space="preserve">il devra respecter </w:t>
+      </w:r>
+      <w:r>
+        <w:rPr>
+          <w:lang w:val="fr-CA"/>
+        </w:rPr>
+        <w:t>toutes les</w:t>
+      </w:r>
+      <w:r>
+        <w:rPr>
+          <w:lang w:val="fr-CA"/>
+        </w:rPr>
+        <w:t xml:space="preserve"> </w:t>
+      </w:r>
+      <w:r>
+        <w:rPr>
+          <w:lang w:val="fr-CA"/>
+        </w:rPr>
+        <w:t>contraintes</w:t>
+      </w:r>
+      <w:r>
+        <w:rPr>
+          <w:lang w:val="fr-CA"/>
+        </w:rPr>
+        <w:t xml:space="preserve"> suivantes</w:t>
+      </w:r>
+      <w:r>
+        <w:rPr>
+          <w:lang w:val="fr-CA"/>
+        </w:rPr>
+        <w:t>.</w:t>
+      </w:r>
+    </w:p>
+    <w:p>
+      <w:pPr>
+        <w:pStyle w:val="ListParagraph"/>
+        <w:numPr>
+          <w:ilvl w:val="0"/>
+          <w:numId w:val="1"/>
+        </w:numPr>
+        <w:rPr>
+          <w:lang w:val="fr-CA"/>
+        </w:rPr>
+      </w:pPr>
+      <w:r>
+        <w:rPr>
+          <w:lang w:val="fr-CA"/>
+        </w:rPr>
+        <w:t>Une grille de taille 10 x 20 est affichée.</w:t>
+      </w:r>
+    </w:p>
+    <w:p>
+      <w:pPr>
+        <w:pStyle w:val="ListParagraph"/>
+        <w:numPr>
+          <w:ilvl w:val="0"/>
+          <w:numId w:val="1"/>
+        </w:numPr>
+        <w:rPr>
+          <w:lang w:val="fr-CA"/>
+        </w:rPr>
+      </w:pPr>
+      <w:r>
+        <w:rPr>
+          <w:lang w:val="fr-CA"/>
+        </w:rPr>
+        <w:t xml:space="preserve">Des blocs (ou </w:t>
+      </w:r>
+      <w:proofErr w:type="spellStart"/>
+      <w:r>
+        <w:rPr>
+          <w:lang w:val="fr-CA"/>
+        </w:rPr>
+        <w:t>Tetromino</w:t>
+      </w:r>
+      <w:r>
+        <w:rPr>
+          <w:lang w:val="fr-CA"/>
+        </w:rPr>
+        <w:t>s</w:t>
+      </w:r>
+      <w:proofErr w:type="spellEnd"/>
+      <w:r>
+        <w:rPr>
+          <w:lang w:val="fr-CA"/>
+        </w:rPr>
+        <w:t>) des</w:t>
+      </w:r>
+      <w:r>
+        <w:rPr>
+          <w:lang w:val="fr-CA"/>
+        </w:rPr>
+        <w:t xml:space="preserve"> différentes formes présentes</w:t>
+      </w:r>
+      <w:r>
+        <w:rPr>
+          <w:lang w:val="fr-CA"/>
+        </w:rPr>
+        <w:t xml:space="preserve"> dans le jeu (I, L, J, O, S, T, Z) sont affichées et tombent du haut de la grille jusqu’en bas avec le temps qui passe.</w:t>
+      </w:r>
+    </w:p>
+    <w:p>
+      <w:pPr>
+        <w:pStyle w:val="ListParagraph"/>
+        <w:numPr>
+          <w:ilvl w:val="0"/>
+          <w:numId w:val="1"/>
+        </w:numPr>
+        <w:rPr>
+          <w:lang w:val="fr-CA"/>
+        </w:rPr>
+      </w:pPr>
+      <w:r>
+        <w:rPr>
+          <w:lang w:val="fr-CA"/>
+        </w:rPr>
+        <w:t>On génère ces blocs de manière aléatoire avec certaines contraintes comme il est courant dans Tetris de nos jour</w:t>
+      </w:r>
+      <w:r>
+        <w:rPr>
+          <w:lang w:val="fr-CA"/>
+        </w:rPr>
+        <w:t>s</w:t>
+      </w:r>
+    </w:p>
+    <w:p>
+      <w:pPr>
+        <w:pStyle w:val="ListParagraph"/>
+        <w:numPr>
+          <w:ilvl w:val="0"/>
+          <w:numId w:val="1"/>
+        </w:numPr>
+        <w:rPr>
+          <w:lang w:val="fr-CA"/>
+        </w:rPr>
+      </w:pPr>
+      <w:r>
+        <w:rPr>
+          <w:lang w:val="fr-CA"/>
+        </w:rPr>
+        <w:t>Ces blocs sont capables d’effectuer des translations dans les limites de la grille.</w:t>
+      </w:r>
+    </w:p>
+    <w:p>
+      <w:pPr>
+        <w:pStyle w:val="ListParagraph"/>
+        <w:numPr>
+          <w:ilvl w:val="0"/>
+          <w:numId w:val="1"/>
+        </w:numPr>
+        <w:rPr>
+          <w:lang w:val="fr-CA"/>
+        </w:rPr>
+      </w:pPr>
+      <w:r>
+        <w:rPr>
+          <w:lang w:val="fr-CA"/>
+        </w:rPr>
+        <w:t>Il est possible d’effectuer une rotation sur les blocs</w:t>
+      </w:r>
+      <w:r>
+        <w:rPr>
+          <w:lang w:val="fr-CA"/>
+        </w:rPr>
+        <w:t xml:space="preserve"> en s’assurant de les « pousser » s’il sortirait normalement des contraintes de la grille.</w:t>
+      </w:r>
+    </w:p>
+    <w:p>
+      <w:pPr>
+        <w:pStyle w:val="ListParagraph"/>
+        <w:numPr>
+          <w:ilvl w:val="0"/>
+          <w:numId w:val="1"/>
+        </w:numPr>
+        <w:rPr>
+          <w:lang w:val="fr-CA"/>
+        </w:rPr>
+      </w:pPr>
+      <w:r>
+        <w:rPr>
+          <w:lang w:val="fr-CA"/>
+        </w:rPr>
+        <w:t xml:space="preserve">Une fois que les blocs remplissent une ligne horizontale de 10 cases sur la ligne, celle-ci disparaît et le restant des blocs tombent d’une case vers le bas. </w:t>
+      </w:r>
+    </w:p>
+    <w:p>
+      <w:pPr>
+        <w:rPr>
+          <w:lang w:val="fr-CA"/>
+        </w:rPr>
+      </w:pPr>
+      <w:r>
+        <w:rPr>
+          <w:lang w:val="fr-CA"/>
+        </w:rPr>
+        <w:br w:type="page"/>
+      </w:r>
+    </w:p>
+    <w:p>
+      <w:pPr>
+        <w:rPr>
+          <w:lang w:val="fr-CA"/>
+        </w:rPr>
+      </w:pPr>
+      <w:r>
+        <w:rPr>
+          <w:lang w:val="fr-CA"/>
+        </w:rPr>
+        <w:t xml:space="preserve">Il y a aussi des mécaniques que nous jugeons </w:t>
+      </w:r>
+      <w:r>
+        <w:rPr>
+          <w:lang w:val="fr-CA"/>
+        </w:rPr>
+        <w:t>importantes à la réussite de notre pro</w:t>
+      </w:r>
+      <w:r>
+        <w:rPr>
+          <w:lang w:val="fr-CA"/>
+        </w:rPr>
+        <w:t>duit. Cependant,</w:t>
+      </w:r>
+      <w:r>
+        <w:rPr>
+          <w:lang w:val="fr-CA"/>
+        </w:rPr>
+        <w:t xml:space="preserve"> l’exclusion de </w:t>
+      </w:r>
+      <w:r>
+        <w:rPr>
+          <w:lang w:val="fr-CA"/>
+        </w:rPr>
+        <w:t>quelques-unes</w:t>
+      </w:r>
+      <w:r>
+        <w:rPr>
+          <w:lang w:val="fr-CA"/>
+        </w:rPr>
+        <w:t xml:space="preserve"> de </w:t>
+      </w:r>
+      <w:r>
+        <w:rPr>
+          <w:lang w:val="fr-CA"/>
+        </w:rPr>
+        <w:t>ce</w:t>
+      </w:r>
+      <w:r>
+        <w:rPr>
+          <w:lang w:val="fr-CA"/>
+        </w:rPr>
+        <w:t>s</w:t>
+      </w:r>
+      <w:r>
+        <w:rPr>
+          <w:lang w:val="fr-CA"/>
+        </w:rPr>
+        <w:t xml:space="preserve"> mécanique</w:t>
+      </w:r>
+      <w:r>
+        <w:rPr>
+          <w:lang w:val="fr-CA"/>
+        </w:rPr>
+        <w:t>s</w:t>
+      </w:r>
+      <w:r>
+        <w:rPr>
+          <w:lang w:val="fr-CA"/>
+        </w:rPr>
+        <w:t xml:space="preserve"> ne marquerait </w:t>
+      </w:r>
+      <w:r>
+        <w:rPr>
+          <w:lang w:val="fr-CA"/>
+        </w:rPr>
+        <w:t>pas nécessairement un échec</w:t>
+      </w:r>
+      <w:r>
+        <w:rPr>
+          <w:lang w:val="fr-CA"/>
+        </w:rPr>
+        <w:t xml:space="preserve"> total</w:t>
+      </w:r>
+      <w:r>
+        <w:rPr>
+          <w:lang w:val="fr-CA"/>
+        </w:rPr>
+        <w:t>.</w:t>
+      </w:r>
+    </w:p>
+    <w:p>
+      <w:pPr>
+        <w:pStyle w:val="ListParagraph"/>
+        <w:numPr>
+          <w:ilvl w:val="0"/>
+          <w:numId w:val="1"/>
+        </w:numPr>
+        <w:rPr>
+          <w:lang w:val="fr-CA"/>
+        </w:rPr>
+      </w:pPr>
+      <w:r>
+        <w:rPr>
+          <w:lang w:val="fr-CA"/>
+        </w:rPr>
+        <w:t xml:space="preserve">Il est possible de « réserver » un bloc </w:t>
+      </w:r>
+      <w:r>
+        <w:rPr>
+          <w:lang w:val="fr-CA"/>
+        </w:rPr>
+        <w:t>en appuyant sur une touche afin de pouvoir l’utiliser plus tard. Ce bloc est affiché dans une case hors de la grille</w:t>
+      </w:r>
+    </w:p>
+    <w:p>
+      <w:pPr>
+        <w:pStyle w:val="ListParagraph"/>
+        <w:numPr>
+          <w:ilvl w:val="0"/>
+          <w:numId w:val="1"/>
+        </w:numPr>
+        <w:rPr>
+          <w:lang w:val="fr-CA"/>
+        </w:rPr>
+      </w:pPr>
+      <w:r>
+        <w:rPr>
+          <w:lang w:val="fr-CA"/>
+        </w:rPr>
+        <w:t>Il est possible de faire descendre un bloc jusqu’en bas de la grille immédiatement en appuyant sur une touche. Il est aussi possible avec une autre touche de faire accélérer sa descente.</w:t>
+      </w:r>
+    </w:p>
+    <w:p>
+      <w:pPr>
+        <w:pStyle w:val="ListParagraph"/>
+        <w:numPr>
+          <w:ilvl w:val="0"/>
+          <w:numId w:val="1"/>
+        </w:numPr>
+        <w:rPr>
+          <w:lang w:val="fr-CA"/>
+        </w:rPr>
+      </w:pPr>
+      <w:r>
+        <w:rPr>
+          <w:lang w:val="fr-CA"/>
+        </w:rPr>
+        <w:t>Le prochain bloc à descendre est affiché dans une case hors de la grille.</w:t>
+      </w:r>
+    </w:p>
+    <w:p>
+      <w:pPr>
+        <w:pStyle w:val="ListParagraph"/>
+        <w:numPr>
+          <w:ilvl w:val="0"/>
+          <w:numId w:val="1"/>
+        </w:numPr>
+        <w:rPr>
+          <w:lang w:val="fr-CA"/>
+        </w:rPr>
+      </w:pPr>
+      <w:r>
+        <w:rPr>
+          <w:lang w:val="fr-CA"/>
+        </w:rPr>
+        <w:t>Un système de scores ajoutant des points à l’utilisateur pour chacune des pièces posées, mais aussi en fonction du nombre de pièces posées.</w:t>
+      </w:r>
+    </w:p>
+    <w:p>
+      <w:pPr>
+        <w:pStyle w:val="ListParagraph"/>
+        <w:numPr>
+          <w:ilvl w:val="0"/>
+          <w:numId w:val="1"/>
+        </w:numPr>
+        <w:rPr>
+          <w:lang w:val="fr-CA"/>
+        </w:rPr>
+      </w:pPr>
+      <w:r>
+        <w:rPr>
+          <w:lang w:val="fr-CA"/>
+        </w:rPr>
+        <w:t xml:space="preserve">Un fois un certain score atteint, la difficulté augmente graduellement en faisant descendre les pièces plus rapidement. Le nombre de points </w:t>
+      </w:r>
+      <w:r>
+        <w:rPr>
+          <w:lang w:val="fr-CA"/>
+        </w:rPr>
+        <w:t>obtenu par actions est directement proportionnel à la difficulté du jeu</w:t>
+      </w:r>
+      <w:r>
+        <w:rPr>
+          <w:lang w:val="fr-CA"/>
+        </w:rPr>
+        <w:t>.</w:t>
+      </w:r>
+    </w:p>
+    <w:p>
+      <w:pPr>
+        <w:rPr>
+          <w:lang w:val="fr-CA"/>
+        </w:rPr>
+      </w:pPr>
+      <w:r>
+        <w:rPr>
+          <w:lang w:val="fr-CA"/>
+        </w:rPr>
+        <w:t>De plus</w:t>
+      </w:r>
+      <w:r>
+        <w:rPr>
+          <w:lang w:val="fr-CA"/>
+        </w:rPr>
+        <w:t>, il existe d’autres mécaniques intéressantes</w:t>
+      </w:r>
+      <w:r>
+        <w:rPr>
+          <w:lang w:val="fr-CA"/>
+        </w:rPr>
+        <w:t xml:space="preserve">, mais </w:t>
+      </w:r>
+      <w:r>
+        <w:rPr>
+          <w:lang w:val="fr-CA"/>
+        </w:rPr>
+        <w:t xml:space="preserve">que nous </w:t>
+      </w:r>
+      <w:r>
+        <w:rPr>
+          <w:lang w:val="fr-CA"/>
+        </w:rPr>
+        <w:t>ne considérons pas lors de l’évaluation de notre produit</w:t>
+      </w:r>
+      <w:r>
+        <w:rPr>
+          <w:lang w:val="fr-CA"/>
+        </w:rPr>
+        <w:t>. Voici quelques</w:t>
+      </w:r>
+      <w:r>
+        <w:rPr>
+          <w:lang w:val="fr-CA"/>
+        </w:rPr>
+        <w:t xml:space="preserve">-unes </w:t>
+      </w:r>
+      <w:r>
+        <w:rPr>
+          <w:lang w:val="fr-CA"/>
+        </w:rPr>
+        <w:t>que nous aimerions implémenter si nous avons assez de temps</w:t>
+      </w:r>
+      <w:r>
+        <w:rPr>
+          <w:lang w:val="fr-CA"/>
+        </w:rPr>
+        <w:t> :</w:t>
+      </w:r>
+    </w:p>
+    <w:p>
+      <w:pPr>
+        <w:pStyle w:val="ListParagraph"/>
+        <w:numPr>
+          <w:ilvl w:val="0"/>
+          <w:numId w:val="2"/>
+        </w:numPr>
+        <w:rPr>
+          <w:lang w:val="fr-CA"/>
+        </w:rPr>
+      </w:pPr>
+      <w:r>
+        <w:rPr>
+          <w:lang w:val="fr-CA"/>
+        </w:rPr>
+        <w:t xml:space="preserve">Un mode deux joueurs affichant deux grilles </w:t>
+      </w:r>
+      <w:r>
+        <w:rPr>
+          <w:lang w:val="fr-CA"/>
+        </w:rPr>
+        <w:t>et permettant aux joueurs de jouer simultanément. Il serait aussi potentiellement possible pour les deux joueurs d’exercer une influence sur la grille de l’autre en accomplissant certains objectifs.</w:t>
+      </w:r>
+    </w:p>
+    <w:p>
+      <w:pPr>
+        <w:pStyle w:val="ListParagraph"/>
+        <w:numPr>
+          <w:ilvl w:val="0"/>
+          <w:numId w:val="2"/>
+        </w:numPr>
+        <w:rPr>
+          <w:lang w:val="fr-CA"/>
+        </w:rPr>
+      </w:pPr>
+      <w:r>
+        <w:rPr>
+          <w:lang w:val="fr-CA"/>
+        </w:rPr>
+        <w:t>Un tableau des scores afin de pouvoir les comparer est affiché dans le menu principal.</w:t>
+      </w:r>
+    </w:p>
+    <w:p>
+      <w:pPr>
+        <w:pStyle w:val="ListParagraph"/>
+        <w:numPr>
+          <w:ilvl w:val="0"/>
+          <w:numId w:val="2"/>
+        </w:numPr>
+        <w:rPr>
+          <w:lang w:val="fr-CA"/>
+        </w:rPr>
+      </w:pPr>
+      <w:r>
+        <w:rPr>
+          <w:lang w:val="fr-CA"/>
+        </w:rPr>
+        <w:t>Il est possible de changer ce que les différentes touches font dans les paramètres.</w:t>
+      </w:r>
+    </w:p>
+    <w:p>
+      <w:pPr>
+        <w:pStyle w:val="ListParagraph"/>
+        <w:numPr>
+          <w:ilvl w:val="0"/>
+          <w:numId w:val="2"/>
+        </w:numPr>
+        <w:rPr>
+          <w:lang w:val="fr-CA"/>
+        </w:rPr>
+      </w:pPr>
+      <w:r>
+        <w:rPr>
+          <w:lang w:val="fr-CA"/>
+        </w:rPr>
+        <w:t>La musique classique de Tetris joue pendant une partie.</w:t>
+      </w:r>
+    </w:p>
+    <w:p>
+      <w:pPr>
+        <w:pStyle w:val="Heading1"/>
+      </w:pPr>
+      <w:r>
+        <w:t>L01</w:t>
+      </w:r>
+    </w:p>
+    <w:p>
+      <w:pPr>
+        <w:rPr>
+          <w:lang w:val="fr-CA"/>
+        </w:rPr>
+      </w:pPr>
+      <w:r>
+        <w:rPr>
+          <w:lang w:val="fr-CA"/>
+        </w:rPr>
+        <w:t xml:space="preserve">Ce qui sera livrée dans le livrable L01 sera une analyse de notre progression dans les objectifs fixés plus haut. </w:t>
+      </w:r>
+      <w:r>
+        <w:rPr>
+          <w:lang w:val="fr-CA"/>
+        </w:rPr>
+        <w:t xml:space="preserve">Nous pensons qu’il est réaliste pour ce livrable d’être capable d’afficher la grille et les différents </w:t>
+      </w:r>
+      <w:proofErr w:type="spellStart"/>
+      <w:r>
+        <w:rPr>
+          <w:lang w:val="fr-CA"/>
+        </w:rPr>
+        <w:t>Tetrominos</w:t>
+      </w:r>
+      <w:proofErr w:type="spellEnd"/>
+      <w:r>
+        <w:rPr>
+          <w:lang w:val="fr-CA"/>
+        </w:rPr>
+        <w:t xml:space="preserve"> en les faisant tomber. Nous pensons qu’il s’agit d’une mécanique importante du jeu, mais il s’agit d’un bloc assez robuste à implémenter.</w:t>
+      </w:r>
+    </w:p>
+    <w:p>
+      <w:pPr>
+        <w:rPr>
+          <w:lang w:val="fr-CA"/>
+        </w:rPr>
+      </w:pPr>
+      <w:r>
+        <w:rPr>
+          <w:lang w:val="fr-CA"/>
+        </w:rPr>
+        <w:br w:type="page"/>
+      </w:r>
+    </w:p>
+    <w:p>
+      <w:pPr>
+        <w:rPr>
+          <w:lang w:val="fr-CA"/>
+        </w:rPr>
+      </w:pPr>
+      <w:r>
+        <w:rPr>
+          <w:lang w:val="fr-CA"/>
+        </w:rPr>
+        <w:t xml:space="preserve">Le contenu du livrable L01 sera donc de déterminer si </w:t>
+      </w:r>
+      <w:r>
+        <w:rPr>
+          <w:lang w:val="fr-CA"/>
+        </w:rPr>
+        <w:t>l</w:t>
+      </w:r>
+      <w:r>
+        <w:rPr>
+          <w:lang w:val="fr-CA"/>
+        </w:rPr>
+        <w:t>es objectifs ont été atteints</w:t>
+      </w:r>
+      <w:r>
+        <w:rPr>
+          <w:lang w:val="fr-CA"/>
+        </w:rPr>
+        <w:t>.</w:t>
+      </w:r>
+      <w:r>
+        <w:rPr>
+          <w:lang w:val="fr-CA"/>
+        </w:rPr>
+        <w:t xml:space="preserve"> Nous nous reposerons sur les questions suivantes :</w:t>
+      </w:r>
+    </w:p>
+    <w:p>
+      <w:pPr>
+        <w:pStyle w:val="ListParagraph"/>
+        <w:numPr>
+          <w:ilvl w:val="0"/>
+          <w:numId w:val="5"/>
+        </w:numPr>
+        <w:rPr>
+          <w:lang w:val="fr-CA"/>
+        </w:rPr>
+      </w:pPr>
+      <w:r>
+        <w:rPr>
+          <w:lang w:val="fr-CA"/>
+        </w:rPr>
+        <w:t xml:space="preserve">A-t-il été possible de livrer ce qui était prévu? </w:t>
+      </w:r>
+    </w:p>
+    <w:p>
+      <w:pPr>
+        <w:pStyle w:val="ListParagraph"/>
+        <w:numPr>
+          <w:ilvl w:val="1"/>
+          <w:numId w:val="5"/>
+        </w:numPr>
+        <w:rPr>
+          <w:lang w:val="fr-CA"/>
+        </w:rPr>
+      </w:pPr>
+      <w:r>
+        <w:rPr>
+          <w:lang w:val="fr-CA"/>
+        </w:rPr>
+        <w:t>Si oui, quelles embuches ont été rencontrées en chemin et y a-t-il d’autres mécaniques qu’il a été possible d’implémenter dans le temps imparti</w:t>
+      </w:r>
+      <w:r>
+        <w:rPr>
+          <w:lang w:val="fr-CA"/>
+        </w:rPr>
+        <w:t xml:space="preserve">? </w:t>
+      </w:r>
+    </w:p>
+    <w:p>
+      <w:pPr>
+        <w:pStyle w:val="ListParagraph"/>
+        <w:numPr>
+          <w:ilvl w:val="1"/>
+          <w:numId w:val="5"/>
+        </w:numPr>
+        <w:rPr>
+          <w:lang w:val="fr-CA"/>
+        </w:rPr>
+      </w:pPr>
+      <w:r>
+        <w:rPr>
+          <w:lang w:val="fr-CA"/>
+        </w:rPr>
+        <w:t>Sinon, quelles sont les mécaniques que nous n’avons pas pu livrer et pourquoi?</w:t>
+      </w:r>
+    </w:p>
+    <w:p>
+      <w:pPr>
+        <w:rPr>
+          <w:lang w:val="fr-CA"/>
+        </w:rPr>
+      </w:pPr>
+      <w:r>
+        <w:rPr>
+          <w:lang w:val="fr-CA"/>
+        </w:rPr>
+        <w:t xml:space="preserve">Aussi, nous </w:t>
+      </w:r>
+      <w:r>
+        <w:rPr>
+          <w:lang w:val="fr-CA"/>
+        </w:rPr>
+        <w:t>mentionner</w:t>
+      </w:r>
+      <w:r>
+        <w:rPr>
+          <w:lang w:val="fr-CA"/>
+        </w:rPr>
+        <w:t>ons</w:t>
+      </w:r>
+      <w:r>
+        <w:rPr>
+          <w:lang w:val="fr-CA"/>
+        </w:rPr>
+        <w:t xml:space="preserve"> </w:t>
+      </w:r>
+      <w:r>
+        <w:rPr>
+          <w:lang w:val="fr-CA"/>
+        </w:rPr>
+        <w:t xml:space="preserve">n’importe changement </w:t>
+      </w:r>
+      <w:r>
+        <w:rPr>
+          <w:lang w:val="fr-CA"/>
+        </w:rPr>
+        <w:t xml:space="preserve">par rapport </w:t>
+      </w:r>
+      <w:proofErr w:type="gramStart"/>
+      <w:r>
+        <w:rPr>
+          <w:lang w:val="fr-CA"/>
+        </w:rPr>
+        <w:t>au</w:t>
+      </w:r>
+      <w:proofErr w:type="gramEnd"/>
+      <w:r>
+        <w:rPr>
+          <w:lang w:val="fr-CA"/>
+        </w:rPr>
+        <w:t xml:space="preserve"> plan initial comme un changement d’outil ou de contraintes.</w:t>
+      </w:r>
+      <w:r>
+        <w:rPr>
+          <w:lang w:val="fr-CA"/>
+        </w:rPr>
+        <w:t xml:space="preserve"> </w:t>
+      </w:r>
+    </w:p>
+    <w:p>
+      <w:pPr>
+        <w:rPr>
+          <w:lang w:val="fr-CA"/>
+        </w:rPr>
+      </w:pPr>
+      <w:r>
+        <w:rPr>
+          <w:lang w:val="fr-CA"/>
+        </w:rPr>
+        <w:t>Voici aussi certains autres points en rafale qui pourraient être pertinent d’aborder dans le livrable L01 :</w:t>
+      </w:r>
+    </w:p>
+    <w:p>
+      <w:pPr>
+        <w:pStyle w:val="ListParagraph"/>
+        <w:numPr>
+          <w:ilvl w:val="0"/>
+          <w:numId w:val="3"/>
+        </w:numPr>
+        <w:rPr>
+          <w:lang w:val="fr-CA"/>
+        </w:rPr>
+      </w:pPr>
+      <w:r>
+        <w:rPr>
+          <w:lang w:val="fr-CA"/>
+        </w:rPr>
+        <w:t>Comment se comporte le logiciel au niveau de la performance. Est-ce que des tests ont été effectués à ce niveau d’avancement du projet?</w:t>
+      </w:r>
+    </w:p>
+    <w:p>
+      <w:pPr>
+        <w:pStyle w:val="ListParagraph"/>
+        <w:numPr>
+          <w:ilvl w:val="0"/>
+          <w:numId w:val="3"/>
+        </w:numPr>
+        <w:rPr>
+          <w:lang w:val="fr-CA"/>
+        </w:rPr>
+      </w:pPr>
+      <w:r>
+        <w:rPr>
+          <w:lang w:val="fr-CA"/>
+        </w:rPr>
+        <w:t>Qu’envisageons nous livrer à temps pour le livrable L02 en prenant en compte le temps imparti et la vitesse que nous avons eu à date?</w:t>
+      </w:r>
+    </w:p>
+    <w:p>
+      <w:pPr>
+        <w:pStyle w:val="ListParagraph"/>
+        <w:numPr>
+          <w:ilvl w:val="0"/>
+          <w:numId w:val="3"/>
+        </w:numPr>
+        <w:rPr>
+          <w:lang w:val="fr-CA"/>
+        </w:rPr>
+      </w:pPr>
+      <w:r>
+        <w:rPr>
+          <w:lang w:val="fr-CA"/>
+        </w:rPr>
+        <w:t>Quels outils vont être utilisés pour l’implémentation des mécaniques restantes (s’il y en a)?</w:t>
+      </w:r>
+    </w:p>
+    <w:p>
+      <w:pPr>
+        <w:rPr>
+          <w:lang w:val="fr-CA"/>
+        </w:rPr>
+      </w:pPr>
+      <w:r>
+        <w:rPr>
+          <w:lang w:val="fr-CA"/>
+        </w:rPr>
+        <w:t xml:space="preserve">Idéalement, des preuves comme des captures d’écran ou </w:t>
+      </w:r>
+      <w:r>
+        <w:rPr>
+          <w:lang w:val="fr-CA"/>
+        </w:rPr>
+        <w:t>des</w:t>
+      </w:r>
+      <w:r>
+        <w:rPr>
+          <w:lang w:val="fr-CA"/>
+        </w:rPr>
+        <w:t xml:space="preserve"> vidéo</w:t>
+      </w:r>
+      <w:r>
+        <w:rPr>
+          <w:lang w:val="fr-CA"/>
+        </w:rPr>
+        <w:t>s</w:t>
+      </w:r>
+      <w:r>
+        <w:rPr>
+          <w:lang w:val="fr-CA"/>
+        </w:rPr>
+        <w:t xml:space="preserve"> vont être présent</w:t>
+      </w:r>
+      <w:r>
+        <w:rPr>
+          <w:lang w:val="fr-CA"/>
+        </w:rPr>
+        <w:t>es</w:t>
+      </w:r>
+      <w:r>
+        <w:rPr>
+          <w:lang w:val="fr-CA"/>
+        </w:rPr>
+        <w:t xml:space="preserve"> dans le livrable, </w:t>
+      </w:r>
+      <w:r>
+        <w:rPr>
+          <w:lang w:val="fr-CA"/>
+        </w:rPr>
+        <w:t>bien</w:t>
+      </w:r>
+      <w:r>
+        <w:rPr>
+          <w:lang w:val="fr-CA"/>
+        </w:rPr>
+        <w:t xml:space="preserve"> que le code </w:t>
+      </w:r>
+      <w:r>
+        <w:rPr>
+          <w:lang w:val="fr-CA"/>
+        </w:rPr>
+        <w:t>soit</w:t>
+      </w:r>
+      <w:r>
+        <w:rPr>
+          <w:lang w:val="fr-CA"/>
+        </w:rPr>
+        <w:t xml:space="preserve"> disponible en tout temps pour le professeur </w:t>
+      </w:r>
+      <w:r>
+        <w:rPr>
+          <w:lang w:val="fr-CA"/>
+        </w:rPr>
+        <w:t xml:space="preserve">sur le répertoire git du projet. </w:t>
+      </w:r>
+    </w:p>
+    <w:p>
+      <w:pPr>
+        <w:pStyle w:val="Heading1"/>
+      </w:pPr>
+      <w:r>
+        <w:t>L02</w:t>
+      </w:r>
+    </w:p>
+    <w:p>
+      <w:pPr>
+        <w:rPr>
+          <w:lang w:val="fr-CA"/>
+        </w:rPr>
+      </w:pPr>
+      <w:r>
+        <w:rPr>
+          <w:lang w:val="fr-CA"/>
+        </w:rPr>
+        <w:t xml:space="preserve">Le livrable L01 </w:t>
+      </w:r>
+      <w:r>
+        <w:rPr>
+          <w:lang w:val="fr-CA"/>
+        </w:rPr>
+        <w:t>analysera la réussite de notre produit</w:t>
+      </w:r>
+      <w:r>
+        <w:rPr>
+          <w:lang w:val="fr-CA"/>
+        </w:rPr>
+        <w:t xml:space="preserve"> ainsi</w:t>
+      </w:r>
+      <w:r>
+        <w:rPr>
+          <w:lang w:val="fr-CA"/>
+        </w:rPr>
+        <w:t xml:space="preserve"> qu’une comparaison de notre plan initial et notre produit final</w:t>
+      </w:r>
+      <w:r>
+        <w:rPr>
+          <w:lang w:val="fr-CA"/>
+        </w:rPr>
+        <w:t>.</w:t>
+      </w:r>
+      <w:r>
+        <w:rPr>
+          <w:lang w:val="fr-CA"/>
+        </w:rPr>
+        <w:t xml:space="preserve"> </w:t>
+      </w:r>
+    </w:p>
+    <w:p>
+      <w:pPr>
+        <w:rPr>
+          <w:lang w:val="fr-CA"/>
+        </w:rPr>
+      </w:pPr>
+      <w:r>
+        <w:rPr>
+          <w:lang w:val="fr-CA"/>
+        </w:rPr>
+        <w:t>Le rapport portera aussi sur les outils restants qui ont été utilisés</w:t>
+      </w:r>
+      <w:r>
+        <w:rPr>
+          <w:lang w:val="fr-CA"/>
+        </w:rPr>
+        <w:t xml:space="preserve"> et quels ajustements imprévus il a fallu surmonter pour remettre le projet à temps.</w:t>
+      </w:r>
+      <w:r>
+        <w:rPr>
+          <w:lang w:val="fr-CA"/>
+        </w:rPr>
+        <w:t xml:space="preserve"> </w:t>
+      </w:r>
+    </w:p>
+    <w:p>
+      <w:pPr>
+        <w:rPr>
+          <w:lang w:val="fr-CA"/>
+        </w:rPr>
+      </w:pPr>
+      <w:r>
+        <w:rPr>
+          <w:lang w:val="fr-CA"/>
+        </w:rPr>
+        <w:t>En plus de cela, le livrable devrait aller plus en détails sur la performance du logiciel et les différents tests qui ont été effectués afin de la garantir.</w:t>
+      </w:r>
+    </w:p>
+    <w:p>
+      <w:pPr>
+        <w:rPr>
+          <w:lang w:val="fr-CA"/>
+        </w:rPr>
+      </w:pPr>
+      <w:r>
+        <w:rPr>
+          <w:lang w:val="fr-CA"/>
+        </w:rPr>
+        <w:t xml:space="preserve">Une démo du produit final devrait être </w:t>
+      </w:r>
+      <w:r>
+        <w:rPr>
+          <w:lang w:val="fr-CA"/>
+        </w:rPr>
+        <w:t xml:space="preserve">accessible pour les présentations en classe à moins d’un imprévu et toutes autres questions pourront être répondues à ce </w:t>
+      </w:r>
+      <w:r>
+        <w:rPr>
+          <w:lang w:val="fr-CA"/>
+        </w:rPr>
+        <w:t>moment-là</w:t>
+      </w:r>
+      <w:r>
+        <w:rPr>
+          <w:lang w:val="fr-CA"/>
+        </w:rPr>
+        <w:t>.</w:t>
+      </w:r>
+    </w:p>
     <w:sectPr>
+      <w:footerReference w:type="default" r:id="rId11"/>
       <w:pgSz w:w="12240" w:h="15840"/>
       <w:pgMar w:top="1440" w:right="1440" w:bottom="1440" w:left="1440" w:header="708" w:footer="708" w:gutter="0"/>
       <w:cols w:space="708"/>
+      <w:titlePg/>
       <w:docGrid w:linePitch="360"/>
     </w:sectPr>
   </w:body>
 </w:document>
+</file>
+
+<file path=word/endnotes.xml><?xml version="1.0" encoding="utf-8"?>
+<w:endnotes xmlns:wpc="http://schemas.microsoft.com/office/word/2010/wordprocessingCanvas" xmlns:cx="http://schemas.microsoft.com/office/drawing/2014/chartex" xmlns:cx1="http://schemas.microsoft.com/office/drawing/2015/9/8/chartex" xmlns:cx2="http://schemas.microsoft.com/office/drawing/2015/10/21/chartex" xmlns:cx3="http://schemas.microsoft.com/office/drawing/2016/5/9/chartex" xmlns:cx4="http://schemas.microsoft.com/office/drawing/2016/5/10/chartex" xmlns:cx5="http://schemas.microsoft.com/office/drawing/2016/5/11/chartex" xmlns:cx6="http://schemas.microsoft.com/office/drawing/2016/5/12/chartex" xmlns:cx7="http://schemas.microsoft.com/office/drawing/2016/5/13/chartex" xmlns:cx8="http://schemas.microsoft.com/office/drawing/2016/5/14/chartex" xmlns:mc="http://schemas.openxmlformats.org/markup-compatibility/2006" xmlns:aink="http://schemas.microsoft.com/office/drawing/2016/ink" xmlns:am3d="http://schemas.microsoft.com/office/drawing/2017/model3d" xmlns:o="urn:schemas-microsoft-com:office:office" xmlns:oel="http://schemas.microsoft.com/office/2019/extlst" xmlns:r="http://schemas.openxmlformats.org/officeDocument/2006/relationships" xmlns:m="http://schemas.openxmlformats.org/officeDocument/2006/math" xmlns:v="urn:schemas-microsoft-com:vml" xmlns:wp14="http://schemas.microsoft.com/office/word/2010/wordprocessingDrawing" xmlns:wp="http://schemas.openxmlformats.org/drawingml/2006/wordprocessingDrawing" xmlns:w10="urn:schemas-microsoft-com:office:word" xmlns:w="http://schemas.openxmlformats.org/wordprocessingml/2006/main" xmlns:w14="http://schemas.microsoft.com/office/word/2010/wordml" xmlns:w15="http://schemas.microsoft.com/office/word/2012/wordml" xmlns:w16cex="http://schemas.microsoft.com/office/word/2018/wordml/cex" xmlns:w16cid="http://schemas.microsoft.com/office/word/2016/wordml/cid" xmlns:w16="http://schemas.microsoft.com/office/word/2018/wordml" xmlns:w16du="http://schemas.microsoft.com/office/word/2023/wordml/word16du" xmlns:w16sdtdh="http://schemas.microsoft.com/office/word/2020/wordml/sdtdatahash" xmlns:w16sdtfl="http://schemas.microsoft.com/office/word/2024/wordml/sdtformatlock" xmlns:w16se="http://schemas.microsoft.com/office/word/2015/wordml/symex" xmlns:wpg="http://schemas.microsoft.com/office/word/2010/wordprocessingGroup" xmlns:wpi="http://schemas.microsoft.com/office/word/2010/wordprocessingInk" xmlns:wne="http://schemas.microsoft.com/office/word/2006/wordml" xmlns:wps="http://schemas.microsoft.com/office/word/2010/wordprocessingShape" mc:Ignorable="w14 w15 w16se w16cid w16 w16cex w16sdtdh w16sdtfl w16du wp14">
+  <w:endnote w:type="separator" w:id="-1">
+    <w:p>
+      <w:pPr>
+        <w:spacing w:after="0" w:line="240" w:lineRule="auto"/>
+      </w:pPr>
+      <w:r>
+        <w:separator/>
+      </w:r>
+    </w:p>
+  </w:endnote>
+  <w:endnote w:type="continuationSeparator" w:id="0">
+    <w:p>
+      <w:pPr>
+        <w:spacing w:after="0" w:line="240" w:lineRule="auto"/>
+      </w:pPr>
+      <w:r>
+        <w:continuationSeparator/>
+      </w:r>
+    </w:p>
+  </w:endnote>
+</w:endnotes>
+</file>
+
+<file path=word/footer1.xml><?xml version="1.0" encoding="utf-8"?>
+<w:ftr xmlns:wpc="http://schemas.microsoft.com/office/word/2010/wordprocessingCanvas" xmlns:cx="http://schemas.microsoft.com/office/drawing/2014/chartex" xmlns:cx1="http://schemas.microsoft.com/office/drawing/2015/9/8/chartex" xmlns:cx2="http://schemas.microsoft.com/office/drawing/2015/10/21/chartex" xmlns:cx3="http://schemas.microsoft.com/office/drawing/2016/5/9/chartex" xmlns:cx4="http://schemas.microsoft.com/office/drawing/2016/5/10/chartex" xmlns:cx5="http://schemas.microsoft.com/office/drawing/2016/5/11/chartex" xmlns:cx6="http://schemas.microsoft.com/office/drawing/2016/5/12/chartex" xmlns:cx7="http://schemas.microsoft.com/office/drawing/2016/5/13/chartex" xmlns:cx8="http://schemas.microsoft.com/office/drawing/2016/5/14/chartex" xmlns:mc="http://schemas.openxmlformats.org/markup-compatibility/2006" xmlns:aink="http://schemas.microsoft.com/office/drawing/2016/ink" xmlns:am3d="http://schemas.microsoft.com/office/drawing/2017/model3d" xmlns:o="urn:schemas-microsoft-com:office:office" xmlns:oel="http://schemas.microsoft.com/office/2019/extlst" xmlns:r="http://schemas.openxmlformats.org/officeDocument/2006/relationships" xmlns:m="http://schemas.openxmlformats.org/officeDocument/2006/math" xmlns:v="urn:schemas-microsoft-com:vml" xmlns:wp14="http://schemas.microsoft.com/office/word/2010/wordprocessingDrawing" xmlns:wp="http://schemas.openxmlformats.org/drawingml/2006/wordprocessingDrawing" xmlns:w10="urn:schemas-microsoft-com:office:word" xmlns:w="http://schemas.openxmlformats.org/wordprocessingml/2006/main" xmlns:w14="http://schemas.microsoft.com/office/word/2010/wordml" xmlns:w15="http://schemas.microsoft.com/office/word/2012/wordml" xmlns:w16cex="http://schemas.microsoft.com/office/word/2018/wordml/cex" xmlns:w16cid="http://schemas.microsoft.com/office/word/2016/wordml/cid" xmlns:w16="http://schemas.microsoft.com/office/word/2018/wordml" xmlns:w16du="http://schemas.microsoft.com/office/word/2023/wordml/word16du" xmlns:w16sdtdh="http://schemas.microsoft.com/office/word/2020/wordml/sdtdatahash" xmlns:w16sdtfl="http://schemas.microsoft.com/office/word/2024/wordml/sdtformatlock" xmlns:w16se="http://schemas.microsoft.com/office/word/2015/wordml/symex" xmlns:wpg="http://schemas.microsoft.com/office/word/2010/wordprocessingGroup" xmlns:wpi="http://schemas.microsoft.com/office/word/2010/wordprocessingInk" xmlns:wne="http://schemas.microsoft.com/office/word/2006/wordml" xmlns:wps="http://schemas.microsoft.com/office/word/2010/wordprocessingShape" mc:Ignorable="w14 w15 w16se w16cid w16 w16cex w16sdtdh w16sdtfl w16du wp14">
+  <w:sdt>
+    <w:sdtPr>
+      <w:id w:val="720794023"/>
+      <w:docPartObj>
+        <w:docPartGallery w:val="Page Numbers (Bottom of Page)"/>
+        <w:docPartUnique/>
+      </w:docPartObj>
+    </w:sdtPr>
+    <w:sdtContent>
+      <w:sdt>
+        <w:sdtPr>
+          <w:id w:val="-1769616900"/>
+          <w:docPartObj>
+            <w:docPartGallery w:val="Page Numbers (Top of Page)"/>
+            <w:docPartUnique/>
+          </w:docPartObj>
+        </w:sdtPr>
+        <w:sdtContent>
+          <w:p>
+            <w:pPr>
+              <w:pStyle w:val="Footer"/>
+              <w:jc w:val="right"/>
+            </w:pPr>
+            <w:r>
+              <w:t xml:space="preserve">Page </w:t>
+            </w:r>
+            <w:r>
+              <w:rPr>
+                <w:b/>
+                <w:bCs/>
+              </w:rPr>
+              <w:fldChar w:fldCharType="begin"/>
+            </w:r>
+            <w:r>
+              <w:rPr>
+                <w:b/>
+                <w:bCs/>
+              </w:rPr>
+              <w:instrText xml:space="preserve"> PAGE </w:instrText>
+            </w:r>
+            <w:r>
+              <w:rPr>
+                <w:b/>
+                <w:bCs/>
+              </w:rPr>
+              <w:fldChar w:fldCharType="separate"/>
+            </w:r>
+            <w:r>
+              <w:rPr>
+                <w:b/>
+                <w:bCs/>
+                <w:noProof/>
+              </w:rPr>
+              <w:t>2</w:t>
+            </w:r>
+            <w:r>
+              <w:rPr>
+                <w:b/>
+                <w:bCs/>
+              </w:rPr>
+              <w:fldChar w:fldCharType="end"/>
+            </w:r>
+            <w:r>
+              <w:t xml:space="preserve"> of </w:t>
+            </w:r>
+            <w:r>
+              <w:rPr>
+                <w:b/>
+                <w:bCs/>
+              </w:rPr>
+              <w:fldChar w:fldCharType="begin"/>
+            </w:r>
+            <w:r>
+              <w:rPr>
+                <w:b/>
+                <w:bCs/>
+              </w:rPr>
+              <w:instrText xml:space="preserve"> NUMPAGES  </w:instrText>
+            </w:r>
+            <w:r>
+              <w:rPr>
+                <w:b/>
+                <w:bCs/>
+              </w:rPr>
+              <w:fldChar w:fldCharType="separate"/>
+            </w:r>
+            <w:r>
+              <w:rPr>
+                <w:b/>
+                <w:bCs/>
+                <w:noProof/>
+              </w:rPr>
+              <w:t>2</w:t>
+            </w:r>
+            <w:r>
+              <w:rPr>
+                <w:b/>
+                <w:bCs/>
+              </w:rPr>
+              <w:fldChar w:fldCharType="end"/>
+            </w:r>
+          </w:p>
+        </w:sdtContent>
+      </w:sdt>
+    </w:sdtContent>
+  </w:sdt>
+  <w:p>
+    <w:pPr>
+      <w:pStyle w:val="Footer"/>
+    </w:pPr>
+  </w:p>
+</w:ftr>
+</file>
+
+<file path=word/footnotes.xml><?xml version="1.0" encoding="utf-8"?>
+<w:footnotes xmlns:wpc="http://schemas.microsoft.com/office/word/2010/wordprocessingCanvas" xmlns:cx="http://schemas.microsoft.com/office/drawing/2014/chartex" xmlns:cx1="http://schemas.microsoft.com/office/drawing/2015/9/8/chartex" xmlns:cx2="http://schemas.microsoft.com/office/drawing/2015/10/21/chartex" xmlns:cx3="http://schemas.microsoft.com/office/drawing/2016/5/9/chartex" xmlns:cx4="http://schemas.microsoft.com/office/drawing/2016/5/10/chartex" xmlns:cx5="http://schemas.microsoft.com/office/drawing/2016/5/11/chartex" xmlns:cx6="http://schemas.microsoft.com/office/drawing/2016/5/12/chartex" xmlns:cx7="http://schemas.microsoft.com/office/drawing/2016/5/13/chartex" xmlns:cx8="http://schemas.microsoft.com/office/drawing/2016/5/14/chartex" xmlns:mc="http://schemas.openxmlformats.org/markup-compatibility/2006" xmlns:aink="http://schemas.microsoft.com/office/drawing/2016/ink" xmlns:am3d="http://schemas.microsoft.com/office/drawing/2017/model3d" xmlns:o="urn:schemas-microsoft-com:office:office" xmlns:oel="http://schemas.microsoft.com/office/2019/extlst" xmlns:r="http://schemas.openxmlformats.org/officeDocument/2006/relationships" xmlns:m="http://schemas.openxmlformats.org/officeDocument/2006/math" xmlns:v="urn:schemas-microsoft-com:vml" xmlns:wp14="http://schemas.microsoft.com/office/word/2010/wordprocessingDrawing" xmlns:wp="http://schemas.openxmlformats.org/drawingml/2006/wordprocessingDrawing" xmlns:w10="urn:schemas-microsoft-com:office:word" xmlns:w="http://schemas.openxmlformats.org/wordprocessingml/2006/main" xmlns:w14="http://schemas.microsoft.com/office/word/2010/wordml" xmlns:w15="http://schemas.microsoft.com/office/word/2012/wordml" xmlns:w16cex="http://schemas.microsoft.com/office/word/2018/wordml/cex" xmlns:w16cid="http://schemas.microsoft.com/office/word/2016/wordml/cid" xmlns:w16="http://schemas.microsoft.com/office/word/2018/wordml" xmlns:w16du="http://schemas.microsoft.com/office/word/2023/wordml/word16du" xmlns:w16sdtdh="http://schemas.microsoft.com/office/word/2020/wordml/sdtdatahash" xmlns:w16sdtfl="http://schemas.microsoft.com/office/word/2024/wordml/sdtformatlock" xmlns:w16se="http://schemas.microsoft.com/office/word/2015/wordml/symex" xmlns:wpg="http://schemas.microsoft.com/office/word/2010/wordprocessingGroup" xmlns:wpi="http://schemas.microsoft.com/office/word/2010/wordprocessingInk" xmlns:wne="http://schemas.microsoft.com/office/word/2006/wordml" xmlns:wps="http://schemas.microsoft.com/office/word/2010/wordprocessingShape" mc:Ignorable="w14 w15 w16se w16cid w16 w16cex w16sdtdh w16sdtfl w16du wp14">
+  <w:footnote w:type="separator" w:id="-1">
+    <w:p>
+      <w:pPr>
+        <w:spacing w:after="0" w:line="240" w:lineRule="auto"/>
+      </w:pPr>
+      <w:r>
+        <w:separator/>
+      </w:r>
+    </w:p>
+  </w:footnote>
+  <w:footnote w:type="continuationSeparator" w:id="0">
+    <w:p>
+      <w:pPr>
+        <w:spacing w:after="0" w:line="240" w:lineRule="auto"/>
+      </w:pPr>
+      <w:r>
+        <w:continuationSeparator/>
+      </w:r>
+    </w:p>
+  </w:footnote>
+</w:footnotes>
+</file>
+
+<file path=word/numbering.xml><?xml version="1.0" encoding="utf-8"?>
+<w:numbering xmlns:wpc="http://schemas.microsoft.com/office/word/2010/wordprocessingCanvas" xmlns:cx="http://schemas.microsoft.com/office/drawing/2014/chartex" xmlns:cx1="http://schemas.microsoft.com/office/drawing/2015/9/8/chartex" xmlns:cx2="http://schemas.microsoft.com/office/drawing/2015/10/21/chartex" xmlns:cx3="http://schemas.microsoft.com/office/drawing/2016/5/9/chartex" xmlns:cx4="http://schemas.microsoft.com/office/drawing/2016/5/10/chartex" xmlns:cx5="http://schemas.microsoft.com/office/drawing/2016/5/11/chartex" xmlns:cx6="http://schemas.microsoft.com/office/drawing/2016/5/12/chartex" xmlns:cx7="http://schemas.microsoft.com/office/drawing/2016/5/13/chartex" xmlns:cx8="http://schemas.microsoft.com/office/drawing/2016/5/14/chartex" xmlns:mc="http://schemas.openxmlformats.org/markup-compatibility/2006" xmlns:aink="http://schemas.microsoft.com/office/drawing/2016/ink" xmlns:am3d="http://schemas.microsoft.com/office/drawing/2017/model3d" xmlns:o="urn:schemas-microsoft-com:office:office" xmlns:oel="http://schemas.microsoft.com/office/2019/extlst" xmlns:r="http://schemas.openxmlformats.org/officeDocument/2006/relationships" xmlns:m="http://schemas.openxmlformats.org/officeDocument/2006/math" xmlns:v="urn:schemas-microsoft-com:vml" xmlns:wp14="http://schemas.microsoft.com/office/word/2010/wordprocessingDrawing" xmlns:wp="http://schemas.openxmlformats.org/drawingml/2006/wordprocessingDrawing" xmlns:w10="urn:schemas-microsoft-com:office:word" xmlns:w="http://schemas.openxmlformats.org/wordprocessingml/2006/main" xmlns:w14="http://schemas.microsoft.com/office/word/2010/wordml" xmlns:w15="http://schemas.microsoft.com/office/word/2012/wordml" xmlns:w16cex="http://schemas.microsoft.com/office/word/2018/wordml/cex" xmlns:w16cid="http://schemas.microsoft.com/office/word/2016/wordml/cid" xmlns:w16="http://schemas.microsoft.com/office/word/2018/wordml" xmlns:w16du="http://schemas.microsoft.com/office/word/2023/wordml/word16du" xmlns:w16sdtdh="http://schemas.microsoft.com/office/word/2020/wordml/sdtdatahash" xmlns:w16sdtfl="http://schemas.microsoft.com/office/word/2024/wordml/sdtformatlock" xmlns:w16se="http://schemas.microsoft.com/office/word/2015/wordml/symex" xmlns:wpg="http://schemas.microsoft.com/office/word/2010/wordprocessingGroup" xmlns:wpi="http://schemas.microsoft.com/office/word/2010/wordprocessingInk" xmlns:wne="http://schemas.microsoft.com/office/word/2006/wordml" xmlns:wps="http://schemas.microsoft.com/office/word/2010/wordprocessingShape" mc:Ignorable="w14 w15 w16se w16cid w16 w16cex w16sdtdh w16sdtfl w16du wp14">
+  <w:abstractNum w:abstractNumId="0" w15:restartNumberingAfterBreak="0">
+    <w:nsid w:val="01932590"/>
+    <w:multiLevelType w:val="hybridMultilevel"/>
+    <w:tmpl w:val="89227DF8"/>
+    <w:lvl w:ilvl="0" w:tplc="04090001">
+      <w:start w:val="1"/>
+      <w:numFmt w:val="bullet"/>
+      <w:lvlText w:val=""/>
+      <w:lvlJc w:val="left"/>
+      <w:pPr>
+        <w:ind w:left="720" w:hanging="360"/>
+      </w:pPr>
+      <w:rPr>
+        <w:rFonts w:ascii="Symbol" w:hAnsi="Symbol" w:hint="default"/>
+      </w:rPr>
+    </w:lvl>
+    <w:lvl w:ilvl="1" w:tplc="04090003" w:tentative="1">
+      <w:start w:val="1"/>
+      <w:numFmt w:val="bullet"/>
+      <w:lvlText w:val="o"/>
+      <w:lvlJc w:val="left"/>
+      <w:pPr>
+        <w:ind w:left="1440" w:hanging="360"/>
+      </w:pPr>
+      <w:rPr>
+        <w:rFonts w:ascii="Courier New" w:hAnsi="Courier New" w:cs="Courier New" w:hint="default"/>
+      </w:rPr>
+    </w:lvl>
+    <w:lvl w:ilvl="2" w:tplc="04090005" w:tentative="1">
+      <w:start w:val="1"/>
+      <w:numFmt w:val="bullet"/>
+      <w:lvlText w:val=""/>
+      <w:lvlJc w:val="left"/>
+      <w:pPr>
+        <w:ind w:left="2160" w:hanging="360"/>
+      </w:pPr>
+      <w:rPr>
+        <w:rFonts w:ascii="Wingdings" w:hAnsi="Wingdings" w:hint="default"/>
+      </w:rPr>
+    </w:lvl>
+    <w:lvl w:ilvl="3" w:tplc="04090001" w:tentative="1">
+      <w:start w:val="1"/>
+      <w:numFmt w:val="bullet"/>
+      <w:lvlText w:val=""/>
+      <w:lvlJc w:val="left"/>
+      <w:pPr>
+        <w:ind w:left="2880" w:hanging="360"/>
+      </w:pPr>
+      <w:rPr>
+        <w:rFonts w:ascii="Symbol" w:hAnsi="Symbol" w:hint="default"/>
+      </w:rPr>
+    </w:lvl>
+    <w:lvl w:ilvl="4" w:tplc="04090003" w:tentative="1">
+      <w:start w:val="1"/>
+      <w:numFmt w:val="bullet"/>
+      <w:lvlText w:val="o"/>
+      <w:lvlJc w:val="left"/>
+      <w:pPr>
+        <w:ind w:left="3600" w:hanging="360"/>
+      </w:pPr>
+      <w:rPr>
+        <w:rFonts w:ascii="Courier New" w:hAnsi="Courier New" w:cs="Courier New" w:hint="default"/>
+      </w:rPr>
+    </w:lvl>
+    <w:lvl w:ilvl="5" w:tplc="04090005" w:tentative="1">
+      <w:start w:val="1"/>
+      <w:numFmt w:val="bullet"/>
+      <w:lvlText w:val=""/>
+      <w:lvlJc w:val="left"/>
+      <w:pPr>
+        <w:ind w:left="4320" w:hanging="360"/>
+      </w:pPr>
+      <w:rPr>
+        <w:rFonts w:ascii="Wingdings" w:hAnsi="Wingdings" w:hint="default"/>
+      </w:rPr>
+    </w:lvl>
+    <w:lvl w:ilvl="6" w:tplc="04090001" w:tentative="1">
+      <w:start w:val="1"/>
+      <w:numFmt w:val="bullet"/>
+      <w:lvlText w:val=""/>
+      <w:lvlJc w:val="left"/>
+      <w:pPr>
+        <w:ind w:left="5040" w:hanging="360"/>
+      </w:pPr>
+      <w:rPr>
+        <w:rFonts w:ascii="Symbol" w:hAnsi="Symbol" w:hint="default"/>
+      </w:rPr>
+    </w:lvl>
+    <w:lvl w:ilvl="7" w:tplc="04090003" w:tentative="1">
+      <w:start w:val="1"/>
+      <w:numFmt w:val="bullet"/>
+      <w:lvlText w:val="o"/>
+      <w:lvlJc w:val="left"/>
+      <w:pPr>
+        <w:ind w:left="5760" w:hanging="360"/>
+      </w:pPr>
+      <w:rPr>
+        <w:rFonts w:ascii="Courier New" w:hAnsi="Courier New" w:cs="Courier New" w:hint="default"/>
+      </w:rPr>
+    </w:lvl>
+    <w:lvl w:ilvl="8" w:tplc="04090005" w:tentative="1">
+      <w:start w:val="1"/>
+      <w:numFmt w:val="bullet"/>
+      <w:lvlText w:val=""/>
+      <w:lvlJc w:val="left"/>
+      <w:pPr>
+        <w:ind w:left="6480" w:hanging="360"/>
+      </w:pPr>
+      <w:rPr>
+        <w:rFonts w:ascii="Wingdings" w:hAnsi="Wingdings" w:hint="default"/>
+      </w:rPr>
+    </w:lvl>
+  </w:abstractNum>
+  <w:abstractNum w:abstractNumId="1" w15:restartNumberingAfterBreak="0">
+    <w:nsid w:val="0CDE433A"/>
+    <w:multiLevelType w:val="hybridMultilevel"/>
+    <w:tmpl w:val="821A90DE"/>
+    <w:lvl w:ilvl="0" w:tplc="04090001">
+      <w:start w:val="1"/>
+      <w:numFmt w:val="bullet"/>
+      <w:lvlText w:val=""/>
+      <w:lvlJc w:val="left"/>
+      <w:pPr>
+        <w:ind w:left="720" w:hanging="360"/>
+      </w:pPr>
+      <w:rPr>
+        <w:rFonts w:ascii="Symbol" w:hAnsi="Symbol" w:hint="default"/>
+      </w:rPr>
+    </w:lvl>
+    <w:lvl w:ilvl="1" w:tplc="04090003" w:tentative="1">
+      <w:start w:val="1"/>
+      <w:numFmt w:val="bullet"/>
+      <w:lvlText w:val="o"/>
+      <w:lvlJc w:val="left"/>
+      <w:pPr>
+        <w:ind w:left="1440" w:hanging="360"/>
+      </w:pPr>
+      <w:rPr>
+        <w:rFonts w:ascii="Courier New" w:hAnsi="Courier New" w:cs="Courier New" w:hint="default"/>
+      </w:rPr>
+    </w:lvl>
+    <w:lvl w:ilvl="2" w:tplc="04090005" w:tentative="1">
+      <w:start w:val="1"/>
+      <w:numFmt w:val="bullet"/>
+      <w:lvlText w:val=""/>
+      <w:lvlJc w:val="left"/>
+      <w:pPr>
+        <w:ind w:left="2160" w:hanging="360"/>
+      </w:pPr>
+      <w:rPr>
+        <w:rFonts w:ascii="Wingdings" w:hAnsi="Wingdings" w:hint="default"/>
+      </w:rPr>
+    </w:lvl>
+    <w:lvl w:ilvl="3" w:tplc="04090001" w:tentative="1">
+      <w:start w:val="1"/>
+      <w:numFmt w:val="bullet"/>
+      <w:lvlText w:val=""/>
+      <w:lvlJc w:val="left"/>
+      <w:pPr>
+        <w:ind w:left="2880" w:hanging="360"/>
+      </w:pPr>
+      <w:rPr>
+        <w:rFonts w:ascii="Symbol" w:hAnsi="Symbol" w:hint="default"/>
+      </w:rPr>
+    </w:lvl>
+    <w:lvl w:ilvl="4" w:tplc="04090003" w:tentative="1">
+      <w:start w:val="1"/>
+      <w:numFmt w:val="bullet"/>
+      <w:lvlText w:val="o"/>
+      <w:lvlJc w:val="left"/>
+      <w:pPr>
+        <w:ind w:left="3600" w:hanging="360"/>
+      </w:pPr>
+      <w:rPr>
+        <w:rFonts w:ascii="Courier New" w:hAnsi="Courier New" w:cs="Courier New" w:hint="default"/>
+      </w:rPr>
+    </w:lvl>
+    <w:lvl w:ilvl="5" w:tplc="04090005" w:tentative="1">
+      <w:start w:val="1"/>
+      <w:numFmt w:val="bullet"/>
+      <w:lvlText w:val=""/>
+      <w:lvlJc w:val="left"/>
+      <w:pPr>
+        <w:ind w:left="4320" w:hanging="360"/>
+      </w:pPr>
+      <w:rPr>
+        <w:rFonts w:ascii="Wingdings" w:hAnsi="Wingdings" w:hint="default"/>
+      </w:rPr>
+    </w:lvl>
+    <w:lvl w:ilvl="6" w:tplc="04090001" w:tentative="1">
+      <w:start w:val="1"/>
+      <w:numFmt w:val="bullet"/>
+      <w:lvlText w:val=""/>
+      <w:lvlJc w:val="left"/>
+      <w:pPr>
+        <w:ind w:left="5040" w:hanging="360"/>
+      </w:pPr>
+      <w:rPr>
+        <w:rFonts w:ascii="Symbol" w:hAnsi="Symbol" w:hint="default"/>
+      </w:rPr>
+    </w:lvl>
+    <w:lvl w:ilvl="7" w:tplc="04090003" w:tentative="1">
+      <w:start w:val="1"/>
+      <w:numFmt w:val="bullet"/>
+      <w:lvlText w:val="o"/>
+      <w:lvlJc w:val="left"/>
+      <w:pPr>
+        <w:ind w:left="5760" w:hanging="360"/>
+      </w:pPr>
+      <w:rPr>
+        <w:rFonts w:ascii="Courier New" w:hAnsi="Courier New" w:cs="Courier New" w:hint="default"/>
+      </w:rPr>
+    </w:lvl>
+    <w:lvl w:ilvl="8" w:tplc="04090005" w:tentative="1">
+      <w:start w:val="1"/>
+      <w:numFmt w:val="bullet"/>
+      <w:lvlText w:val=""/>
+      <w:lvlJc w:val="left"/>
+      <w:pPr>
+        <w:ind w:left="6480" w:hanging="360"/>
+      </w:pPr>
+      <w:rPr>
+        <w:rFonts w:ascii="Wingdings" w:hAnsi="Wingdings" w:hint="default"/>
+      </w:rPr>
+    </w:lvl>
+  </w:abstractNum>
+  <w:abstractNum w:abstractNumId="2" w15:restartNumberingAfterBreak="0">
+    <w:nsid w:val="0ED24B9A"/>
+    <w:multiLevelType w:val="hybridMultilevel"/>
+    <w:tmpl w:val="389AC488"/>
+    <w:lvl w:ilvl="0" w:tplc="04090001">
+      <w:start w:val="1"/>
+      <w:numFmt w:val="bullet"/>
+      <w:lvlText w:val=""/>
+      <w:lvlJc w:val="left"/>
+      <w:pPr>
+        <w:ind w:left="770" w:hanging="360"/>
+      </w:pPr>
+      <w:rPr>
+        <w:rFonts w:ascii="Symbol" w:hAnsi="Symbol" w:hint="default"/>
+      </w:rPr>
+    </w:lvl>
+    <w:lvl w:ilvl="1" w:tplc="04090003">
+      <w:start w:val="1"/>
+      <w:numFmt w:val="bullet"/>
+      <w:lvlText w:val="o"/>
+      <w:lvlJc w:val="left"/>
+      <w:pPr>
+        <w:ind w:left="1490" w:hanging="360"/>
+      </w:pPr>
+      <w:rPr>
+        <w:rFonts w:ascii="Courier New" w:hAnsi="Courier New" w:cs="Courier New" w:hint="default"/>
+      </w:rPr>
+    </w:lvl>
+    <w:lvl w:ilvl="2" w:tplc="04090005" w:tentative="1">
+      <w:start w:val="1"/>
+      <w:numFmt w:val="bullet"/>
+      <w:lvlText w:val=""/>
+      <w:lvlJc w:val="left"/>
+      <w:pPr>
+        <w:ind w:left="2210" w:hanging="360"/>
+      </w:pPr>
+      <w:rPr>
+        <w:rFonts w:ascii="Wingdings" w:hAnsi="Wingdings" w:hint="default"/>
+      </w:rPr>
+    </w:lvl>
+    <w:lvl w:ilvl="3" w:tplc="04090001" w:tentative="1">
+      <w:start w:val="1"/>
+      <w:numFmt w:val="bullet"/>
+      <w:lvlText w:val=""/>
+      <w:lvlJc w:val="left"/>
+      <w:pPr>
+        <w:ind w:left="2930" w:hanging="360"/>
+      </w:pPr>
+      <w:rPr>
+        <w:rFonts w:ascii="Symbol" w:hAnsi="Symbol" w:hint="default"/>
+      </w:rPr>
+    </w:lvl>
+    <w:lvl w:ilvl="4" w:tplc="04090003" w:tentative="1">
+      <w:start w:val="1"/>
+      <w:numFmt w:val="bullet"/>
+      <w:lvlText w:val="o"/>
+      <w:lvlJc w:val="left"/>
+      <w:pPr>
+        <w:ind w:left="3650" w:hanging="360"/>
+      </w:pPr>
+      <w:rPr>
+        <w:rFonts w:ascii="Courier New" w:hAnsi="Courier New" w:cs="Courier New" w:hint="default"/>
+      </w:rPr>
+    </w:lvl>
+    <w:lvl w:ilvl="5" w:tplc="04090005" w:tentative="1">
+      <w:start w:val="1"/>
+      <w:numFmt w:val="bullet"/>
+      <w:lvlText w:val=""/>
+      <w:lvlJc w:val="left"/>
+      <w:pPr>
+        <w:ind w:left="4370" w:hanging="360"/>
+      </w:pPr>
+      <w:rPr>
+        <w:rFonts w:ascii="Wingdings" w:hAnsi="Wingdings" w:hint="default"/>
+      </w:rPr>
+    </w:lvl>
+    <w:lvl w:ilvl="6" w:tplc="04090001" w:tentative="1">
+      <w:start w:val="1"/>
+      <w:numFmt w:val="bullet"/>
+      <w:lvlText w:val=""/>
+      <w:lvlJc w:val="left"/>
+      <w:pPr>
+        <w:ind w:left="5090" w:hanging="360"/>
+      </w:pPr>
+      <w:rPr>
+        <w:rFonts w:ascii="Symbol" w:hAnsi="Symbol" w:hint="default"/>
+      </w:rPr>
+    </w:lvl>
+    <w:lvl w:ilvl="7" w:tplc="04090003" w:tentative="1">
+      <w:start w:val="1"/>
+      <w:numFmt w:val="bullet"/>
+      <w:lvlText w:val="o"/>
+      <w:lvlJc w:val="left"/>
+      <w:pPr>
+        <w:ind w:left="5810" w:hanging="360"/>
+      </w:pPr>
+      <w:rPr>
+        <w:rFonts w:ascii="Courier New" w:hAnsi="Courier New" w:cs="Courier New" w:hint="default"/>
+      </w:rPr>
+    </w:lvl>
+    <w:lvl w:ilvl="8" w:tplc="04090005" w:tentative="1">
+      <w:start w:val="1"/>
+      <w:numFmt w:val="bullet"/>
+      <w:lvlText w:val=""/>
+      <w:lvlJc w:val="left"/>
+      <w:pPr>
+        <w:ind w:left="6530" w:hanging="360"/>
+      </w:pPr>
+      <w:rPr>
+        <w:rFonts w:ascii="Wingdings" w:hAnsi="Wingdings" w:hint="default"/>
+      </w:rPr>
+    </w:lvl>
+  </w:abstractNum>
+  <w:abstractNum w:abstractNumId="3" w15:restartNumberingAfterBreak="0">
+    <w:nsid w:val="35FE1FDB"/>
+    <w:multiLevelType w:val="hybridMultilevel"/>
+    <w:tmpl w:val="B600CD56"/>
+    <w:lvl w:ilvl="0" w:tplc="04090001">
+      <w:start w:val="1"/>
+      <w:numFmt w:val="bullet"/>
+      <w:lvlText w:val=""/>
+      <w:lvlJc w:val="left"/>
+      <w:pPr>
+        <w:ind w:left="720" w:hanging="360"/>
+      </w:pPr>
+      <w:rPr>
+        <w:rFonts w:ascii="Symbol" w:hAnsi="Symbol" w:hint="default"/>
+      </w:rPr>
+    </w:lvl>
+    <w:lvl w:ilvl="1" w:tplc="04090003" w:tentative="1">
+      <w:start w:val="1"/>
+      <w:numFmt w:val="bullet"/>
+      <w:lvlText w:val="o"/>
+      <w:lvlJc w:val="left"/>
+      <w:pPr>
+        <w:ind w:left="1440" w:hanging="360"/>
+      </w:pPr>
+      <w:rPr>
+        <w:rFonts w:ascii="Courier New" w:hAnsi="Courier New" w:cs="Courier New" w:hint="default"/>
+      </w:rPr>
+    </w:lvl>
+    <w:lvl w:ilvl="2" w:tplc="04090005" w:tentative="1">
+      <w:start w:val="1"/>
+      <w:numFmt w:val="bullet"/>
+      <w:lvlText w:val=""/>
+      <w:lvlJc w:val="left"/>
+      <w:pPr>
+        <w:ind w:left="2160" w:hanging="360"/>
+      </w:pPr>
+      <w:rPr>
+        <w:rFonts w:ascii="Wingdings" w:hAnsi="Wingdings" w:hint="default"/>
+      </w:rPr>
+    </w:lvl>
+    <w:lvl w:ilvl="3" w:tplc="04090001" w:tentative="1">
+      <w:start w:val="1"/>
+      <w:numFmt w:val="bullet"/>
+      <w:lvlText w:val=""/>
+      <w:lvlJc w:val="left"/>
+      <w:pPr>
+        <w:ind w:left="2880" w:hanging="360"/>
+      </w:pPr>
+      <w:rPr>
+        <w:rFonts w:ascii="Symbol" w:hAnsi="Symbol" w:hint="default"/>
+      </w:rPr>
+    </w:lvl>
+    <w:lvl w:ilvl="4" w:tplc="04090003" w:tentative="1">
+      <w:start w:val="1"/>
+      <w:numFmt w:val="bullet"/>
+      <w:lvlText w:val="o"/>
+      <w:lvlJc w:val="left"/>
+      <w:pPr>
+        <w:ind w:left="3600" w:hanging="360"/>
+      </w:pPr>
+      <w:rPr>
+        <w:rFonts w:ascii="Courier New" w:hAnsi="Courier New" w:cs="Courier New" w:hint="default"/>
+      </w:rPr>
+    </w:lvl>
+    <w:lvl w:ilvl="5" w:tplc="04090005" w:tentative="1">
+      <w:start w:val="1"/>
+      <w:numFmt w:val="bullet"/>
+      <w:lvlText w:val=""/>
+      <w:lvlJc w:val="left"/>
+      <w:pPr>
+        <w:ind w:left="4320" w:hanging="360"/>
+      </w:pPr>
+      <w:rPr>
+        <w:rFonts w:ascii="Wingdings" w:hAnsi="Wingdings" w:hint="default"/>
+      </w:rPr>
+    </w:lvl>
+    <w:lvl w:ilvl="6" w:tplc="04090001" w:tentative="1">
+      <w:start w:val="1"/>
+      <w:numFmt w:val="bullet"/>
+      <w:lvlText w:val=""/>
+      <w:lvlJc w:val="left"/>
+      <w:pPr>
+        <w:ind w:left="5040" w:hanging="360"/>
+      </w:pPr>
+      <w:rPr>
+        <w:rFonts w:ascii="Symbol" w:hAnsi="Symbol" w:hint="default"/>
+      </w:rPr>
+    </w:lvl>
+    <w:lvl w:ilvl="7" w:tplc="04090003" w:tentative="1">
+      <w:start w:val="1"/>
+      <w:numFmt w:val="bullet"/>
+      <w:lvlText w:val="o"/>
+      <w:lvlJc w:val="left"/>
+      <w:pPr>
+        <w:ind w:left="5760" w:hanging="360"/>
+      </w:pPr>
+      <w:rPr>
+        <w:rFonts w:ascii="Courier New" w:hAnsi="Courier New" w:cs="Courier New" w:hint="default"/>
+      </w:rPr>
+    </w:lvl>
+    <w:lvl w:ilvl="8" w:tplc="04090005" w:tentative="1">
+      <w:start w:val="1"/>
+      <w:numFmt w:val="bullet"/>
+      <w:lvlText w:val=""/>
+      <w:lvlJc w:val="left"/>
+      <w:pPr>
+        <w:ind w:left="6480" w:hanging="360"/>
+      </w:pPr>
+      <w:rPr>
+        <w:rFonts w:ascii="Wingdings" w:hAnsi="Wingdings" w:hint="default"/>
+      </w:rPr>
+    </w:lvl>
+  </w:abstractNum>
+  <w:abstractNum w:abstractNumId="4" w15:restartNumberingAfterBreak="0">
+    <w:nsid w:val="47CD4564"/>
+    <w:multiLevelType w:val="hybridMultilevel"/>
+    <w:tmpl w:val="17685BA6"/>
+    <w:lvl w:ilvl="0" w:tplc="56EC36E4">
+      <w:numFmt w:val="bullet"/>
+      <w:lvlText w:val="-"/>
+      <w:lvlJc w:val="left"/>
+      <w:pPr>
+        <w:ind w:left="720" w:hanging="360"/>
+      </w:pPr>
+      <w:rPr>
+        <w:rFonts w:ascii="Aptos" w:eastAsiaTheme="minorHAnsi" w:hAnsi="Aptos" w:cstheme="minorBidi" w:hint="default"/>
+      </w:rPr>
+    </w:lvl>
+    <w:lvl w:ilvl="1" w:tplc="04090003" w:tentative="1">
+      <w:start w:val="1"/>
+      <w:numFmt w:val="bullet"/>
+      <w:lvlText w:val="o"/>
+      <w:lvlJc w:val="left"/>
+      <w:pPr>
+        <w:ind w:left="1440" w:hanging="360"/>
+      </w:pPr>
+      <w:rPr>
+        <w:rFonts w:ascii="Courier New" w:hAnsi="Courier New" w:cs="Courier New" w:hint="default"/>
+      </w:rPr>
+    </w:lvl>
+    <w:lvl w:ilvl="2" w:tplc="04090005" w:tentative="1">
+      <w:start w:val="1"/>
+      <w:numFmt w:val="bullet"/>
+      <w:lvlText w:val=""/>
+      <w:lvlJc w:val="left"/>
+      <w:pPr>
+        <w:ind w:left="2160" w:hanging="360"/>
+      </w:pPr>
+      <w:rPr>
+        <w:rFonts w:ascii="Wingdings" w:hAnsi="Wingdings" w:hint="default"/>
+      </w:rPr>
+    </w:lvl>
+    <w:lvl w:ilvl="3" w:tplc="04090001" w:tentative="1">
+      <w:start w:val="1"/>
+      <w:numFmt w:val="bullet"/>
+      <w:lvlText w:val=""/>
+      <w:lvlJc w:val="left"/>
+      <w:pPr>
+        <w:ind w:left="2880" w:hanging="360"/>
+      </w:pPr>
+      <w:rPr>
+        <w:rFonts w:ascii="Symbol" w:hAnsi="Symbol" w:hint="default"/>
+      </w:rPr>
+    </w:lvl>
+    <w:lvl w:ilvl="4" w:tplc="04090003" w:tentative="1">
+      <w:start w:val="1"/>
+      <w:numFmt w:val="bullet"/>
+      <w:lvlText w:val="o"/>
+      <w:lvlJc w:val="left"/>
+      <w:pPr>
+        <w:ind w:left="3600" w:hanging="360"/>
+      </w:pPr>
+      <w:rPr>
+        <w:rFonts w:ascii="Courier New" w:hAnsi="Courier New" w:cs="Courier New" w:hint="default"/>
+      </w:rPr>
+    </w:lvl>
+    <w:lvl w:ilvl="5" w:tplc="04090005" w:tentative="1">
+      <w:start w:val="1"/>
+      <w:numFmt w:val="bullet"/>
+      <w:lvlText w:val=""/>
+      <w:lvlJc w:val="left"/>
+      <w:pPr>
+        <w:ind w:left="4320" w:hanging="360"/>
+      </w:pPr>
+      <w:rPr>
+        <w:rFonts w:ascii="Wingdings" w:hAnsi="Wingdings" w:hint="default"/>
+      </w:rPr>
+    </w:lvl>
+    <w:lvl w:ilvl="6" w:tplc="04090001" w:tentative="1">
+      <w:start w:val="1"/>
+      <w:numFmt w:val="bullet"/>
+      <w:lvlText w:val=""/>
+      <w:lvlJc w:val="left"/>
+      <w:pPr>
+        <w:ind w:left="5040" w:hanging="360"/>
+      </w:pPr>
+      <w:rPr>
+        <w:rFonts w:ascii="Symbol" w:hAnsi="Symbol" w:hint="default"/>
+      </w:rPr>
+    </w:lvl>
+    <w:lvl w:ilvl="7" w:tplc="04090003" w:tentative="1">
+      <w:start w:val="1"/>
+      <w:numFmt w:val="bullet"/>
+      <w:lvlText w:val="o"/>
+      <w:lvlJc w:val="left"/>
+      <w:pPr>
+        <w:ind w:left="5760" w:hanging="360"/>
+      </w:pPr>
+      <w:rPr>
+        <w:rFonts w:ascii="Courier New" w:hAnsi="Courier New" w:cs="Courier New" w:hint="default"/>
+      </w:rPr>
+    </w:lvl>
+    <w:lvl w:ilvl="8" w:tplc="04090005" w:tentative="1">
+      <w:start w:val="1"/>
+      <w:numFmt w:val="bullet"/>
+      <w:lvlText w:val=""/>
+      <w:lvlJc w:val="left"/>
+      <w:pPr>
+        <w:ind w:left="6480" w:hanging="360"/>
+      </w:pPr>
+      <w:rPr>
+        <w:rFonts w:ascii="Wingdings" w:hAnsi="Wingdings" w:hint="default"/>
+      </w:rPr>
+    </w:lvl>
+  </w:abstractNum>
+  <w:abstractNum w:abstractNumId="5" w15:restartNumberingAfterBreak="0">
+    <w:nsid w:val="67904D1C"/>
+    <w:multiLevelType w:val="hybridMultilevel"/>
+    <w:tmpl w:val="A9DE5E00"/>
+    <w:lvl w:ilvl="0" w:tplc="99CEFCD2">
+      <w:numFmt w:val="bullet"/>
+      <w:lvlText w:val="-"/>
+      <w:lvlJc w:val="left"/>
+      <w:pPr>
+        <w:ind w:left="720" w:hanging="360"/>
+      </w:pPr>
+      <w:rPr>
+        <w:rFonts w:ascii="Aptos" w:eastAsiaTheme="minorHAnsi" w:hAnsi="Aptos" w:cstheme="minorBidi" w:hint="default"/>
+      </w:rPr>
+    </w:lvl>
+    <w:lvl w:ilvl="1" w:tplc="04090003" w:tentative="1">
+      <w:start w:val="1"/>
+      <w:numFmt w:val="bullet"/>
+      <w:lvlText w:val="o"/>
+      <w:lvlJc w:val="left"/>
+      <w:pPr>
+        <w:ind w:left="1440" w:hanging="360"/>
+      </w:pPr>
+      <w:rPr>
+        <w:rFonts w:ascii="Courier New" w:hAnsi="Courier New" w:cs="Courier New" w:hint="default"/>
+      </w:rPr>
+    </w:lvl>
+    <w:lvl w:ilvl="2" w:tplc="04090005" w:tentative="1">
+      <w:start w:val="1"/>
+      <w:numFmt w:val="bullet"/>
+      <w:lvlText w:val=""/>
+      <w:lvlJc w:val="left"/>
+      <w:pPr>
+        <w:ind w:left="2160" w:hanging="360"/>
+      </w:pPr>
+      <w:rPr>
+        <w:rFonts w:ascii="Wingdings" w:hAnsi="Wingdings" w:hint="default"/>
+      </w:rPr>
+    </w:lvl>
+    <w:lvl w:ilvl="3" w:tplc="04090001" w:tentative="1">
+      <w:start w:val="1"/>
+      <w:numFmt w:val="bullet"/>
+      <w:lvlText w:val=""/>
+      <w:lvlJc w:val="left"/>
+      <w:pPr>
+        <w:ind w:left="2880" w:hanging="360"/>
+      </w:pPr>
+      <w:rPr>
+        <w:rFonts w:ascii="Symbol" w:hAnsi="Symbol" w:hint="default"/>
+      </w:rPr>
+    </w:lvl>
+    <w:lvl w:ilvl="4" w:tplc="04090003" w:tentative="1">
+      <w:start w:val="1"/>
+      <w:numFmt w:val="bullet"/>
+      <w:lvlText w:val="o"/>
+      <w:lvlJc w:val="left"/>
+      <w:pPr>
+        <w:ind w:left="3600" w:hanging="360"/>
+      </w:pPr>
+      <w:rPr>
+        <w:rFonts w:ascii="Courier New" w:hAnsi="Courier New" w:cs="Courier New" w:hint="default"/>
+      </w:rPr>
+    </w:lvl>
+    <w:lvl w:ilvl="5" w:tplc="04090005" w:tentative="1">
+      <w:start w:val="1"/>
+      <w:numFmt w:val="bullet"/>
+      <w:lvlText w:val=""/>
+      <w:lvlJc w:val="left"/>
+      <w:pPr>
+        <w:ind w:left="4320" w:hanging="360"/>
+      </w:pPr>
+      <w:rPr>
+        <w:rFonts w:ascii="Wingdings" w:hAnsi="Wingdings" w:hint="default"/>
+      </w:rPr>
+    </w:lvl>
+    <w:lvl w:ilvl="6" w:tplc="04090001" w:tentative="1">
+      <w:start w:val="1"/>
+      <w:numFmt w:val="bullet"/>
+      <w:lvlText w:val=""/>
+      <w:lvlJc w:val="left"/>
+      <w:pPr>
+        <w:ind w:left="5040" w:hanging="360"/>
+      </w:pPr>
+      <w:rPr>
+        <w:rFonts w:ascii="Symbol" w:hAnsi="Symbol" w:hint="default"/>
+      </w:rPr>
+    </w:lvl>
+    <w:lvl w:ilvl="7" w:tplc="04090003" w:tentative="1">
+      <w:start w:val="1"/>
+      <w:numFmt w:val="bullet"/>
+      <w:lvlText w:val="o"/>
+      <w:lvlJc w:val="left"/>
+      <w:pPr>
+        <w:ind w:left="5760" w:hanging="360"/>
+      </w:pPr>
+      <w:rPr>
+        <w:rFonts w:ascii="Courier New" w:hAnsi="Courier New" w:cs="Courier New" w:hint="default"/>
+      </w:rPr>
+    </w:lvl>
+    <w:lvl w:ilvl="8" w:tplc="04090005" w:tentative="1">
+      <w:start w:val="1"/>
+      <w:numFmt w:val="bullet"/>
+      <w:lvlText w:val=""/>
+      <w:lvlJc w:val="left"/>
+      <w:pPr>
+        <w:ind w:left="6480" w:hanging="360"/>
+      </w:pPr>
+      <w:rPr>
+        <w:rFonts w:ascii="Wingdings" w:hAnsi="Wingdings" w:hint="default"/>
+      </w:rPr>
+    </w:lvl>
+  </w:abstractNum>
+  <w:abstractNum w:abstractNumId="6" w15:restartNumberingAfterBreak="0">
+    <w:nsid w:val="73345068"/>
+    <w:multiLevelType w:val="hybridMultilevel"/>
+    <w:tmpl w:val="63669860"/>
+    <w:lvl w:ilvl="0" w:tplc="04090001">
+      <w:start w:val="1"/>
+      <w:numFmt w:val="bullet"/>
+      <w:lvlText w:val=""/>
+      <w:lvlJc w:val="left"/>
+      <w:pPr>
+        <w:ind w:left="720" w:hanging="360"/>
+      </w:pPr>
+      <w:rPr>
+        <w:rFonts w:ascii="Symbol" w:hAnsi="Symbol" w:hint="default"/>
+      </w:rPr>
+    </w:lvl>
+    <w:lvl w:ilvl="1" w:tplc="04090003" w:tentative="1">
+      <w:start w:val="1"/>
+      <w:numFmt w:val="bullet"/>
+      <w:lvlText w:val="o"/>
+      <w:lvlJc w:val="left"/>
+      <w:pPr>
+        <w:ind w:left="1440" w:hanging="360"/>
+      </w:pPr>
+      <w:rPr>
+        <w:rFonts w:ascii="Courier New" w:hAnsi="Courier New" w:cs="Courier New" w:hint="default"/>
+      </w:rPr>
+    </w:lvl>
+    <w:lvl w:ilvl="2" w:tplc="04090005" w:tentative="1">
+      <w:start w:val="1"/>
+      <w:numFmt w:val="bullet"/>
+      <w:lvlText w:val=""/>
+      <w:lvlJc w:val="left"/>
+      <w:pPr>
+        <w:ind w:left="2160" w:hanging="360"/>
+      </w:pPr>
+      <w:rPr>
+        <w:rFonts w:ascii="Wingdings" w:hAnsi="Wingdings" w:hint="default"/>
+      </w:rPr>
+    </w:lvl>
+    <w:lvl w:ilvl="3" w:tplc="04090001" w:tentative="1">
+      <w:start w:val="1"/>
+      <w:numFmt w:val="bullet"/>
+      <w:lvlText w:val=""/>
+      <w:lvlJc w:val="left"/>
+      <w:pPr>
+        <w:ind w:left="2880" w:hanging="360"/>
+      </w:pPr>
+      <w:rPr>
+        <w:rFonts w:ascii="Symbol" w:hAnsi="Symbol" w:hint="default"/>
+      </w:rPr>
+    </w:lvl>
+    <w:lvl w:ilvl="4" w:tplc="04090003" w:tentative="1">
+      <w:start w:val="1"/>
+      <w:numFmt w:val="bullet"/>
+      <w:lvlText w:val="o"/>
+      <w:lvlJc w:val="left"/>
+      <w:pPr>
+        <w:ind w:left="3600" w:hanging="360"/>
+      </w:pPr>
+      <w:rPr>
+        <w:rFonts w:ascii="Courier New" w:hAnsi="Courier New" w:cs="Courier New" w:hint="default"/>
+      </w:rPr>
+    </w:lvl>
+    <w:lvl w:ilvl="5" w:tplc="04090005" w:tentative="1">
+      <w:start w:val="1"/>
+      <w:numFmt w:val="bullet"/>
+      <w:lvlText w:val=""/>
+      <w:lvlJc w:val="left"/>
+      <w:pPr>
+        <w:ind w:left="4320" w:hanging="360"/>
+      </w:pPr>
+      <w:rPr>
+        <w:rFonts w:ascii="Wingdings" w:hAnsi="Wingdings" w:hint="default"/>
+      </w:rPr>
+    </w:lvl>
+    <w:lvl w:ilvl="6" w:tplc="04090001" w:tentative="1">
+      <w:start w:val="1"/>
+      <w:numFmt w:val="bullet"/>
+      <w:lvlText w:val=""/>
+      <w:lvlJc w:val="left"/>
+      <w:pPr>
+        <w:ind w:left="5040" w:hanging="360"/>
+      </w:pPr>
+      <w:rPr>
+        <w:rFonts w:ascii="Symbol" w:hAnsi="Symbol" w:hint="default"/>
+      </w:rPr>
+    </w:lvl>
+    <w:lvl w:ilvl="7" w:tplc="04090003" w:tentative="1">
+      <w:start w:val="1"/>
+      <w:numFmt w:val="bullet"/>
+      <w:lvlText w:val="o"/>
+      <w:lvlJc w:val="left"/>
+      <w:pPr>
+        <w:ind w:left="5760" w:hanging="360"/>
+      </w:pPr>
+      <w:rPr>
+        <w:rFonts w:ascii="Courier New" w:hAnsi="Courier New" w:cs="Courier New" w:hint="default"/>
+      </w:rPr>
+    </w:lvl>
+    <w:lvl w:ilvl="8" w:tplc="04090005" w:tentative="1">
+      <w:start w:val="1"/>
+      <w:numFmt w:val="bullet"/>
+      <w:lvlText w:val=""/>
+      <w:lvlJc w:val="left"/>
+      <w:pPr>
+        <w:ind w:left="6480" w:hanging="360"/>
+      </w:pPr>
+      <w:rPr>
+        <w:rFonts w:ascii="Wingdings" w:hAnsi="Wingdings" w:hint="default"/>
+      </w:rPr>
+    </w:lvl>
+  </w:abstractNum>
+  <w:abstractNum w:abstractNumId="7" w15:restartNumberingAfterBreak="0">
+    <w:nsid w:val="7C00699B"/>
+    <w:multiLevelType w:val="hybridMultilevel"/>
+    <w:tmpl w:val="1BAAB032"/>
+    <w:lvl w:ilvl="0" w:tplc="3EDA9D6E">
+      <w:start w:val="1"/>
+      <w:numFmt w:val="bullet"/>
+      <w:lvlText w:val="-"/>
+      <w:lvlJc w:val="left"/>
+      <w:pPr>
+        <w:ind w:left="720" w:hanging="360"/>
+      </w:pPr>
+      <w:rPr>
+        <w:rFonts w:ascii="Aptos" w:eastAsiaTheme="minorHAnsi" w:hAnsi="Aptos" w:cstheme="minorBidi" w:hint="default"/>
+        <w:color w:val="156082" w:themeColor="accent1"/>
+      </w:rPr>
+    </w:lvl>
+    <w:lvl w:ilvl="1" w:tplc="04090003" w:tentative="1">
+      <w:start w:val="1"/>
+      <w:numFmt w:val="bullet"/>
+      <w:lvlText w:val="o"/>
+      <w:lvlJc w:val="left"/>
+      <w:pPr>
+        <w:ind w:left="1440" w:hanging="360"/>
+      </w:pPr>
+      <w:rPr>
+        <w:rFonts w:ascii="Courier New" w:hAnsi="Courier New" w:cs="Courier New" w:hint="default"/>
+      </w:rPr>
+    </w:lvl>
+    <w:lvl w:ilvl="2" w:tplc="04090005" w:tentative="1">
+      <w:start w:val="1"/>
+      <w:numFmt w:val="bullet"/>
+      <w:lvlText w:val=""/>
+      <w:lvlJc w:val="left"/>
+      <w:pPr>
+        <w:ind w:left="2160" w:hanging="360"/>
+      </w:pPr>
+      <w:rPr>
+        <w:rFonts w:ascii="Wingdings" w:hAnsi="Wingdings" w:hint="default"/>
+      </w:rPr>
+    </w:lvl>
+    <w:lvl w:ilvl="3" w:tplc="04090001" w:tentative="1">
+      <w:start w:val="1"/>
+      <w:numFmt w:val="bullet"/>
+      <w:lvlText w:val=""/>
+      <w:lvlJc w:val="left"/>
+      <w:pPr>
+        <w:ind w:left="2880" w:hanging="360"/>
+      </w:pPr>
+      <w:rPr>
+        <w:rFonts w:ascii="Symbol" w:hAnsi="Symbol" w:hint="default"/>
+      </w:rPr>
+    </w:lvl>
+    <w:lvl w:ilvl="4" w:tplc="04090003" w:tentative="1">
+      <w:start w:val="1"/>
+      <w:numFmt w:val="bullet"/>
+      <w:lvlText w:val="o"/>
+      <w:lvlJc w:val="left"/>
+      <w:pPr>
+        <w:ind w:left="3600" w:hanging="360"/>
+      </w:pPr>
+      <w:rPr>
+        <w:rFonts w:ascii="Courier New" w:hAnsi="Courier New" w:cs="Courier New" w:hint="default"/>
+      </w:rPr>
+    </w:lvl>
+    <w:lvl w:ilvl="5" w:tplc="04090005" w:tentative="1">
+      <w:start w:val="1"/>
+      <w:numFmt w:val="bullet"/>
+      <w:lvlText w:val=""/>
+      <w:lvlJc w:val="left"/>
+      <w:pPr>
+        <w:ind w:left="4320" w:hanging="360"/>
+      </w:pPr>
+      <w:rPr>
+        <w:rFonts w:ascii="Wingdings" w:hAnsi="Wingdings" w:hint="default"/>
+      </w:rPr>
+    </w:lvl>
+    <w:lvl w:ilvl="6" w:tplc="04090001" w:tentative="1">
+      <w:start w:val="1"/>
+      <w:numFmt w:val="bullet"/>
+      <w:lvlText w:val=""/>
+      <w:lvlJc w:val="left"/>
+      <w:pPr>
+        <w:ind w:left="5040" w:hanging="360"/>
+      </w:pPr>
+      <w:rPr>
+        <w:rFonts w:ascii="Symbol" w:hAnsi="Symbol" w:hint="default"/>
+      </w:rPr>
+    </w:lvl>
+    <w:lvl w:ilvl="7" w:tplc="04090003" w:tentative="1">
+      <w:start w:val="1"/>
+      <w:numFmt w:val="bullet"/>
+      <w:lvlText w:val="o"/>
+      <w:lvlJc w:val="left"/>
+      <w:pPr>
+        <w:ind w:left="5760" w:hanging="360"/>
+      </w:pPr>
+      <w:rPr>
+        <w:rFonts w:ascii="Courier New" w:hAnsi="Courier New" w:cs="Courier New" w:hint="default"/>
+      </w:rPr>
+    </w:lvl>
+    <w:lvl w:ilvl="8" w:tplc="04090005" w:tentative="1">
+      <w:start w:val="1"/>
+      <w:numFmt w:val="bullet"/>
+      <w:lvlText w:val=""/>
+      <w:lvlJc w:val="left"/>
+      <w:pPr>
+        <w:ind w:left="6480" w:hanging="360"/>
+      </w:pPr>
+      <w:rPr>
+        <w:rFonts w:ascii="Wingdings" w:hAnsi="Wingdings" w:hint="default"/>
+      </w:rPr>
+    </w:lvl>
+  </w:abstractNum>
+  <w:num w:numId="1" w16cid:durableId="2075853349">
+    <w:abstractNumId w:val="0"/>
+  </w:num>
+  <w:num w:numId="2" w16cid:durableId="408963137">
+    <w:abstractNumId w:val="3"/>
+  </w:num>
+  <w:num w:numId="3" w16cid:durableId="789083680">
+    <w:abstractNumId w:val="1"/>
+  </w:num>
+  <w:num w:numId="4" w16cid:durableId="910429058">
+    <w:abstractNumId w:val="7"/>
+  </w:num>
+  <w:num w:numId="5" w16cid:durableId="730546050">
+    <w:abstractNumId w:val="2"/>
+  </w:num>
+  <w:num w:numId="6" w16cid:durableId="2018730442">
+    <w:abstractNumId w:val="5"/>
+  </w:num>
+  <w:num w:numId="7" w16cid:durableId="1527257760">
+    <w:abstractNumId w:val="4"/>
+  </w:num>
+  <w:num w:numId="8" w16cid:durableId="1754627139">
+    <w:abstractNumId w:val="6"/>
+  </w:num>
+</w:numbering>
 </file>
 
 <file path=word/styles.xml><?xml version="1.0" encoding="utf-8"?>
@@ -413,6 +5583,7 @@
   <w:style w:type="paragraph" w:default="1" w:styleId="Normal">
     <w:name w:val="Normal"/>
     <w:qFormat/>
+    <w:rsid w:val="00017315"/>
   </w:style>
   <w:style w:type="paragraph" w:styleId="Heading1">
     <w:name w:val="heading 1"/>
@@ -421,11 +5592,11 @@
     <w:link w:val="Heading1Char"/>
     <w:uiPriority w:val="9"/>
     <w:qFormat/>
-    <w:rsid w:val="0021579A"/>
+    <w:rsid w:val="00D253DD"/>
     <w:pPr>
       <w:keepNext/>
       <w:keepLines/>
-      <w:spacing w:before="360" w:after="80"/>
+      <w:spacing w:before="360" w:after="0"/>
       <w:outlineLvl w:val="0"/>
     </w:pPr>
     <w:rPr>
@@ -433,6 +5604,7 @@
       <w:color w:val="0F4761" w:themeColor="accent1" w:themeShade="BF"/>
       <w:sz w:val="40"/>
       <w:szCs w:val="40"/>
+      <w:lang w:val="fr-CA"/>
     </w:rPr>
   </w:style>
   <w:style w:type="paragraph" w:styleId="Heading2">
@@ -645,12 +5817,13 @@
     <w:basedOn w:val="DefaultParagraphFont"/>
     <w:link w:val="Heading1"/>
     <w:uiPriority w:val="9"/>
-    <w:rsid w:val="0021579A"/>
+    <w:rsid w:val="00D253DD"/>
     <w:rPr>
       <w:rFonts w:asciiTheme="majorHAnsi" w:eastAsiaTheme="majorEastAsia" w:hAnsiTheme="majorHAnsi" w:cstheme="majorBidi"/>
       <w:color w:val="0F4761" w:themeColor="accent1" w:themeShade="BF"/>
       <w:sz w:val="40"/>
       <w:szCs w:val="40"/>
+      <w:lang w:val="fr-CA"/>
     </w:rPr>
   </w:style>
   <w:style w:type="character" w:customStyle="1" w:styleId="Heading2Char">
@@ -795,37 +5968,24 @@
   </w:style>
   <w:style w:type="paragraph" w:styleId="Subtitle">
     <w:name w:val="Subtitle"/>
-    <w:basedOn w:val="Normal"/>
+    <w:basedOn w:val="BodyText"/>
     <w:next w:val="Normal"/>
     <w:link w:val="SubtitleChar"/>
     <w:uiPriority w:val="11"/>
     <w:qFormat/>
-    <w:rsid w:val="0021579A"/>
-    <w:pPr>
-      <w:numPr>
-        <w:ilvl w:val="1"/>
-      </w:numPr>
-    </w:pPr>
-    <w:rPr>
-      <w:rFonts w:eastAsiaTheme="majorEastAsia" w:cstheme="majorBidi"/>
-      <w:color w:val="595959" w:themeColor="text1" w:themeTint="A6"/>
-      <w:spacing w:val="15"/>
-      <w:sz w:val="28"/>
-      <w:szCs w:val="28"/>
-    </w:rPr>
+    <w:rsid w:val="00D253DD"/>
   </w:style>
   <w:style w:type="character" w:customStyle="1" w:styleId="SubtitleChar">
     <w:name w:val="Subtitle Char"/>
     <w:basedOn w:val="DefaultParagraphFont"/>
     <w:link w:val="Subtitle"/>
     <w:uiPriority w:val="11"/>
-    <w:rsid w:val="0021579A"/>
+    <w:rsid w:val="00D253DD"/>
     <w:rPr>
-      <w:rFonts w:eastAsiaTheme="majorEastAsia" w:cstheme="majorBidi"/>
-      <w:color w:val="595959" w:themeColor="text1" w:themeTint="A6"/>
-      <w:spacing w:val="15"/>
+      <w:color w:val="156082" w:themeColor="accent1"/>
       <w:sz w:val="28"/>
       <w:szCs w:val="28"/>
+      <w:lang w:val="fr-CA"/>
     </w:rPr>
   </w:style>
   <w:style w:type="paragraph" w:styleId="Quote">
@@ -928,6 +6088,139 @@
       <w:smallCaps/>
       <w:color w:val="0F4761" w:themeColor="accent1" w:themeShade="BF"/>
       <w:spacing w:val="5"/>
+    </w:rPr>
+  </w:style>
+  <w:style w:type="character" w:styleId="Hyperlink">
+    <w:name w:val="Hyperlink"/>
+    <w:basedOn w:val="DefaultParagraphFont"/>
+    <w:uiPriority w:val="99"/>
+    <w:unhideWhenUsed/>
+    <w:rsid w:val="00802C86"/>
+    <w:rPr>
+      <w:color w:val="467886" w:themeColor="hyperlink"/>
+      <w:u w:val="single"/>
+    </w:rPr>
+  </w:style>
+  <w:style w:type="character" w:styleId="UnresolvedMention">
+    <w:name w:val="Unresolved Mention"/>
+    <w:basedOn w:val="DefaultParagraphFont"/>
+    <w:uiPriority w:val="99"/>
+    <w:semiHidden/>
+    <w:unhideWhenUsed/>
+    <w:rsid w:val="00802C86"/>
+    <w:rPr>
+      <w:color w:val="605E5C"/>
+      <w:shd w:val="clear" w:color="auto" w:fill="E1DFDD"/>
+    </w:rPr>
+  </w:style>
+  <w:style w:type="paragraph" w:styleId="Header">
+    <w:name w:val="header"/>
+    <w:basedOn w:val="Normal"/>
+    <w:link w:val="HeaderChar"/>
+    <w:uiPriority w:val="99"/>
+    <w:unhideWhenUsed/>
+    <w:rsid w:val="00325116"/>
+    <w:pPr>
+      <w:tabs>
+        <w:tab w:val="center" w:pos="4680"/>
+        <w:tab w:val="right" w:pos="9360"/>
+      </w:tabs>
+      <w:spacing w:after="0" w:line="240" w:lineRule="auto"/>
+    </w:pPr>
+  </w:style>
+  <w:style w:type="character" w:customStyle="1" w:styleId="HeaderChar">
+    <w:name w:val="Header Char"/>
+    <w:basedOn w:val="DefaultParagraphFont"/>
+    <w:link w:val="Header"/>
+    <w:uiPriority w:val="99"/>
+    <w:rsid w:val="00325116"/>
+  </w:style>
+  <w:style w:type="paragraph" w:styleId="Footer">
+    <w:name w:val="footer"/>
+    <w:basedOn w:val="Normal"/>
+    <w:link w:val="FooterChar"/>
+    <w:uiPriority w:val="99"/>
+    <w:unhideWhenUsed/>
+    <w:rsid w:val="00325116"/>
+    <w:pPr>
+      <w:tabs>
+        <w:tab w:val="center" w:pos="4680"/>
+        <w:tab w:val="right" w:pos="9360"/>
+      </w:tabs>
+      <w:spacing w:after="0" w:line="240" w:lineRule="auto"/>
+    </w:pPr>
+  </w:style>
+  <w:style w:type="character" w:customStyle="1" w:styleId="FooterChar">
+    <w:name w:val="Footer Char"/>
+    <w:basedOn w:val="DefaultParagraphFont"/>
+    <w:link w:val="Footer"/>
+    <w:uiPriority w:val="99"/>
+    <w:rsid w:val="00325116"/>
+  </w:style>
+  <w:style w:type="paragraph" w:styleId="FootnoteText">
+    <w:name w:val="footnote text"/>
+    <w:basedOn w:val="Normal"/>
+    <w:link w:val="FootnoteTextChar"/>
+    <w:uiPriority w:val="99"/>
+    <w:semiHidden/>
+    <w:unhideWhenUsed/>
+    <w:rsid w:val="00325116"/>
+    <w:pPr>
+      <w:spacing w:after="0" w:line="240" w:lineRule="auto"/>
+    </w:pPr>
+    <w:rPr>
+      <w:sz w:val="20"/>
+      <w:szCs w:val="20"/>
+    </w:rPr>
+  </w:style>
+  <w:style w:type="character" w:customStyle="1" w:styleId="FootnoteTextChar">
+    <w:name w:val="Footnote Text Char"/>
+    <w:basedOn w:val="DefaultParagraphFont"/>
+    <w:link w:val="FootnoteText"/>
+    <w:uiPriority w:val="99"/>
+    <w:semiHidden/>
+    <w:rsid w:val="00325116"/>
+    <w:rPr>
+      <w:sz w:val="20"/>
+      <w:szCs w:val="20"/>
+    </w:rPr>
+  </w:style>
+  <w:style w:type="character" w:styleId="FootnoteReference">
+    <w:name w:val="footnote reference"/>
+    <w:basedOn w:val="DefaultParagraphFont"/>
+    <w:uiPriority w:val="99"/>
+    <w:semiHidden/>
+    <w:unhideWhenUsed/>
+    <w:rsid w:val="00325116"/>
+    <w:rPr>
+      <w:vertAlign w:val="superscript"/>
+    </w:rPr>
+  </w:style>
+  <w:style w:type="paragraph" w:styleId="BodyText">
+    <w:name w:val="Body Text"/>
+    <w:basedOn w:val="Normal"/>
+    <w:link w:val="BodyTextChar"/>
+    <w:uiPriority w:val="99"/>
+    <w:unhideWhenUsed/>
+    <w:rsid w:val="00D253DD"/>
+    <w:rPr>
+      <w:color w:val="156082" w:themeColor="accent1"/>
+      <w:sz w:val="28"/>
+      <w:szCs w:val="28"/>
+      <w:lang w:val="fr-CA"/>
+    </w:rPr>
+  </w:style>
+  <w:style w:type="character" w:customStyle="1" w:styleId="BodyTextChar">
+    <w:name w:val="Body Text Char"/>
+    <w:basedOn w:val="DefaultParagraphFont"/>
+    <w:link w:val="BodyText"/>
+    <w:uiPriority w:val="99"/>
+    <w:rsid w:val="00D253DD"/>
+    <w:rPr>
+      <w:color w:val="156082" w:themeColor="accent1"/>
+      <w:sz w:val="28"/>
+      <w:szCs w:val="28"/>
+      <w:lang w:val="fr-CA"/>
     </w:rPr>
   </w:style>
 </w:styles>
